--- a/jira_clone/report/final/SDD_ManageTicketTracking.docx
+++ b/jira_clone/report/final/SDD_ManageTicketTracking.docx
@@ -145,7 +145,15 @@
         <w:t>LWC:</w:t>
       </w:r>
       <w:r>
-        <w:t xml:space="preserve"> force-app/main/default/lwc/manageTicketTracking/ </w:t>
+        <w:t xml:space="preserve"> force-app/main/default/lwc/</w:t>
+      </w:r>
+      <w:proofErr w:type="spellStart"/>
+      <w:r>
+        <w:t>manageTicketTracking</w:t>
+      </w:r>
+      <w:proofErr w:type="spellEnd"/>
+      <w:r>
+        <w:t xml:space="preserve">/ </w:t>
       </w:r>
       <w:r>
         <w:rPr>
@@ -179,7 +187,23 @@
           <w:rFonts w:ascii="Consolas" w:eastAsia="Consolas" w:hAnsi="Consolas" w:cs="Consolas"/>
           <w:sz w:val="18"/>
         </w:rPr>
-        <w:t>┌─ manageTicketTracking (parent LWC) ─────────────────────────────────────────┐</w:t>
+        <w:t xml:space="preserve">┌─ </w:t>
+      </w:r>
+      <w:proofErr w:type="spellStart"/>
+      <w:r>
+        <w:rPr>
+          <w:rFonts w:ascii="Consolas" w:eastAsia="Consolas" w:hAnsi="Consolas" w:cs="Consolas"/>
+          <w:sz w:val="18"/>
+        </w:rPr>
+        <w:t>manageTicketTracking</w:t>
+      </w:r>
+      <w:proofErr w:type="spellEnd"/>
+      <w:r>
+        <w:rPr>
+          <w:rFonts w:ascii="Consolas" w:eastAsia="Consolas" w:hAnsi="Consolas" w:cs="Consolas"/>
+          <w:sz w:val="18"/>
+        </w:rPr>
+        <w:t xml:space="preserve"> (parent LWC) ─────────────────────────────────────────┐</w:t>
       </w:r>
       <w:r>
         <w:br/>
@@ -199,7 +223,55 @@
           <w:rFonts w:ascii="Consolas" w:eastAsia="Consolas" w:hAnsi="Consolas" w:cs="Consolas"/>
           <w:sz w:val="18"/>
         </w:rPr>
-        <w:t>│   each ticket carries: ticketType{ workflowTransitions[] }, ticketTypeName,  │</w:t>
+        <w:t xml:space="preserve">│   each ticket carries: </w:t>
+      </w:r>
+      <w:proofErr w:type="spellStart"/>
+      <w:r>
+        <w:rPr>
+          <w:rFonts w:ascii="Consolas" w:eastAsia="Consolas" w:hAnsi="Consolas" w:cs="Consolas"/>
+          <w:sz w:val="18"/>
+        </w:rPr>
+        <w:t>ticketType</w:t>
+      </w:r>
+      <w:proofErr w:type="spellEnd"/>
+      <w:r>
+        <w:rPr>
+          <w:rFonts w:ascii="Consolas" w:eastAsia="Consolas" w:hAnsi="Consolas" w:cs="Consolas"/>
+          <w:sz w:val="18"/>
+        </w:rPr>
+        <w:t xml:space="preserve">{ </w:t>
+      </w:r>
+      <w:proofErr w:type="spellStart"/>
+      <w:r>
+        <w:rPr>
+          <w:rFonts w:ascii="Consolas" w:eastAsia="Consolas" w:hAnsi="Consolas" w:cs="Consolas"/>
+          <w:sz w:val="18"/>
+        </w:rPr>
+        <w:t>workflowTransitions</w:t>
+      </w:r>
+      <w:proofErr w:type="spellEnd"/>
+      <w:r>
+        <w:rPr>
+          <w:rFonts w:ascii="Consolas" w:eastAsia="Consolas" w:hAnsi="Consolas" w:cs="Consolas"/>
+          <w:sz w:val="18"/>
+        </w:rPr>
+        <w:t xml:space="preserve">[] }, </w:t>
+      </w:r>
+      <w:proofErr w:type="spellStart"/>
+      <w:r>
+        <w:rPr>
+          <w:rFonts w:ascii="Consolas" w:eastAsia="Consolas" w:hAnsi="Consolas" w:cs="Consolas"/>
+          <w:sz w:val="18"/>
+        </w:rPr>
+        <w:t>ticketTypeName</w:t>
+      </w:r>
+      <w:proofErr w:type="spellEnd"/>
+      <w:r>
+        <w:rPr>
+          <w:rFonts w:ascii="Consolas" w:eastAsia="Consolas" w:hAnsi="Consolas" w:cs="Consolas"/>
+          <w:sz w:val="18"/>
+        </w:rPr>
+        <w:t>,  │</w:t>
       </w:r>
       <w:r>
         <w:br/>
@@ -209,7 +281,39 @@
           <w:rFonts w:ascii="Consolas" w:eastAsia="Consolas" w:hAnsi="Consolas" w:cs="Consolas"/>
           <w:sz w:val="18"/>
         </w:rPr>
-        <w:t>│   assigneeName, isEndStatus, key  + _statuses[] (the board lanes)            │</w:t>
+        <w:t xml:space="preserve">│   </w:t>
+      </w:r>
+      <w:proofErr w:type="spellStart"/>
+      <w:r>
+        <w:rPr>
+          <w:rFonts w:ascii="Consolas" w:eastAsia="Consolas" w:hAnsi="Consolas" w:cs="Consolas"/>
+          <w:sz w:val="18"/>
+        </w:rPr>
+        <w:t>assigneeName</w:t>
+      </w:r>
+      <w:proofErr w:type="spellEnd"/>
+      <w:r>
+        <w:rPr>
+          <w:rFonts w:ascii="Consolas" w:eastAsia="Consolas" w:hAnsi="Consolas" w:cs="Consolas"/>
+          <w:sz w:val="18"/>
+        </w:rPr>
+        <w:t xml:space="preserve">, </w:t>
+      </w:r>
+      <w:proofErr w:type="spellStart"/>
+      <w:r>
+        <w:rPr>
+          <w:rFonts w:ascii="Consolas" w:eastAsia="Consolas" w:hAnsi="Consolas" w:cs="Consolas"/>
+          <w:sz w:val="18"/>
+        </w:rPr>
+        <w:t>isEndStatus</w:t>
+      </w:r>
+      <w:proofErr w:type="spellEnd"/>
+      <w:r>
+        <w:rPr>
+          <w:rFonts w:ascii="Consolas" w:eastAsia="Consolas" w:hAnsi="Consolas" w:cs="Consolas"/>
+          <w:sz w:val="18"/>
+        </w:rPr>
+        <w:t>, key  + _statuses[] (the board lanes)            │</w:t>
       </w:r>
       <w:r>
         <w:br/>
@@ -219,7 +323,23 @@
           <w:rFonts w:ascii="Consolas" w:eastAsia="Consolas" w:hAnsi="Consolas" w:cs="Consolas"/>
           <w:sz w:val="18"/>
         </w:rPr>
-        <w:t>│ UI-only state (outside principal): _activeTicketViewId, drag state,          │</w:t>
+        <w:t>│ UI-only state (outside principal): _</w:t>
+      </w:r>
+      <w:proofErr w:type="spellStart"/>
+      <w:r>
+        <w:rPr>
+          <w:rFonts w:ascii="Consolas" w:eastAsia="Consolas" w:hAnsi="Consolas" w:cs="Consolas"/>
+          <w:sz w:val="18"/>
+        </w:rPr>
+        <w:t>activeTicketViewId</w:t>
+      </w:r>
+      <w:proofErr w:type="spellEnd"/>
+      <w:r>
+        <w:rPr>
+          <w:rFonts w:ascii="Consolas" w:eastAsia="Consolas" w:hAnsi="Consolas" w:cs="Consolas"/>
+          <w:sz w:val="18"/>
+        </w:rPr>
+        <w:t>, drag state,          │</w:t>
       </w:r>
       <w:r>
         <w:br/>
@@ -229,7 +349,55 @@
           <w:rFonts w:ascii="Consolas" w:eastAsia="Consolas" w:hAnsi="Consolas" w:cs="Consolas"/>
           <w:sz w:val="18"/>
         </w:rPr>
-        <w:t>│   _searchTerm/_ticketSearchResults, _linkedTo/_subtasks/_history/_comments   │</w:t>
+        <w:t>│   _</w:t>
+      </w:r>
+      <w:proofErr w:type="spellStart"/>
+      <w:r>
+        <w:rPr>
+          <w:rFonts w:ascii="Consolas" w:eastAsia="Consolas" w:hAnsi="Consolas" w:cs="Consolas"/>
+          <w:sz w:val="18"/>
+        </w:rPr>
+        <w:t>searchTerm</w:t>
+      </w:r>
+      <w:proofErr w:type="spellEnd"/>
+      <w:r>
+        <w:rPr>
+          <w:rFonts w:ascii="Consolas" w:eastAsia="Consolas" w:hAnsi="Consolas" w:cs="Consolas"/>
+          <w:sz w:val="18"/>
+        </w:rPr>
+        <w:t>/_</w:t>
+      </w:r>
+      <w:proofErr w:type="spellStart"/>
+      <w:r>
+        <w:rPr>
+          <w:rFonts w:ascii="Consolas" w:eastAsia="Consolas" w:hAnsi="Consolas" w:cs="Consolas"/>
+          <w:sz w:val="18"/>
+        </w:rPr>
+        <w:t>ticketSearchResults</w:t>
+      </w:r>
+      <w:proofErr w:type="spellEnd"/>
+      <w:r>
+        <w:rPr>
+          <w:rFonts w:ascii="Consolas" w:eastAsia="Consolas" w:hAnsi="Consolas" w:cs="Consolas"/>
+          <w:sz w:val="18"/>
+        </w:rPr>
+        <w:t>, _</w:t>
+      </w:r>
+      <w:proofErr w:type="spellStart"/>
+      <w:r>
+        <w:rPr>
+          <w:rFonts w:ascii="Consolas" w:eastAsia="Consolas" w:hAnsi="Consolas" w:cs="Consolas"/>
+          <w:sz w:val="18"/>
+        </w:rPr>
+        <w:t>linkedTo</w:t>
+      </w:r>
+      <w:proofErr w:type="spellEnd"/>
+      <w:r>
+        <w:rPr>
+          <w:rFonts w:ascii="Consolas" w:eastAsia="Consolas" w:hAnsi="Consolas" w:cs="Consolas"/>
+          <w:sz w:val="18"/>
+        </w:rPr>
+        <w:t>/_subtasks/_history/_comments   │</w:t>
       </w:r>
       <w:r>
         <w:br/>
@@ -249,7 +417,39 @@
           <w:rFonts w:ascii="Consolas" w:eastAsia="Consolas" w:hAnsi="Consolas" w:cs="Consolas"/>
           <w:sz w:val="18"/>
         </w:rPr>
-        <w:t>│ Derived getters: columns · activeTicketViewModel · sprintDateRange ·         │</w:t>
+        <w:t xml:space="preserve">│ Derived getters: columns · </w:t>
+      </w:r>
+      <w:proofErr w:type="spellStart"/>
+      <w:r>
+        <w:rPr>
+          <w:rFonts w:ascii="Consolas" w:eastAsia="Consolas" w:hAnsi="Consolas" w:cs="Consolas"/>
+          <w:sz w:val="18"/>
+        </w:rPr>
+        <w:t>activeTicketViewModel</w:t>
+      </w:r>
+      <w:proofErr w:type="spellEnd"/>
+      <w:r>
+        <w:rPr>
+          <w:rFonts w:ascii="Consolas" w:eastAsia="Consolas" w:hAnsi="Consolas" w:cs="Consolas"/>
+          <w:sz w:val="18"/>
+        </w:rPr>
+        <w:t xml:space="preserve"> · </w:t>
+      </w:r>
+      <w:proofErr w:type="spellStart"/>
+      <w:r>
+        <w:rPr>
+          <w:rFonts w:ascii="Consolas" w:eastAsia="Consolas" w:hAnsi="Consolas" w:cs="Consolas"/>
+          <w:sz w:val="18"/>
+        </w:rPr>
+        <w:t>sprintDateRange</w:t>
+      </w:r>
+      <w:proofErr w:type="spellEnd"/>
+      <w:r>
+        <w:rPr>
+          <w:rFonts w:ascii="Consolas" w:eastAsia="Consolas" w:hAnsi="Consolas" w:cs="Consolas"/>
+          <w:sz w:val="18"/>
+        </w:rPr>
+        <w:t xml:space="preserve"> ·         │</w:t>
       </w:r>
       <w:r>
         <w:br/>
@@ -259,7 +459,55 @@
           <w:rFonts w:ascii="Consolas" w:eastAsia="Consolas" w:hAnsi="Consolas" w:cs="Consolas"/>
           <w:sz w:val="18"/>
         </w:rPr>
-        <w:t>│   storyPointsPercent · isTicketViewOpen · ticketViewSearchOptions            │</w:t>
+        <w:t xml:space="preserve">│   </w:t>
+      </w:r>
+      <w:proofErr w:type="spellStart"/>
+      <w:r>
+        <w:rPr>
+          <w:rFonts w:ascii="Consolas" w:eastAsia="Consolas" w:hAnsi="Consolas" w:cs="Consolas"/>
+          <w:sz w:val="18"/>
+        </w:rPr>
+        <w:t>storyPointsPercent</w:t>
+      </w:r>
+      <w:proofErr w:type="spellEnd"/>
+      <w:r>
+        <w:rPr>
+          <w:rFonts w:ascii="Consolas" w:eastAsia="Consolas" w:hAnsi="Consolas" w:cs="Consolas"/>
+          <w:sz w:val="18"/>
+        </w:rPr>
+        <w:t xml:space="preserve"> · </w:t>
+      </w:r>
+      <w:proofErr w:type="spellStart"/>
+      <w:r>
+        <w:rPr>
+          <w:rFonts w:ascii="Consolas" w:eastAsia="Consolas" w:hAnsi="Consolas" w:cs="Consolas"/>
+          <w:sz w:val="18"/>
+        </w:rPr>
+        <w:t>isTicketViewOpen</w:t>
+      </w:r>
+      <w:proofErr w:type="spellEnd"/>
+      <w:r>
+        <w:rPr>
+          <w:rFonts w:ascii="Consolas" w:eastAsia="Consolas" w:hAnsi="Consolas" w:cs="Consolas"/>
+          <w:sz w:val="18"/>
+        </w:rPr>
+        <w:t xml:space="preserve"> · </w:t>
+      </w:r>
+      <w:proofErr w:type="spellStart"/>
+      <w:r>
+        <w:rPr>
+          <w:rFonts w:ascii="Consolas" w:eastAsia="Consolas" w:hAnsi="Consolas" w:cs="Consolas"/>
+          <w:sz w:val="18"/>
+        </w:rPr>
+        <w:t>ticketViewSearchOptions</w:t>
+      </w:r>
+      <w:proofErr w:type="spellEnd"/>
+      <w:r>
+        <w:rPr>
+          <w:rFonts w:ascii="Consolas" w:eastAsia="Consolas" w:hAnsi="Consolas" w:cs="Consolas"/>
+          <w:sz w:val="18"/>
+        </w:rPr>
+        <w:t xml:space="preserve">            │</w:t>
       </w:r>
       <w:r>
         <w:br/>
@@ -289,7 +537,23 @@
           <w:rFonts w:ascii="Consolas" w:eastAsia="Consolas" w:hAnsi="Consolas" w:cs="Consolas"/>
           <w:sz w:val="18"/>
         </w:rPr>
-        <w:t>│   c-ticket-board-column (one per status): header(name+count) · cards ·       │</w:t>
+        <w:t>│   c-ticket-board-column (one per status): header(</w:t>
+      </w:r>
+      <w:proofErr w:type="spellStart"/>
+      <w:r>
+        <w:rPr>
+          <w:rFonts w:ascii="Consolas" w:eastAsia="Consolas" w:hAnsi="Consolas" w:cs="Consolas"/>
+          <w:sz w:val="18"/>
+        </w:rPr>
+        <w:t>name+count</w:t>
+      </w:r>
+      <w:proofErr w:type="spellEnd"/>
+      <w:r>
+        <w:rPr>
+          <w:rFonts w:ascii="Consolas" w:eastAsia="Consolas" w:hAnsi="Consolas" w:cs="Consolas"/>
+          <w:sz w:val="18"/>
+        </w:rPr>
+        <w:t>) · cards ·       │</w:t>
       </w:r>
       <w:r>
         <w:br/>
@@ -299,7 +563,39 @@
           <w:rFonts w:ascii="Consolas" w:eastAsia="Consolas" w:hAnsi="Consolas" w:cs="Consolas"/>
           <w:sz w:val="18"/>
         </w:rPr>
-        <w:t>│      'Drop here' when isValidTarget · card click -&gt; ticketviewopen ·         │</w:t>
+        <w:t xml:space="preserve">│      'Drop here' when </w:t>
+      </w:r>
+      <w:proofErr w:type="spellStart"/>
+      <w:r>
+        <w:rPr>
+          <w:rFonts w:ascii="Consolas" w:eastAsia="Consolas" w:hAnsi="Consolas" w:cs="Consolas"/>
+          <w:sz w:val="18"/>
+        </w:rPr>
+        <w:t>isValidTarget</w:t>
+      </w:r>
+      <w:proofErr w:type="spellEnd"/>
+      <w:r>
+        <w:rPr>
+          <w:rFonts w:ascii="Consolas" w:eastAsia="Consolas" w:hAnsi="Consolas" w:cs="Consolas"/>
+          <w:sz w:val="18"/>
+        </w:rPr>
+        <w:t xml:space="preserve"> · card click -&gt; </w:t>
+      </w:r>
+      <w:proofErr w:type="spellStart"/>
+      <w:r>
+        <w:rPr>
+          <w:rFonts w:ascii="Consolas" w:eastAsia="Consolas" w:hAnsi="Consolas" w:cs="Consolas"/>
+          <w:sz w:val="18"/>
+        </w:rPr>
+        <w:t>ticketviewopen</w:t>
+      </w:r>
+      <w:proofErr w:type="spellEnd"/>
+      <w:r>
+        <w:rPr>
+          <w:rFonts w:ascii="Consolas" w:eastAsia="Consolas" w:hAnsi="Consolas" w:cs="Consolas"/>
+          <w:sz w:val="18"/>
+        </w:rPr>
+        <w:t xml:space="preserve"> ·         │</w:t>
       </w:r>
       <w:r>
         <w:br/>
@@ -309,7 +605,23 @@
           <w:rFonts w:ascii="Consolas" w:eastAsia="Consolas" w:hAnsi="Consolas" w:cs="Consolas"/>
           <w:sz w:val="18"/>
         </w:rPr>
-        <w:t>│      dragstart/drop -&gt; status change                                         │</w:t>
+        <w:t xml:space="preserve">│      </w:t>
+      </w:r>
+      <w:proofErr w:type="spellStart"/>
+      <w:r>
+        <w:rPr>
+          <w:rFonts w:ascii="Consolas" w:eastAsia="Consolas" w:hAnsi="Consolas" w:cs="Consolas"/>
+          <w:sz w:val="18"/>
+        </w:rPr>
+        <w:t>dragstart</w:t>
+      </w:r>
+      <w:proofErr w:type="spellEnd"/>
+      <w:r>
+        <w:rPr>
+          <w:rFonts w:ascii="Consolas" w:eastAsia="Consolas" w:hAnsi="Consolas" w:cs="Consolas"/>
+          <w:sz w:val="18"/>
+        </w:rPr>
+        <w:t>/drop -&gt; status change                                         │</w:t>
       </w:r>
       <w:r>
         <w:br/>
@@ -369,8 +681,17 @@
           <w:rFonts w:ascii="Consolas" w:eastAsia="Consolas" w:hAnsi="Consolas" w:cs="Consolas"/>
           <w:sz w:val="18"/>
         </w:rPr>
-        <w:t xml:space="preserve">  ManageTicketTrackingController</w:t>
-      </w:r>
+        <w:t xml:space="preserve">  </w:t>
+      </w:r>
+      <w:proofErr w:type="spellStart"/>
+      <w:r>
+        <w:rPr>
+          <w:rFonts w:ascii="Consolas" w:eastAsia="Consolas" w:hAnsi="Consolas" w:cs="Consolas"/>
+          <w:sz w:val="18"/>
+        </w:rPr>
+        <w:t>ManageTicketTrackingController</w:t>
+      </w:r>
+      <w:proofErr w:type="spellEnd"/>
       <w:r>
         <w:br/>
       </w:r>
@@ -379,8 +700,81 @@
           <w:rFonts w:ascii="Consolas" w:eastAsia="Consolas" w:hAnsi="Consolas" w:cs="Consolas"/>
           <w:sz w:val="18"/>
         </w:rPr>
-        <w:t xml:space="preserve">     → StatusService · WorkflowService · ProjectService · TicketService · SprintService</w:t>
-      </w:r>
+        <w:t xml:space="preserve">     → </w:t>
+      </w:r>
+      <w:proofErr w:type="spellStart"/>
+      <w:r>
+        <w:rPr>
+          <w:rFonts w:ascii="Consolas" w:eastAsia="Consolas" w:hAnsi="Consolas" w:cs="Consolas"/>
+          <w:sz w:val="18"/>
+        </w:rPr>
+        <w:t>StatusService</w:t>
+      </w:r>
+      <w:proofErr w:type="spellEnd"/>
+      <w:r>
+        <w:rPr>
+          <w:rFonts w:ascii="Consolas" w:eastAsia="Consolas" w:hAnsi="Consolas" w:cs="Consolas"/>
+          <w:sz w:val="18"/>
+        </w:rPr>
+        <w:t xml:space="preserve"> · </w:t>
+      </w:r>
+      <w:proofErr w:type="spellStart"/>
+      <w:r>
+        <w:rPr>
+          <w:rFonts w:ascii="Consolas" w:eastAsia="Consolas" w:hAnsi="Consolas" w:cs="Consolas"/>
+          <w:sz w:val="18"/>
+        </w:rPr>
+        <w:t>WorkflowService</w:t>
+      </w:r>
+      <w:proofErr w:type="spellEnd"/>
+      <w:r>
+        <w:rPr>
+          <w:rFonts w:ascii="Consolas" w:eastAsia="Consolas" w:hAnsi="Consolas" w:cs="Consolas"/>
+          <w:sz w:val="18"/>
+        </w:rPr>
+        <w:t xml:space="preserve"> · </w:t>
+      </w:r>
+      <w:proofErr w:type="spellStart"/>
+      <w:r>
+        <w:rPr>
+          <w:rFonts w:ascii="Consolas" w:eastAsia="Consolas" w:hAnsi="Consolas" w:cs="Consolas"/>
+          <w:sz w:val="18"/>
+        </w:rPr>
+        <w:t>ProjectService</w:t>
+      </w:r>
+      <w:proofErr w:type="spellEnd"/>
+      <w:r>
+        <w:rPr>
+          <w:rFonts w:ascii="Consolas" w:eastAsia="Consolas" w:hAnsi="Consolas" w:cs="Consolas"/>
+          <w:sz w:val="18"/>
+        </w:rPr>
+        <w:t xml:space="preserve"> · </w:t>
+      </w:r>
+      <w:proofErr w:type="spellStart"/>
+      <w:r>
+        <w:rPr>
+          <w:rFonts w:ascii="Consolas" w:eastAsia="Consolas" w:hAnsi="Consolas" w:cs="Consolas"/>
+          <w:sz w:val="18"/>
+        </w:rPr>
+        <w:t>TicketService</w:t>
+      </w:r>
+      <w:proofErr w:type="spellEnd"/>
+      <w:r>
+        <w:rPr>
+          <w:rFonts w:ascii="Consolas" w:eastAsia="Consolas" w:hAnsi="Consolas" w:cs="Consolas"/>
+          <w:sz w:val="18"/>
+        </w:rPr>
+        <w:t xml:space="preserve"> · </w:t>
+      </w:r>
+      <w:proofErr w:type="spellStart"/>
+      <w:r>
+        <w:rPr>
+          <w:rFonts w:ascii="Consolas" w:eastAsia="Consolas" w:hAnsi="Consolas" w:cs="Consolas"/>
+          <w:sz w:val="18"/>
+        </w:rPr>
+        <w:t>SprintService</w:t>
+      </w:r>
+      <w:proofErr w:type="spellEnd"/>
       <w:r>
         <w:br/>
       </w:r>
@@ -389,17 +783,193 @@
           <w:rFonts w:ascii="Consolas" w:eastAsia="Consolas" w:hAnsi="Consolas" w:cs="Consolas"/>
           <w:sz w:val="18"/>
         </w:rPr>
-        <w:t xml:space="preserve">     → Status__c · WorkflowTransition__c · Ticket__c · Sprint__c · Subtask__c · …</w:t>
-      </w:r>
-    </w:p>
-    <w:p>
-      <w:r>
-        <w:t>Response envelope. Every controller method returns APIResponse { success, message, data }. The LWC treats success === false (or a thrown Apex error) as failure and toasts it via _showError; successful writes patch the principal state from the returned data, never from an optimistic draft.</w:t>
-      </w:r>
-    </w:p>
-    <w:p>
-      <w:r>
-        <w:t>Data shape used by the page (from loadManageTicketTrackingPage): { status, workflows, sprint_tickets, members, ticketTypes, sprint }. buildSprintTickets nests each ticket’s type and that type’s workflow transitions onto the ticket, and derives isEndStatus from the statuses whose isEnd__c is true — so the board needs no further round-trips to compute columns or valid drop targets.</w:t>
+        <w:t xml:space="preserve">     → </w:t>
+      </w:r>
+      <w:proofErr w:type="spellStart"/>
+      <w:r>
+        <w:rPr>
+          <w:rFonts w:ascii="Consolas" w:eastAsia="Consolas" w:hAnsi="Consolas" w:cs="Consolas"/>
+          <w:sz w:val="18"/>
+        </w:rPr>
+        <w:t>Status__c</w:t>
+      </w:r>
+      <w:proofErr w:type="spellEnd"/>
+      <w:r>
+        <w:rPr>
+          <w:rFonts w:ascii="Consolas" w:eastAsia="Consolas" w:hAnsi="Consolas" w:cs="Consolas"/>
+          <w:sz w:val="18"/>
+        </w:rPr>
+        <w:t xml:space="preserve"> · </w:t>
+      </w:r>
+      <w:proofErr w:type="spellStart"/>
+      <w:r>
+        <w:rPr>
+          <w:rFonts w:ascii="Consolas" w:eastAsia="Consolas" w:hAnsi="Consolas" w:cs="Consolas"/>
+          <w:sz w:val="18"/>
+        </w:rPr>
+        <w:t>WorkflowTransition</w:t>
+      </w:r>
+      <w:proofErr w:type="spellEnd"/>
+      <w:r>
+        <w:rPr>
+          <w:rFonts w:ascii="Consolas" w:eastAsia="Consolas" w:hAnsi="Consolas" w:cs="Consolas"/>
+          <w:sz w:val="18"/>
+        </w:rPr>
+        <w:t xml:space="preserve">__c · </w:t>
+      </w:r>
+      <w:proofErr w:type="spellStart"/>
+      <w:r>
+        <w:rPr>
+          <w:rFonts w:ascii="Consolas" w:eastAsia="Consolas" w:hAnsi="Consolas" w:cs="Consolas"/>
+          <w:sz w:val="18"/>
+        </w:rPr>
+        <w:t>Ticket__c</w:t>
+      </w:r>
+      <w:proofErr w:type="spellEnd"/>
+      <w:r>
+        <w:rPr>
+          <w:rFonts w:ascii="Consolas" w:eastAsia="Consolas" w:hAnsi="Consolas" w:cs="Consolas"/>
+          <w:sz w:val="18"/>
+        </w:rPr>
+        <w:t xml:space="preserve"> · </w:t>
+      </w:r>
+      <w:proofErr w:type="spellStart"/>
+      <w:r>
+        <w:rPr>
+          <w:rFonts w:ascii="Consolas" w:eastAsia="Consolas" w:hAnsi="Consolas" w:cs="Consolas"/>
+          <w:sz w:val="18"/>
+        </w:rPr>
+        <w:t>Sprint__c</w:t>
+      </w:r>
+      <w:proofErr w:type="spellEnd"/>
+      <w:r>
+        <w:rPr>
+          <w:rFonts w:ascii="Consolas" w:eastAsia="Consolas" w:hAnsi="Consolas" w:cs="Consolas"/>
+          <w:sz w:val="18"/>
+        </w:rPr>
+        <w:t xml:space="preserve"> · </w:t>
+      </w:r>
+      <w:proofErr w:type="spellStart"/>
+      <w:r>
+        <w:rPr>
+          <w:rFonts w:ascii="Consolas" w:eastAsia="Consolas" w:hAnsi="Consolas" w:cs="Consolas"/>
+          <w:sz w:val="18"/>
+        </w:rPr>
+        <w:t>Subtask__c</w:t>
+      </w:r>
+      <w:proofErr w:type="spellEnd"/>
+      <w:r>
+        <w:rPr>
+          <w:rFonts w:ascii="Consolas" w:eastAsia="Consolas" w:hAnsi="Consolas" w:cs="Consolas"/>
+          <w:sz w:val="18"/>
+        </w:rPr>
+        <w:t xml:space="preserve"> · …</w:t>
+      </w:r>
+    </w:p>
+    <w:p>
+      <w:r>
+        <w:t xml:space="preserve">Response envelope. Every controller method returns </w:t>
+      </w:r>
+      <w:proofErr w:type="spellStart"/>
+      <w:r>
+        <w:t>APIResponse</w:t>
+      </w:r>
+      <w:proofErr w:type="spellEnd"/>
+      <w:r>
+        <w:t xml:space="preserve"> </w:t>
+      </w:r>
+      <w:proofErr w:type="gramStart"/>
+      <w:r>
+        <w:t>{ success</w:t>
+      </w:r>
+      <w:proofErr w:type="gramEnd"/>
+      <w:r>
+        <w:t xml:space="preserve">, message, </w:t>
+      </w:r>
+      <w:proofErr w:type="gramStart"/>
+      <w:r>
+        <w:t>data }</w:t>
+      </w:r>
+      <w:proofErr w:type="gramEnd"/>
+      <w:r>
+        <w:t>. The LWC treats success === false (or a thrown Apex error) as failure and toasts it via _</w:t>
+      </w:r>
+      <w:proofErr w:type="spellStart"/>
+      <w:r>
+        <w:t>showError</w:t>
+      </w:r>
+      <w:proofErr w:type="spellEnd"/>
+      <w:r>
+        <w:t>; successful writes patch the principal state from the returned data, never from an optimistic draft.</w:t>
+      </w:r>
+    </w:p>
+    <w:p>
+      <w:r>
+        <w:t xml:space="preserve">Data shape used by the page (from </w:t>
+      </w:r>
+      <w:proofErr w:type="spellStart"/>
+      <w:r>
+        <w:t>loadManageTicketTrackingPage</w:t>
+      </w:r>
+      <w:proofErr w:type="spellEnd"/>
+      <w:r>
+        <w:t xml:space="preserve">): </w:t>
+      </w:r>
+      <w:proofErr w:type="gramStart"/>
+      <w:r>
+        <w:t>{ status</w:t>
+      </w:r>
+      <w:proofErr w:type="gramEnd"/>
+      <w:r>
+        <w:t xml:space="preserve">, workflows, </w:t>
+      </w:r>
+      <w:proofErr w:type="spellStart"/>
+      <w:r>
+        <w:t>sprint_tickets</w:t>
+      </w:r>
+      <w:proofErr w:type="spellEnd"/>
+      <w:r>
+        <w:t xml:space="preserve">, members, </w:t>
+      </w:r>
+      <w:proofErr w:type="spellStart"/>
+      <w:r>
+        <w:t>ticketTypes</w:t>
+      </w:r>
+      <w:proofErr w:type="spellEnd"/>
+      <w:r>
+        <w:t xml:space="preserve">, </w:t>
+      </w:r>
+      <w:proofErr w:type="gramStart"/>
+      <w:r>
+        <w:t>sprint }</w:t>
+      </w:r>
+      <w:proofErr w:type="gramEnd"/>
+      <w:r>
+        <w:t xml:space="preserve">. </w:t>
+      </w:r>
+      <w:proofErr w:type="spellStart"/>
+      <w:r>
+        <w:t>buildSprintTickets</w:t>
+      </w:r>
+      <w:proofErr w:type="spellEnd"/>
+      <w:r>
+        <w:t xml:space="preserve"> nests each ticket’s type and that type’s workflow transitions onto the ticket, and derives </w:t>
+      </w:r>
+      <w:proofErr w:type="spellStart"/>
+      <w:r>
+        <w:t>isEndStatus</w:t>
+      </w:r>
+      <w:proofErr w:type="spellEnd"/>
+      <w:r>
+        <w:t xml:space="preserve"> from the statuses whose </w:t>
+      </w:r>
+      <w:proofErr w:type="spellStart"/>
+      <w:r>
+        <w:t>isEnd</w:t>
+      </w:r>
+      <w:proofErr w:type="spellEnd"/>
+      <w:r>
+        <w:t>__c is true — so the board needs no further round-trips to compute columns or valid drop targets.</w:t>
       </w:r>
     </w:p>
     <w:p>
@@ -430,7 +1000,28 @@
         <w:t>I</w:t>
       </w:r>
       <w:r>
-        <w:t xml:space="preserve"> = imperative (DML). All methods return APIResponse{success,message,data}.</w:t>
+        <w:t xml:space="preserve"> = imperative (DML). All methods return </w:t>
+      </w:r>
+      <w:proofErr w:type="spellStart"/>
+      <w:r>
+        <w:t>APIResponse</w:t>
+      </w:r>
+      <w:proofErr w:type="spellEnd"/>
+      <w:r>
+        <w:t>{</w:t>
+      </w:r>
+      <w:proofErr w:type="spellStart"/>
+      <w:proofErr w:type="gramStart"/>
+      <w:r>
+        <w:t>success,message</w:t>
+      </w:r>
+      <w:proofErr w:type="gramEnd"/>
+      <w:r>
+        <w:t>,data</w:t>
+      </w:r>
+      <w:proofErr w:type="spellEnd"/>
+      <w:r>
+        <w:t>}.</w:t>
       </w:r>
     </w:p>
     <w:p>
@@ -444,12 +1035,8 @@
     </w:p>
     <w:tbl>
       <w:tblPr>
+        <w:tblStyle w:val="PlainTable1"/>
         <w:tblW w:w="9360" w:type="dxa"/>
-        <w:tblBorders>
-          <w:top w:val="single" w:sz="4" w:space="0" w:color="D0D7DE"/>
-          <w:bottom w:val="single" w:sz="4" w:space="0" w:color="D0D7DE"/>
-          <w:insideH w:val="single" w:sz="4" w:space="0" w:color="D0D7DE"/>
-        </w:tblBorders>
         <w:tblLook w:val="04A0" w:firstRow="1" w:lastRow="0" w:firstColumn="1" w:lastColumn="0" w:noHBand="0" w:noVBand="1"/>
       </w:tblPr>
       <w:tblGrid>
@@ -460,15 +1047,16 @@
         <w:gridCol w:w="1586"/>
       </w:tblGrid>
       <w:tr>
-        <w:tc>
-          <w:tcPr>
+        <w:trPr>
+          <w:cnfStyle w:val="100000000000" w:firstRow="1" w:lastRow="0" w:firstColumn="0" w:lastColumn="0" w:oddVBand="0" w:evenVBand="0" w:oddHBand="0" w:evenHBand="0" w:firstRowFirstColumn="0" w:firstRowLastColumn="0" w:lastRowFirstColumn="0" w:lastRowLastColumn="0"/>
+        </w:trPr>
+        <w:tc>
+          <w:tcPr>
+            <w:cnfStyle w:val="001000000000" w:firstRow="0" w:lastRow="0" w:firstColumn="1" w:lastColumn="0" w:oddVBand="0" w:evenVBand="0" w:oddHBand="0" w:evenHBand="0" w:firstRowFirstColumn="0" w:firstRowLastColumn="0" w:lastRowFirstColumn="0" w:lastRowLastColumn="0"/>
             <w:tcW w:w="1872" w:type="dxa"/>
           </w:tcPr>
           <w:p>
             <w:r>
-              <w:rPr>
-                <w:b/>
-              </w:rPr>
               <w:t>Method</w:t>
             </w:r>
           </w:p>
@@ -480,11 +1068,9 @@
           <w:p>
             <w:pPr>
               <w:jc w:val="center"/>
-            </w:pPr>
-            <w:r>
-              <w:rPr>
-                <w:b/>
-              </w:rPr>
+              <w:cnfStyle w:val="100000000000" w:firstRow="1" w:lastRow="0" w:firstColumn="0" w:lastColumn="0" w:oddVBand="0" w:evenVBand="0" w:oddHBand="0" w:evenHBand="0" w:firstRowFirstColumn="0" w:firstRowLastColumn="0" w:lastRowFirstColumn="0" w:lastRowLastColumn="0"/>
+            </w:pPr>
+            <w:r>
               <w:t>Kind</w:t>
             </w:r>
           </w:p>
@@ -494,10 +1080,10 @@
             <w:tcW w:w="1872" w:type="dxa"/>
           </w:tcPr>
           <w:p>
-            <w:r>
-              <w:rPr>
-                <w:b/>
-              </w:rPr>
+            <w:pPr>
+              <w:cnfStyle w:val="100000000000" w:firstRow="1" w:lastRow="0" w:firstColumn="0" w:lastColumn="0" w:oddVBand="0" w:evenVBand="0" w:oddHBand="0" w:evenHBand="0" w:firstRowFirstColumn="0" w:firstRowLastColumn="0" w:lastRowFirstColumn="0" w:lastRowLastColumn="0"/>
+            </w:pPr>
+            <w:r>
               <w:t>Params</w:t>
             </w:r>
           </w:p>
@@ -507,10 +1093,10 @@
             <w:tcW w:w="1872" w:type="dxa"/>
           </w:tcPr>
           <w:p>
-            <w:r>
-              <w:rPr>
-                <w:b/>
-              </w:rPr>
+            <w:pPr>
+              <w:cnfStyle w:val="100000000000" w:firstRow="1" w:lastRow="0" w:firstColumn="0" w:lastColumn="0" w:oddVBand="0" w:evenVBand="0" w:oddHBand="0" w:evenHBand="0" w:firstRowFirstColumn="0" w:firstRowLastColumn="0" w:lastRowFirstColumn="0" w:lastRowLastColumn="0"/>
+            </w:pPr>
+            <w:r>
               <w:t>Returns (`data`)</w:t>
             </w:r>
           </w:p>
@@ -520,21 +1106,26 @@
             <w:tcW w:w="1872" w:type="dxa"/>
           </w:tcPr>
           <w:p>
-            <w:r>
-              <w:rPr>
-                <w:b/>
-              </w:rPr>
+            <w:pPr>
+              <w:cnfStyle w:val="100000000000" w:firstRow="1" w:lastRow="0" w:firstColumn="0" w:lastColumn="0" w:oddVBand="0" w:evenVBand="0" w:oddHBand="0" w:evenHBand="0" w:firstRowFirstColumn="0" w:firstRowLastColumn="0" w:lastRowFirstColumn="0" w:lastRowLastColumn="0"/>
+            </w:pPr>
+            <w:r>
               <w:t>LWC usage</w:t>
             </w:r>
           </w:p>
         </w:tc>
       </w:tr>
       <w:tr>
-        <w:tc>
-          <w:tcPr>
+        <w:trPr>
+          <w:cnfStyle w:val="000000100000" w:firstRow="0" w:lastRow="0" w:firstColumn="0" w:lastColumn="0" w:oddVBand="0" w:evenVBand="0" w:oddHBand="1" w:evenHBand="0" w:firstRowFirstColumn="0" w:firstRowLastColumn="0" w:lastRowFirstColumn="0" w:lastRowLastColumn="0"/>
+        </w:trPr>
+        <w:tc>
+          <w:tcPr>
+            <w:cnfStyle w:val="001000000000" w:firstRow="0" w:lastRow="0" w:firstColumn="1" w:lastColumn="0" w:oddVBand="0" w:evenVBand="0" w:oddHBand="0" w:evenHBand="0" w:firstRowFirstColumn="0" w:firstRowLastColumn="0" w:lastRowFirstColumn="0" w:lastRowLastColumn="0"/>
             <w:tcW w:w="1872" w:type="dxa"/>
           </w:tcPr>
           <w:p>
+            <w:proofErr w:type="spellStart"/>
             <w:r>
               <w:rPr>
                 <w:rFonts w:ascii="Consolas" w:eastAsia="Consolas" w:hAnsi="Consolas" w:cs="Consolas"/>
@@ -542,6 +1133,7 @@
               </w:rPr>
               <w:t>loadManageTicketTrackingPage</w:t>
             </w:r>
+            <w:proofErr w:type="spellEnd"/>
           </w:p>
         </w:tc>
         <w:tc>
@@ -551,6 +1143,7 @@
           <w:p>
             <w:pPr>
               <w:jc w:val="center"/>
+              <w:cnfStyle w:val="000000100000" w:firstRow="0" w:lastRow="0" w:firstColumn="0" w:lastColumn="0" w:oddVBand="0" w:evenVBand="0" w:oddHBand="1" w:evenHBand="0" w:firstRowFirstColumn="0" w:firstRowLastColumn="0" w:lastRowFirstColumn="0" w:lastRowLastColumn="0"/>
             </w:pPr>
             <w:r>
               <w:t>C</w:t>
@@ -562,6 +1155,10 @@
             <w:tcW w:w="1872" w:type="dxa"/>
           </w:tcPr>
           <w:p>
+            <w:pPr>
+              <w:cnfStyle w:val="000000100000" w:firstRow="0" w:lastRow="0" w:firstColumn="0" w:lastColumn="0" w:oddVBand="0" w:evenVBand="0" w:oddHBand="1" w:evenHBand="0" w:firstRowFirstColumn="0" w:firstRowLastColumn="0" w:lastRowFirstColumn="0" w:lastRowLastColumn="0"/>
+            </w:pPr>
+            <w:proofErr w:type="spellStart"/>
             <w:r>
               <w:rPr>
                 <w:rFonts w:ascii="Consolas" w:eastAsia="Consolas" w:hAnsi="Consolas" w:cs="Consolas"/>
@@ -569,6 +1166,7 @@
               </w:rPr>
               <w:t>projectId</w:t>
             </w:r>
+            <w:proofErr w:type="spellEnd"/>
           </w:p>
         </w:tc>
         <w:tc>
@@ -576,12 +1174,47 @@
             <w:tcW w:w="1872" w:type="dxa"/>
           </w:tcPr>
           <w:p>
-            <w:r>
-              <w:rPr>
-                <w:rFonts w:ascii="Consolas" w:eastAsia="Consolas" w:hAnsi="Consolas" w:cs="Consolas"/>
-                <w:sz w:val="18"/>
-              </w:rPr>
-              <w:t>{status, workflows, sprint_tickets, members, ticketTypes, sprint}</w:t>
+            <w:pPr>
+              <w:cnfStyle w:val="000000100000" w:firstRow="0" w:lastRow="0" w:firstColumn="0" w:lastColumn="0" w:oddVBand="0" w:evenVBand="0" w:oddHBand="1" w:evenHBand="0" w:firstRowFirstColumn="0" w:firstRowLastColumn="0" w:lastRowFirstColumn="0" w:lastRowLastColumn="0"/>
+            </w:pPr>
+            <w:r>
+              <w:rPr>
+                <w:rFonts w:ascii="Consolas" w:eastAsia="Consolas" w:hAnsi="Consolas" w:cs="Consolas"/>
+                <w:sz w:val="18"/>
+              </w:rPr>
+              <w:t xml:space="preserve">{status, workflows, </w:t>
+            </w:r>
+            <w:proofErr w:type="spellStart"/>
+            <w:r>
+              <w:rPr>
+                <w:rFonts w:ascii="Consolas" w:eastAsia="Consolas" w:hAnsi="Consolas" w:cs="Consolas"/>
+                <w:sz w:val="18"/>
+              </w:rPr>
+              <w:t>sprint_tickets</w:t>
+            </w:r>
+            <w:proofErr w:type="spellEnd"/>
+            <w:r>
+              <w:rPr>
+                <w:rFonts w:ascii="Consolas" w:eastAsia="Consolas" w:hAnsi="Consolas" w:cs="Consolas"/>
+                <w:sz w:val="18"/>
+              </w:rPr>
+              <w:t xml:space="preserve">, members, </w:t>
+            </w:r>
+            <w:proofErr w:type="spellStart"/>
+            <w:r>
+              <w:rPr>
+                <w:rFonts w:ascii="Consolas" w:eastAsia="Consolas" w:hAnsi="Consolas" w:cs="Consolas"/>
+                <w:sz w:val="18"/>
+              </w:rPr>
+              <w:t>ticketTypes</w:t>
+            </w:r>
+            <w:proofErr w:type="spellEnd"/>
+            <w:r>
+              <w:rPr>
+                <w:rFonts w:ascii="Consolas" w:eastAsia="Consolas" w:hAnsi="Consolas" w:cs="Consolas"/>
+                <w:sz w:val="18"/>
+              </w:rPr>
+              <w:t>, sprint}</w:t>
             </w:r>
           </w:p>
         </w:tc>
@@ -590,8 +1223,24 @@
             <w:tcW w:w="1872" w:type="dxa"/>
           </w:tcPr>
           <w:p>
-            <w:r>
-              <w:t>_loadData() imperative call on mount</w:t>
+            <w:pPr>
+              <w:cnfStyle w:val="000000100000" w:firstRow="0" w:lastRow="0" w:firstColumn="0" w:lastColumn="0" w:oddVBand="0" w:evenVBand="0" w:oddHBand="1" w:evenHBand="0" w:firstRowFirstColumn="0" w:firstRowLastColumn="0" w:lastRowFirstColumn="0" w:lastRowLastColumn="0"/>
+            </w:pPr>
+            <w:r>
+              <w:t>_</w:t>
+            </w:r>
+            <w:proofErr w:type="spellStart"/>
+            <w:proofErr w:type="gramStart"/>
+            <w:r>
+              <w:t>loadData</w:t>
+            </w:r>
+            <w:proofErr w:type="spellEnd"/>
+            <w:r>
+              <w:t>(</w:t>
+            </w:r>
+            <w:proofErr w:type="gramEnd"/>
+            <w:r>
+              <w:t>) imperative call on mount</w:t>
             </w:r>
           </w:p>
         </w:tc>
@@ -599,9 +1248,11 @@
       <w:tr>
         <w:tc>
           <w:tcPr>
+            <w:cnfStyle w:val="001000000000" w:firstRow="0" w:lastRow="0" w:firstColumn="1" w:lastColumn="0" w:oddVBand="0" w:evenVBand="0" w:oddHBand="0" w:evenHBand="0" w:firstRowFirstColumn="0" w:firstRowLastColumn="0" w:lastRowFirstColumn="0" w:lastRowLastColumn="0"/>
             <w:tcW w:w="1872" w:type="dxa"/>
           </w:tcPr>
           <w:p>
+            <w:proofErr w:type="spellStart"/>
             <w:r>
               <w:rPr>
                 <w:rFonts w:ascii="Consolas" w:eastAsia="Consolas" w:hAnsi="Consolas" w:cs="Consolas"/>
@@ -609,6 +1260,7 @@
               </w:rPr>
               <w:t>loadTicketBySearchTerm</w:t>
             </w:r>
+            <w:proofErr w:type="spellEnd"/>
           </w:p>
         </w:tc>
         <w:tc>
@@ -618,6 +1270,7 @@
           <w:p>
             <w:pPr>
               <w:jc w:val="center"/>
+              <w:cnfStyle w:val="000000000000" w:firstRow="0" w:lastRow="0" w:firstColumn="0" w:lastColumn="0" w:oddVBand="0" w:evenVBand="0" w:oddHBand="0" w:evenHBand="0" w:firstRowFirstColumn="0" w:firstRowLastColumn="0" w:lastRowFirstColumn="0" w:lastRowLastColumn="0"/>
             </w:pPr>
             <w:r>
               <w:t>C</w:t>
@@ -629,13 +1282,34 @@
             <w:tcW w:w="1872" w:type="dxa"/>
           </w:tcPr>
           <w:p>
-            <w:r>
-              <w:rPr>
-                <w:rFonts w:ascii="Consolas" w:eastAsia="Consolas" w:hAnsi="Consolas" w:cs="Consolas"/>
-                <w:sz w:val="18"/>
-              </w:rPr>
-              <w:t>projectId, searchTerm</w:t>
-            </w:r>
+            <w:pPr>
+              <w:cnfStyle w:val="000000000000" w:firstRow="0" w:lastRow="0" w:firstColumn="0" w:lastColumn="0" w:oddVBand="0" w:evenVBand="0" w:oddHBand="0" w:evenHBand="0" w:firstRowFirstColumn="0" w:firstRowLastColumn="0" w:lastRowFirstColumn="0" w:lastRowLastColumn="0"/>
+            </w:pPr>
+            <w:proofErr w:type="spellStart"/>
+            <w:r>
+              <w:rPr>
+                <w:rFonts w:ascii="Consolas" w:eastAsia="Consolas" w:hAnsi="Consolas" w:cs="Consolas"/>
+                <w:sz w:val="18"/>
+              </w:rPr>
+              <w:t>projectId</w:t>
+            </w:r>
+            <w:proofErr w:type="spellEnd"/>
+            <w:r>
+              <w:rPr>
+                <w:rFonts w:ascii="Consolas" w:eastAsia="Consolas" w:hAnsi="Consolas" w:cs="Consolas"/>
+                <w:sz w:val="18"/>
+              </w:rPr>
+              <w:t xml:space="preserve">, </w:t>
+            </w:r>
+            <w:proofErr w:type="spellStart"/>
+            <w:r>
+              <w:rPr>
+                <w:rFonts w:ascii="Consolas" w:eastAsia="Consolas" w:hAnsi="Consolas" w:cs="Consolas"/>
+                <w:sz w:val="18"/>
+              </w:rPr>
+              <w:t>searchTerm</w:t>
+            </w:r>
+            <w:proofErr w:type="spellEnd"/>
           </w:p>
         </w:tc>
         <w:tc>
@@ -643,12 +1317,40 @@
             <w:tcW w:w="1872" w:type="dxa"/>
           </w:tcPr>
           <w:p>
-            <w:r>
-              <w:rPr>
-                <w:rFonts w:ascii="Consolas" w:eastAsia="Consolas" w:hAnsi="Consolas" w:cs="Consolas"/>
-                <w:sz w:val="18"/>
-              </w:rPr>
-              <w:t>Ticket__c[] (SOSL, special chars escaped)</w:t>
+            <w:pPr>
+              <w:cnfStyle w:val="000000000000" w:firstRow="0" w:lastRow="0" w:firstColumn="0" w:lastColumn="0" w:oddVBand="0" w:evenVBand="0" w:oddHBand="0" w:evenHBand="0" w:firstRowFirstColumn="0" w:firstRowLastColumn="0" w:lastRowFirstColumn="0" w:lastRowLastColumn="0"/>
+            </w:pPr>
+            <w:proofErr w:type="spellStart"/>
+            <w:r>
+              <w:rPr>
+                <w:rFonts w:ascii="Consolas" w:eastAsia="Consolas" w:hAnsi="Consolas" w:cs="Consolas"/>
+                <w:sz w:val="18"/>
+              </w:rPr>
+              <w:t>Ticket__</w:t>
+            </w:r>
+            <w:proofErr w:type="gramStart"/>
+            <w:r>
+              <w:rPr>
+                <w:rFonts w:ascii="Consolas" w:eastAsia="Consolas" w:hAnsi="Consolas" w:cs="Consolas"/>
+                <w:sz w:val="18"/>
+              </w:rPr>
+              <w:t>c</w:t>
+            </w:r>
+            <w:proofErr w:type="spellEnd"/>
+            <w:r>
+              <w:rPr>
+                <w:rFonts w:ascii="Consolas" w:eastAsia="Consolas" w:hAnsi="Consolas" w:cs="Consolas"/>
+                <w:sz w:val="18"/>
+              </w:rPr>
+              <w:t>[</w:t>
+            </w:r>
+            <w:proofErr w:type="gramEnd"/>
+            <w:r>
+              <w:rPr>
+                <w:rFonts w:ascii="Consolas" w:eastAsia="Consolas" w:hAnsi="Consolas" w:cs="Consolas"/>
+                <w:sz w:val="18"/>
+              </w:rPr>
+              <w:t>] (SOSL, special chars escaped)</w:t>
             </w:r>
           </w:p>
         </w:tc>
@@ -657,6 +1359,9 @@
             <w:tcW w:w="1872" w:type="dxa"/>
           </w:tcPr>
           <w:p>
+            <w:pPr>
+              <w:cnfStyle w:val="000000000000" w:firstRow="0" w:lastRow="0" w:firstColumn="0" w:lastColumn="0" w:oddVBand="0" w:evenVBand="0" w:oddHBand="0" w:evenHBand="0" w:firstRowFirstColumn="0" w:firstRowLastColumn="0" w:lastRowFirstColumn="0" w:lastRowLastColumn="0"/>
+            </w:pPr>
             <w:r>
               <w:t>@wire — ticket-view link search</w:t>
             </w:r>
@@ -664,11 +1369,16 @@
         </w:tc>
       </w:tr>
       <w:tr>
-        <w:tc>
-          <w:tcPr>
+        <w:trPr>
+          <w:cnfStyle w:val="000000100000" w:firstRow="0" w:lastRow="0" w:firstColumn="0" w:lastColumn="0" w:oddVBand="0" w:evenVBand="0" w:oddHBand="1" w:evenHBand="0" w:firstRowFirstColumn="0" w:firstRowLastColumn="0" w:lastRowFirstColumn="0" w:lastRowLastColumn="0"/>
+        </w:trPr>
+        <w:tc>
+          <w:tcPr>
+            <w:cnfStyle w:val="001000000000" w:firstRow="0" w:lastRow="0" w:firstColumn="1" w:lastColumn="0" w:oddVBand="0" w:evenVBand="0" w:oddHBand="0" w:evenHBand="0" w:firstRowFirstColumn="0" w:firstRowLastColumn="0" w:lastRowFirstColumn="0" w:lastRowLastColumn="0"/>
             <w:tcW w:w="1872" w:type="dxa"/>
           </w:tcPr>
           <w:p>
+            <w:proofErr w:type="spellStart"/>
             <w:r>
               <w:rPr>
                 <w:rFonts w:ascii="Consolas" w:eastAsia="Consolas" w:hAnsi="Consolas" w:cs="Consolas"/>
@@ -676,6 +1386,7 @@
               </w:rPr>
               <w:t>loadTicketLinkTypes</w:t>
             </w:r>
+            <w:proofErr w:type="spellEnd"/>
           </w:p>
         </w:tc>
         <w:tc>
@@ -685,6 +1396,7 @@
           <w:p>
             <w:pPr>
               <w:jc w:val="center"/>
+              <w:cnfStyle w:val="000000100000" w:firstRow="0" w:lastRow="0" w:firstColumn="0" w:lastColumn="0" w:oddVBand="0" w:evenVBand="0" w:oddHBand="1" w:evenHBand="0" w:firstRowFirstColumn="0" w:firstRowLastColumn="0" w:lastRowFirstColumn="0" w:lastRowLastColumn="0"/>
             </w:pPr>
             <w:r>
               <w:t>C</w:t>
@@ -696,6 +1408,10 @@
             <w:tcW w:w="1872" w:type="dxa"/>
           </w:tcPr>
           <w:p>
+            <w:pPr>
+              <w:cnfStyle w:val="000000100000" w:firstRow="0" w:lastRow="0" w:firstColumn="0" w:lastColumn="0" w:oddVBand="0" w:evenVBand="0" w:oddHBand="1" w:evenHBand="0" w:firstRowFirstColumn="0" w:firstRowLastColumn="0" w:lastRowFirstColumn="0" w:lastRowLastColumn="0"/>
+            </w:pPr>
+            <w:proofErr w:type="spellStart"/>
             <w:r>
               <w:rPr>
                 <w:rFonts w:ascii="Consolas" w:eastAsia="Consolas" w:hAnsi="Consolas" w:cs="Consolas"/>
@@ -703,6 +1419,7 @@
               </w:rPr>
               <w:t>projectId</w:t>
             </w:r>
+            <w:proofErr w:type="spellEnd"/>
           </w:p>
         </w:tc>
         <w:tc>
@@ -710,12 +1427,31 @@
             <w:tcW w:w="1872" w:type="dxa"/>
           </w:tcPr>
           <w:p>
-            <w:r>
-              <w:rPr>
-                <w:rFonts w:ascii="Consolas" w:eastAsia="Consolas" w:hAnsi="Consolas" w:cs="Consolas"/>
-                <w:sz w:val="18"/>
-              </w:rPr>
-              <w:t>{ticketLinkTypes}</w:t>
+            <w:pPr>
+              <w:cnfStyle w:val="000000100000" w:firstRow="0" w:lastRow="0" w:firstColumn="0" w:lastColumn="0" w:oddVBand="0" w:evenVBand="0" w:oddHBand="1" w:evenHBand="0" w:firstRowFirstColumn="0" w:firstRowLastColumn="0" w:lastRowFirstColumn="0" w:lastRowLastColumn="0"/>
+            </w:pPr>
+            <w:r>
+              <w:rPr>
+                <w:rFonts w:ascii="Consolas" w:eastAsia="Consolas" w:hAnsi="Consolas" w:cs="Consolas"/>
+                <w:sz w:val="18"/>
+              </w:rPr>
+              <w:t>{</w:t>
+            </w:r>
+            <w:proofErr w:type="spellStart"/>
+            <w:r>
+              <w:rPr>
+                <w:rFonts w:ascii="Consolas" w:eastAsia="Consolas" w:hAnsi="Consolas" w:cs="Consolas"/>
+                <w:sz w:val="18"/>
+              </w:rPr>
+              <w:t>ticketLinkTypes</w:t>
+            </w:r>
+            <w:proofErr w:type="spellEnd"/>
+            <w:r>
+              <w:rPr>
+                <w:rFonts w:ascii="Consolas" w:eastAsia="Consolas" w:hAnsi="Consolas" w:cs="Consolas"/>
+                <w:sz w:val="18"/>
+              </w:rPr>
+              <w:t>}</w:t>
             </w:r>
           </w:p>
         </w:tc>
@@ -724,8 +1460,19 @@
             <w:tcW w:w="1872" w:type="dxa"/>
           </w:tcPr>
           <w:p>
-            <w:r>
-              <w:t>@wire — link-type combobox options</w:t>
+            <w:pPr>
+              <w:cnfStyle w:val="000000100000" w:firstRow="0" w:lastRow="0" w:firstColumn="0" w:lastColumn="0" w:oddVBand="0" w:evenVBand="0" w:oddHBand="1" w:evenHBand="0" w:firstRowFirstColumn="0" w:firstRowLastColumn="0" w:lastRowFirstColumn="0" w:lastRowLastColumn="0"/>
+            </w:pPr>
+            <w:r>
+              <w:t xml:space="preserve">@wire — link-type </w:t>
+            </w:r>
+            <w:proofErr w:type="spellStart"/>
+            <w:r>
+              <w:t>combobox</w:t>
+            </w:r>
+            <w:proofErr w:type="spellEnd"/>
+            <w:r>
+              <w:t xml:space="preserve"> options</w:t>
             </w:r>
           </w:p>
         </w:tc>
@@ -741,12 +1488,8 @@
     </w:p>
     <w:tbl>
       <w:tblPr>
+        <w:tblStyle w:val="PlainTable1"/>
         <w:tblW w:w="9360" w:type="dxa"/>
-        <w:tblBorders>
-          <w:top w:val="single" w:sz="4" w:space="0" w:color="D0D7DE"/>
-          <w:bottom w:val="single" w:sz="4" w:space="0" w:color="D0D7DE"/>
-          <w:insideH w:val="single" w:sz="4" w:space="0" w:color="D0D7DE"/>
-        </w:tblBorders>
         <w:tblLook w:val="04A0" w:firstRow="1" w:lastRow="0" w:firstColumn="1" w:lastColumn="0" w:noHBand="0" w:noVBand="1"/>
       </w:tblPr>
       <w:tblGrid>
@@ -756,15 +1499,16 @@
         <w:gridCol w:w="2790"/>
       </w:tblGrid>
       <w:tr>
-        <w:tc>
-          <w:tcPr>
+        <w:trPr>
+          <w:cnfStyle w:val="100000000000" w:firstRow="1" w:lastRow="0" w:firstColumn="0" w:lastColumn="0" w:oddVBand="0" w:evenVBand="0" w:oddHBand="0" w:evenHBand="0" w:firstRowFirstColumn="0" w:firstRowLastColumn="0" w:lastRowFirstColumn="0" w:lastRowLastColumn="0"/>
+        </w:trPr>
+        <w:tc>
+          <w:tcPr>
+            <w:cnfStyle w:val="001000000000" w:firstRow="0" w:lastRow="0" w:firstColumn="1" w:lastColumn="0" w:oddVBand="0" w:evenVBand="0" w:oddHBand="0" w:evenHBand="0" w:firstRowFirstColumn="0" w:firstRowLastColumn="0" w:lastRowFirstColumn="0" w:lastRowLastColumn="0"/>
             <w:tcW w:w="2340" w:type="dxa"/>
           </w:tcPr>
           <w:p>
             <w:r>
-              <w:rPr>
-                <w:b/>
-              </w:rPr>
               <w:t>Method</w:t>
             </w:r>
           </w:p>
@@ -776,11 +1520,9 @@
           <w:p>
             <w:pPr>
               <w:jc w:val="center"/>
-            </w:pPr>
-            <w:r>
-              <w:rPr>
-                <w:b/>
-              </w:rPr>
+              <w:cnfStyle w:val="100000000000" w:firstRow="1" w:lastRow="0" w:firstColumn="0" w:lastColumn="0" w:oddVBand="0" w:evenVBand="0" w:oddHBand="0" w:evenHBand="0" w:firstRowFirstColumn="0" w:firstRowLastColumn="0" w:lastRowFirstColumn="0" w:lastRowLastColumn="0"/>
+            </w:pPr>
+            <w:r>
               <w:t>Kind</w:t>
             </w:r>
           </w:p>
@@ -790,10 +1532,10 @@
             <w:tcW w:w="2340" w:type="dxa"/>
           </w:tcPr>
           <w:p>
-            <w:r>
-              <w:rPr>
-                <w:b/>
-              </w:rPr>
+            <w:pPr>
+              <w:cnfStyle w:val="100000000000" w:firstRow="1" w:lastRow="0" w:firstColumn="0" w:lastColumn="0" w:oddVBand="0" w:evenVBand="0" w:oddHBand="0" w:evenHBand="0" w:firstRowFirstColumn="0" w:firstRowLastColumn="0" w:lastRowFirstColumn="0" w:lastRowLastColumn="0"/>
+            </w:pPr>
+            <w:r>
               <w:t>Params</w:t>
             </w:r>
           </w:p>
@@ -803,21 +1545,26 @@
             <w:tcW w:w="2340" w:type="dxa"/>
           </w:tcPr>
           <w:p>
-            <w:r>
-              <w:rPr>
-                <w:b/>
-              </w:rPr>
+            <w:pPr>
+              <w:cnfStyle w:val="100000000000" w:firstRow="1" w:lastRow="0" w:firstColumn="0" w:lastColumn="0" w:oddVBand="0" w:evenVBand="0" w:oddHBand="0" w:evenHBand="0" w:firstRowFirstColumn="0" w:firstRowLastColumn="0" w:lastRowFirstColumn="0" w:lastRowLastColumn="0"/>
+            </w:pPr>
+            <w:r>
               <w:t>Effect</w:t>
             </w:r>
           </w:p>
         </w:tc>
       </w:tr>
       <w:tr>
-        <w:tc>
-          <w:tcPr>
+        <w:trPr>
+          <w:cnfStyle w:val="000000100000" w:firstRow="0" w:lastRow="0" w:firstColumn="0" w:lastColumn="0" w:oddVBand="0" w:evenVBand="0" w:oddHBand="1" w:evenHBand="0" w:firstRowFirstColumn="0" w:firstRowLastColumn="0" w:lastRowFirstColumn="0" w:lastRowLastColumn="0"/>
+        </w:trPr>
+        <w:tc>
+          <w:tcPr>
+            <w:cnfStyle w:val="001000000000" w:firstRow="0" w:lastRow="0" w:firstColumn="1" w:lastColumn="0" w:oddVBand="0" w:evenVBand="0" w:oddHBand="0" w:evenHBand="0" w:firstRowFirstColumn="0" w:firstRowLastColumn="0" w:lastRowFirstColumn="0" w:lastRowLastColumn="0"/>
             <w:tcW w:w="2340" w:type="dxa"/>
           </w:tcPr>
           <w:p>
+            <w:proofErr w:type="spellStart"/>
             <w:r>
               <w:rPr>
                 <w:rFonts w:ascii="Consolas" w:eastAsia="Consolas" w:hAnsi="Consolas" w:cs="Consolas"/>
@@ -825,6 +1572,7 @@
               </w:rPr>
               <w:t>changeTicketState</w:t>
             </w:r>
+            <w:proofErr w:type="spellEnd"/>
           </w:p>
         </w:tc>
         <w:tc>
@@ -834,6 +1582,7 @@
           <w:p>
             <w:pPr>
               <w:jc w:val="center"/>
+              <w:cnfStyle w:val="000000100000" w:firstRow="0" w:lastRow="0" w:firstColumn="0" w:lastColumn="0" w:oddVBand="0" w:evenVBand="0" w:oddHBand="1" w:evenHBand="0" w:firstRowFirstColumn="0" w:firstRowLastColumn="0" w:lastRowFirstColumn="0" w:lastRowLastColumn="0"/>
             </w:pPr>
             <w:r>
               <w:t>I</w:t>
@@ -845,13 +1594,50 @@
             <w:tcW w:w="2340" w:type="dxa"/>
           </w:tcPr>
           <w:p>
-            <w:r>
-              <w:rPr>
-                <w:rFonts w:ascii="Consolas" w:eastAsia="Consolas" w:hAnsi="Consolas" w:cs="Consolas"/>
-                <w:sz w:val="18"/>
-              </w:rPr>
-              <w:t>ticketId, fromStatusId, toStatusId</w:t>
-            </w:r>
+            <w:pPr>
+              <w:cnfStyle w:val="000000100000" w:firstRow="0" w:lastRow="0" w:firstColumn="0" w:lastColumn="0" w:oddVBand="0" w:evenVBand="0" w:oddHBand="1" w:evenHBand="0" w:firstRowFirstColumn="0" w:firstRowLastColumn="0" w:lastRowFirstColumn="0" w:lastRowLastColumn="0"/>
+            </w:pPr>
+            <w:proofErr w:type="spellStart"/>
+            <w:r>
+              <w:rPr>
+                <w:rFonts w:ascii="Consolas" w:eastAsia="Consolas" w:hAnsi="Consolas" w:cs="Consolas"/>
+                <w:sz w:val="18"/>
+              </w:rPr>
+              <w:t>ticketId</w:t>
+            </w:r>
+            <w:proofErr w:type="spellEnd"/>
+            <w:r>
+              <w:rPr>
+                <w:rFonts w:ascii="Consolas" w:eastAsia="Consolas" w:hAnsi="Consolas" w:cs="Consolas"/>
+                <w:sz w:val="18"/>
+              </w:rPr>
+              <w:t xml:space="preserve">, </w:t>
+            </w:r>
+            <w:proofErr w:type="spellStart"/>
+            <w:r>
+              <w:rPr>
+                <w:rFonts w:ascii="Consolas" w:eastAsia="Consolas" w:hAnsi="Consolas" w:cs="Consolas"/>
+                <w:sz w:val="18"/>
+              </w:rPr>
+              <w:t>fromStatusId</w:t>
+            </w:r>
+            <w:proofErr w:type="spellEnd"/>
+            <w:r>
+              <w:rPr>
+                <w:rFonts w:ascii="Consolas" w:eastAsia="Consolas" w:hAnsi="Consolas" w:cs="Consolas"/>
+                <w:sz w:val="18"/>
+              </w:rPr>
+              <w:t xml:space="preserve">, </w:t>
+            </w:r>
+            <w:proofErr w:type="spellStart"/>
+            <w:r>
+              <w:rPr>
+                <w:rFonts w:ascii="Consolas" w:eastAsia="Consolas" w:hAnsi="Consolas" w:cs="Consolas"/>
+                <w:sz w:val="18"/>
+              </w:rPr>
+              <w:t>toStatusId</w:t>
+            </w:r>
+            <w:proofErr w:type="spellEnd"/>
           </w:p>
         </w:tc>
         <w:tc>
@@ -859,12 +1645,88 @@
             <w:tcW w:w="2340" w:type="dxa"/>
           </w:tcPr>
           <w:p>
-            <w:r>
-              <w:rPr>
-                <w:rFonts w:ascii="Consolas" w:eastAsia="Consolas" w:hAnsi="Consolas" w:cs="Consolas"/>
-                <w:sz w:val="18"/>
-              </w:rPr>
-              <w:t>requireTransitionAllowed + requireValidateFieldsPass; on pass writes CurrentState__c; if the new status is an end status bumps the sprint ended SP; returns {isEndStatus, updatedSprint}</w:t>
+            <w:pPr>
+              <w:cnfStyle w:val="000000100000" w:firstRow="0" w:lastRow="0" w:firstColumn="0" w:lastColumn="0" w:oddVBand="0" w:evenVBand="0" w:oddHBand="1" w:evenHBand="0" w:firstRowFirstColumn="0" w:firstRowLastColumn="0" w:lastRowFirstColumn="0" w:lastRowLastColumn="0"/>
+            </w:pPr>
+            <w:proofErr w:type="spellStart"/>
+            <w:r>
+              <w:rPr>
+                <w:rFonts w:ascii="Consolas" w:eastAsia="Consolas" w:hAnsi="Consolas" w:cs="Consolas"/>
+                <w:sz w:val="18"/>
+              </w:rPr>
+              <w:t>requireTransitionAllowed</w:t>
+            </w:r>
+            <w:proofErr w:type="spellEnd"/>
+            <w:r>
+              <w:rPr>
+                <w:rFonts w:ascii="Consolas" w:eastAsia="Consolas" w:hAnsi="Consolas" w:cs="Consolas"/>
+                <w:sz w:val="18"/>
+              </w:rPr>
+              <w:t xml:space="preserve"> + </w:t>
+            </w:r>
+            <w:proofErr w:type="spellStart"/>
+            <w:r>
+              <w:rPr>
+                <w:rFonts w:ascii="Consolas" w:eastAsia="Consolas" w:hAnsi="Consolas" w:cs="Consolas"/>
+                <w:sz w:val="18"/>
+              </w:rPr>
+              <w:t>requireValidateFieldsPass</w:t>
+            </w:r>
+            <w:proofErr w:type="spellEnd"/>
+            <w:r>
+              <w:rPr>
+                <w:rFonts w:ascii="Consolas" w:eastAsia="Consolas" w:hAnsi="Consolas" w:cs="Consolas"/>
+                <w:sz w:val="18"/>
+              </w:rPr>
+              <w:t xml:space="preserve">; on pass writes </w:t>
+            </w:r>
+            <w:proofErr w:type="spellStart"/>
+            <w:r>
+              <w:rPr>
+                <w:rFonts w:ascii="Consolas" w:eastAsia="Consolas" w:hAnsi="Consolas" w:cs="Consolas"/>
+                <w:sz w:val="18"/>
+              </w:rPr>
+              <w:t>CurrentState</w:t>
+            </w:r>
+            <w:proofErr w:type="spellEnd"/>
+            <w:r>
+              <w:rPr>
+                <w:rFonts w:ascii="Consolas" w:eastAsia="Consolas" w:hAnsi="Consolas" w:cs="Consolas"/>
+                <w:sz w:val="18"/>
+              </w:rPr>
+              <w:t>__c; if the new status is an end status bumps the sprint ended SP; returns {</w:t>
+            </w:r>
+            <w:proofErr w:type="spellStart"/>
+            <w:r>
+              <w:rPr>
+                <w:rFonts w:ascii="Consolas" w:eastAsia="Consolas" w:hAnsi="Consolas" w:cs="Consolas"/>
+                <w:sz w:val="18"/>
+              </w:rPr>
+              <w:t>isEndStatus</w:t>
+            </w:r>
+            <w:proofErr w:type="spellEnd"/>
+            <w:r>
+              <w:rPr>
+                <w:rFonts w:ascii="Consolas" w:eastAsia="Consolas" w:hAnsi="Consolas" w:cs="Consolas"/>
+                <w:sz w:val="18"/>
+              </w:rPr>
+              <w:t xml:space="preserve">, </w:t>
+            </w:r>
+            <w:proofErr w:type="spellStart"/>
+            <w:r>
+              <w:rPr>
+                <w:rFonts w:ascii="Consolas" w:eastAsia="Consolas" w:hAnsi="Consolas" w:cs="Consolas"/>
+                <w:sz w:val="18"/>
+              </w:rPr>
+              <w:t>updatedSprint</w:t>
+            </w:r>
+            <w:proofErr w:type="spellEnd"/>
+            <w:r>
+              <w:rPr>
+                <w:rFonts w:ascii="Consolas" w:eastAsia="Consolas" w:hAnsi="Consolas" w:cs="Consolas"/>
+                <w:sz w:val="18"/>
+              </w:rPr>
+              <w:t>}</w:t>
             </w:r>
           </w:p>
         </w:tc>
@@ -880,12 +1742,8 @@
     </w:p>
     <w:tbl>
       <w:tblPr>
+        <w:tblStyle w:val="PlainTable1"/>
         <w:tblW w:w="9360" w:type="dxa"/>
-        <w:tblBorders>
-          <w:top w:val="single" w:sz="4" w:space="0" w:color="D0D7DE"/>
-          <w:bottom w:val="single" w:sz="4" w:space="0" w:color="D0D7DE"/>
-          <w:insideH w:val="single" w:sz="4" w:space="0" w:color="D0D7DE"/>
-        </w:tblBorders>
         <w:tblLook w:val="04A0" w:firstRow="1" w:lastRow="0" w:firstColumn="1" w:lastColumn="0" w:noHBand="0" w:noVBand="1"/>
       </w:tblPr>
       <w:tblGrid>
@@ -895,15 +1753,16 @@
         <w:gridCol w:w="2247"/>
       </w:tblGrid>
       <w:tr>
-        <w:tc>
-          <w:tcPr>
+        <w:trPr>
+          <w:cnfStyle w:val="100000000000" w:firstRow="1" w:lastRow="0" w:firstColumn="0" w:lastColumn="0" w:oddVBand="0" w:evenVBand="0" w:oddHBand="0" w:evenHBand="0" w:firstRowFirstColumn="0" w:firstRowLastColumn="0" w:lastRowFirstColumn="0" w:lastRowLastColumn="0"/>
+        </w:trPr>
+        <w:tc>
+          <w:tcPr>
+            <w:cnfStyle w:val="001000000000" w:firstRow="0" w:lastRow="0" w:firstColumn="1" w:lastColumn="0" w:oddVBand="0" w:evenVBand="0" w:oddHBand="0" w:evenHBand="0" w:firstRowFirstColumn="0" w:firstRowLastColumn="0" w:lastRowFirstColumn="0" w:lastRowLastColumn="0"/>
             <w:tcW w:w="2340" w:type="dxa"/>
           </w:tcPr>
           <w:p>
             <w:r>
-              <w:rPr>
-                <w:b/>
-              </w:rPr>
               <w:t>Method</w:t>
             </w:r>
           </w:p>
@@ -915,11 +1774,9 @@
           <w:p>
             <w:pPr>
               <w:jc w:val="center"/>
-            </w:pPr>
-            <w:r>
-              <w:rPr>
-                <w:b/>
-              </w:rPr>
+              <w:cnfStyle w:val="100000000000" w:firstRow="1" w:lastRow="0" w:firstColumn="0" w:lastColumn="0" w:oddVBand="0" w:evenVBand="0" w:oddHBand="0" w:evenHBand="0" w:firstRowFirstColumn="0" w:firstRowLastColumn="0" w:lastRowFirstColumn="0" w:lastRowLastColumn="0"/>
+            </w:pPr>
+            <w:r>
               <w:t>Kind</w:t>
             </w:r>
           </w:p>
@@ -929,10 +1786,10 @@
             <w:tcW w:w="2340" w:type="dxa"/>
           </w:tcPr>
           <w:p>
-            <w:r>
-              <w:rPr>
-                <w:b/>
-              </w:rPr>
+            <w:pPr>
+              <w:cnfStyle w:val="100000000000" w:firstRow="1" w:lastRow="0" w:firstColumn="0" w:lastColumn="0" w:oddVBand="0" w:evenVBand="0" w:oddHBand="0" w:evenHBand="0" w:firstRowFirstColumn="0" w:firstRowLastColumn="0" w:lastRowFirstColumn="0" w:lastRowLastColumn="0"/>
+            </w:pPr>
+            <w:r>
               <w:t>Params</w:t>
             </w:r>
           </w:p>
@@ -942,21 +1799,26 @@
             <w:tcW w:w="2340" w:type="dxa"/>
           </w:tcPr>
           <w:p>
-            <w:r>
-              <w:rPr>
-                <w:b/>
-              </w:rPr>
+            <w:pPr>
+              <w:cnfStyle w:val="100000000000" w:firstRow="1" w:lastRow="0" w:firstColumn="0" w:lastColumn="0" w:oddVBand="0" w:evenVBand="0" w:oddHBand="0" w:evenHBand="0" w:firstRowFirstColumn="0" w:firstRowLastColumn="0" w:lastRowFirstColumn="0" w:lastRowLastColumn="0"/>
+            </w:pPr>
+            <w:r>
               <w:t>Effect</w:t>
             </w:r>
           </w:p>
         </w:tc>
       </w:tr>
       <w:tr>
-        <w:tc>
-          <w:tcPr>
+        <w:trPr>
+          <w:cnfStyle w:val="000000100000" w:firstRow="0" w:lastRow="0" w:firstColumn="0" w:lastColumn="0" w:oddVBand="0" w:evenVBand="0" w:oddHBand="1" w:evenHBand="0" w:firstRowFirstColumn="0" w:firstRowLastColumn="0" w:lastRowFirstColumn="0" w:lastRowLastColumn="0"/>
+        </w:trPr>
+        <w:tc>
+          <w:tcPr>
+            <w:cnfStyle w:val="001000000000" w:firstRow="0" w:lastRow="0" w:firstColumn="1" w:lastColumn="0" w:oddVBand="0" w:evenVBand="0" w:oddHBand="0" w:evenHBand="0" w:firstRowFirstColumn="0" w:firstRowLastColumn="0" w:lastRowFirstColumn="0" w:lastRowLastColumn="0"/>
             <w:tcW w:w="2340" w:type="dxa"/>
           </w:tcPr>
           <w:p>
+            <w:proofErr w:type="spellStart"/>
             <w:r>
               <w:rPr>
                 <w:rFonts w:ascii="Consolas" w:eastAsia="Consolas" w:hAnsi="Consolas" w:cs="Consolas"/>
@@ -964,6 +1826,7 @@
               </w:rPr>
               <w:t>updateTicketSummary</w:t>
             </w:r>
+            <w:proofErr w:type="spellEnd"/>
           </w:p>
         </w:tc>
         <w:tc>
@@ -973,6 +1836,7 @@
           <w:p>
             <w:pPr>
               <w:jc w:val="center"/>
+              <w:cnfStyle w:val="000000100000" w:firstRow="0" w:lastRow="0" w:firstColumn="0" w:lastColumn="0" w:oddVBand="0" w:evenVBand="0" w:oddHBand="1" w:evenHBand="0" w:firstRowFirstColumn="0" w:firstRowLastColumn="0" w:lastRowFirstColumn="0" w:lastRowLastColumn="0"/>
             </w:pPr>
             <w:r>
               <w:t>I</w:t>
@@ -984,12 +1848,24 @@
             <w:tcW w:w="2340" w:type="dxa"/>
           </w:tcPr>
           <w:p>
-            <w:r>
-              <w:rPr>
-                <w:rFonts w:ascii="Consolas" w:eastAsia="Consolas" w:hAnsi="Consolas" w:cs="Consolas"/>
-                <w:sz w:val="18"/>
-              </w:rPr>
-              <w:t>ticketId, summary</w:t>
+            <w:pPr>
+              <w:cnfStyle w:val="000000100000" w:firstRow="0" w:lastRow="0" w:firstColumn="0" w:lastColumn="0" w:oddVBand="0" w:evenVBand="0" w:oddHBand="1" w:evenHBand="0" w:firstRowFirstColumn="0" w:firstRowLastColumn="0" w:lastRowFirstColumn="0" w:lastRowLastColumn="0"/>
+            </w:pPr>
+            <w:proofErr w:type="spellStart"/>
+            <w:r>
+              <w:rPr>
+                <w:rFonts w:ascii="Consolas" w:eastAsia="Consolas" w:hAnsi="Consolas" w:cs="Consolas"/>
+                <w:sz w:val="18"/>
+              </w:rPr>
+              <w:t>ticketId</w:t>
+            </w:r>
+            <w:proofErr w:type="spellEnd"/>
+            <w:r>
+              <w:rPr>
+                <w:rFonts w:ascii="Consolas" w:eastAsia="Consolas" w:hAnsi="Consolas" w:cs="Consolas"/>
+                <w:sz w:val="18"/>
+              </w:rPr>
+              <w:t>, summary</w:t>
             </w:r>
           </w:p>
         </w:tc>
@@ -998,22 +1874,36 @@
             <w:tcW w:w="2340" w:type="dxa"/>
           </w:tcPr>
           <w:p>
-            <w:r>
-              <w:rPr>
-                <w:rFonts w:ascii="Consolas" w:eastAsia="Consolas" w:hAnsi="Consolas" w:cs="Consolas"/>
-                <w:sz w:val="18"/>
-              </w:rPr>
-              <w:t>inline summary edit; returns Ticket__c</w:t>
-            </w:r>
+            <w:pPr>
+              <w:cnfStyle w:val="000000100000" w:firstRow="0" w:lastRow="0" w:firstColumn="0" w:lastColumn="0" w:oddVBand="0" w:evenVBand="0" w:oddHBand="1" w:evenHBand="0" w:firstRowFirstColumn="0" w:firstRowLastColumn="0" w:lastRowFirstColumn="0" w:lastRowLastColumn="0"/>
+            </w:pPr>
+            <w:r>
+              <w:rPr>
+                <w:rFonts w:ascii="Consolas" w:eastAsia="Consolas" w:hAnsi="Consolas" w:cs="Consolas"/>
+                <w:sz w:val="18"/>
+              </w:rPr>
+              <w:t xml:space="preserve">inline summary edit; returns </w:t>
+            </w:r>
+            <w:proofErr w:type="spellStart"/>
+            <w:r>
+              <w:rPr>
+                <w:rFonts w:ascii="Consolas" w:eastAsia="Consolas" w:hAnsi="Consolas" w:cs="Consolas"/>
+                <w:sz w:val="18"/>
+              </w:rPr>
+              <w:t>Ticket__c</w:t>
+            </w:r>
+            <w:proofErr w:type="spellEnd"/>
           </w:p>
         </w:tc>
       </w:tr>
       <w:tr>
         <w:tc>
           <w:tcPr>
+            <w:cnfStyle w:val="001000000000" w:firstRow="0" w:lastRow="0" w:firstColumn="1" w:lastColumn="0" w:oddVBand="0" w:evenVBand="0" w:oddHBand="0" w:evenHBand="0" w:firstRowFirstColumn="0" w:firstRowLastColumn="0" w:lastRowFirstColumn="0" w:lastRowLastColumn="0"/>
             <w:tcW w:w="2340" w:type="dxa"/>
           </w:tcPr>
           <w:p>
+            <w:proofErr w:type="spellStart"/>
             <w:r>
               <w:rPr>
                 <w:rFonts w:ascii="Consolas" w:eastAsia="Consolas" w:hAnsi="Consolas" w:cs="Consolas"/>
@@ -1021,6 +1911,7 @@
               </w:rPr>
               <w:t>updateTicketDescription</w:t>
             </w:r>
+            <w:proofErr w:type="spellEnd"/>
           </w:p>
         </w:tc>
         <w:tc>
@@ -1030,6 +1921,7 @@
           <w:p>
             <w:pPr>
               <w:jc w:val="center"/>
+              <w:cnfStyle w:val="000000000000" w:firstRow="0" w:lastRow="0" w:firstColumn="0" w:lastColumn="0" w:oddVBand="0" w:evenVBand="0" w:oddHBand="0" w:evenHBand="0" w:firstRowFirstColumn="0" w:firstRowLastColumn="0" w:lastRowFirstColumn="0" w:lastRowLastColumn="0"/>
             </w:pPr>
             <w:r>
               <w:t>I</w:t>
@@ -1041,12 +1933,24 @@
             <w:tcW w:w="2340" w:type="dxa"/>
           </w:tcPr>
           <w:p>
-            <w:r>
-              <w:rPr>
-                <w:rFonts w:ascii="Consolas" w:eastAsia="Consolas" w:hAnsi="Consolas" w:cs="Consolas"/>
-                <w:sz w:val="18"/>
-              </w:rPr>
-              <w:t>ticketId, description</w:t>
+            <w:pPr>
+              <w:cnfStyle w:val="000000000000" w:firstRow="0" w:lastRow="0" w:firstColumn="0" w:lastColumn="0" w:oddVBand="0" w:evenVBand="0" w:oddHBand="0" w:evenHBand="0" w:firstRowFirstColumn="0" w:firstRowLastColumn="0" w:lastRowFirstColumn="0" w:lastRowLastColumn="0"/>
+            </w:pPr>
+            <w:proofErr w:type="spellStart"/>
+            <w:r>
+              <w:rPr>
+                <w:rFonts w:ascii="Consolas" w:eastAsia="Consolas" w:hAnsi="Consolas" w:cs="Consolas"/>
+                <w:sz w:val="18"/>
+              </w:rPr>
+              <w:t>ticketId</w:t>
+            </w:r>
+            <w:proofErr w:type="spellEnd"/>
+            <w:r>
+              <w:rPr>
+                <w:rFonts w:ascii="Consolas" w:eastAsia="Consolas" w:hAnsi="Consolas" w:cs="Consolas"/>
+                <w:sz w:val="18"/>
+              </w:rPr>
+              <w:t>, description</w:t>
             </w:r>
           </w:p>
         </w:tc>
@@ -1055,22 +1959,39 @@
             <w:tcW w:w="2340" w:type="dxa"/>
           </w:tcPr>
           <w:p>
-            <w:r>
-              <w:rPr>
-                <w:rFonts w:ascii="Consolas" w:eastAsia="Consolas" w:hAnsi="Consolas" w:cs="Consolas"/>
-                <w:sz w:val="18"/>
-              </w:rPr>
-              <w:t>rich-text description edit; returns Ticket__c</w:t>
-            </w:r>
+            <w:pPr>
+              <w:cnfStyle w:val="000000000000" w:firstRow="0" w:lastRow="0" w:firstColumn="0" w:lastColumn="0" w:oddVBand="0" w:evenVBand="0" w:oddHBand="0" w:evenHBand="0" w:firstRowFirstColumn="0" w:firstRowLastColumn="0" w:lastRowFirstColumn="0" w:lastRowLastColumn="0"/>
+            </w:pPr>
+            <w:r>
+              <w:rPr>
+                <w:rFonts w:ascii="Consolas" w:eastAsia="Consolas" w:hAnsi="Consolas" w:cs="Consolas"/>
+                <w:sz w:val="18"/>
+              </w:rPr>
+              <w:t xml:space="preserve">rich-text description edit; returns </w:t>
+            </w:r>
+            <w:proofErr w:type="spellStart"/>
+            <w:r>
+              <w:rPr>
+                <w:rFonts w:ascii="Consolas" w:eastAsia="Consolas" w:hAnsi="Consolas" w:cs="Consolas"/>
+                <w:sz w:val="18"/>
+              </w:rPr>
+              <w:t>Ticket__c</w:t>
+            </w:r>
+            <w:proofErr w:type="spellEnd"/>
           </w:p>
         </w:tc>
       </w:tr>
       <w:tr>
-        <w:tc>
-          <w:tcPr>
+        <w:trPr>
+          <w:cnfStyle w:val="000000100000" w:firstRow="0" w:lastRow="0" w:firstColumn="0" w:lastColumn="0" w:oddVBand="0" w:evenVBand="0" w:oddHBand="1" w:evenHBand="0" w:firstRowFirstColumn="0" w:firstRowLastColumn="0" w:lastRowFirstColumn="0" w:lastRowLastColumn="0"/>
+        </w:trPr>
+        <w:tc>
+          <w:tcPr>
+            <w:cnfStyle w:val="001000000000" w:firstRow="0" w:lastRow="0" w:firstColumn="1" w:lastColumn="0" w:oddVBand="0" w:evenVBand="0" w:oddHBand="0" w:evenHBand="0" w:firstRowFirstColumn="0" w:firstRowLastColumn="0" w:lastRowFirstColumn="0" w:lastRowLastColumn="0"/>
             <w:tcW w:w="2340" w:type="dxa"/>
           </w:tcPr>
           <w:p>
+            <w:proofErr w:type="spellStart"/>
             <w:r>
               <w:rPr>
                 <w:rFonts w:ascii="Consolas" w:eastAsia="Consolas" w:hAnsi="Consolas" w:cs="Consolas"/>
@@ -1078,6 +1999,7 @@
               </w:rPr>
               <w:t>loadTicketLinkedTo</w:t>
             </w:r>
+            <w:proofErr w:type="spellEnd"/>
           </w:p>
         </w:tc>
         <w:tc>
@@ -1087,6 +2009,7 @@
           <w:p>
             <w:pPr>
               <w:jc w:val="center"/>
+              <w:cnfStyle w:val="000000100000" w:firstRow="0" w:lastRow="0" w:firstColumn="0" w:lastColumn="0" w:oddVBand="0" w:evenVBand="0" w:oddHBand="1" w:evenHBand="0" w:firstRowFirstColumn="0" w:firstRowLastColumn="0" w:lastRowFirstColumn="0" w:lastRowLastColumn="0"/>
             </w:pPr>
             <w:r>
               <w:t>C</w:t>
@@ -1098,6 +2021,10 @@
             <w:tcW w:w="2340" w:type="dxa"/>
           </w:tcPr>
           <w:p>
+            <w:pPr>
+              <w:cnfStyle w:val="000000100000" w:firstRow="0" w:lastRow="0" w:firstColumn="0" w:lastColumn="0" w:oddVBand="0" w:evenVBand="0" w:oddHBand="1" w:evenHBand="0" w:firstRowFirstColumn="0" w:firstRowLastColumn="0" w:lastRowFirstColumn="0" w:lastRowLastColumn="0"/>
+            </w:pPr>
+            <w:proofErr w:type="spellStart"/>
             <w:r>
               <w:rPr>
                 <w:rFonts w:ascii="Consolas" w:eastAsia="Consolas" w:hAnsi="Consolas" w:cs="Consolas"/>
@@ -1105,6 +2032,7 @@
               </w:rPr>
               <w:t>ticketId</w:t>
             </w:r>
+            <w:proofErr w:type="spellEnd"/>
           </w:p>
         </w:tc>
         <w:tc>
@@ -1112,12 +2040,31 @@
             <w:tcW w:w="2340" w:type="dxa"/>
           </w:tcPr>
           <w:p>
-            <w:r>
-              <w:rPr>
-                <w:rFonts w:ascii="Consolas" w:eastAsia="Consolas" w:hAnsi="Consolas" w:cs="Consolas"/>
-                <w:sz w:val="18"/>
-              </w:rPr>
-              <w:t>{ticketLinkTo} — the ticket’s links</w:t>
+            <w:pPr>
+              <w:cnfStyle w:val="000000100000" w:firstRow="0" w:lastRow="0" w:firstColumn="0" w:lastColumn="0" w:oddVBand="0" w:evenVBand="0" w:oddHBand="1" w:evenHBand="0" w:firstRowFirstColumn="0" w:firstRowLastColumn="0" w:lastRowFirstColumn="0" w:lastRowLastColumn="0"/>
+            </w:pPr>
+            <w:r>
+              <w:rPr>
+                <w:rFonts w:ascii="Consolas" w:eastAsia="Consolas" w:hAnsi="Consolas" w:cs="Consolas"/>
+                <w:sz w:val="18"/>
+              </w:rPr>
+              <w:t>{</w:t>
+            </w:r>
+            <w:proofErr w:type="spellStart"/>
+            <w:r>
+              <w:rPr>
+                <w:rFonts w:ascii="Consolas" w:eastAsia="Consolas" w:hAnsi="Consolas" w:cs="Consolas"/>
+                <w:sz w:val="18"/>
+              </w:rPr>
+              <w:t>ticketLinkTo</w:t>
+            </w:r>
+            <w:proofErr w:type="spellEnd"/>
+            <w:r>
+              <w:rPr>
+                <w:rFonts w:ascii="Consolas" w:eastAsia="Consolas" w:hAnsi="Consolas" w:cs="Consolas"/>
+                <w:sz w:val="18"/>
+              </w:rPr>
+              <w:t>} — the ticket’s links</w:t>
             </w:r>
           </w:p>
         </w:tc>
@@ -1125,9 +2072,11 @@
       <w:tr>
         <w:tc>
           <w:tcPr>
+            <w:cnfStyle w:val="001000000000" w:firstRow="0" w:lastRow="0" w:firstColumn="1" w:lastColumn="0" w:oddVBand="0" w:evenVBand="0" w:oddHBand="0" w:evenHBand="0" w:firstRowFirstColumn="0" w:firstRowLastColumn="0" w:lastRowFirstColumn="0" w:lastRowLastColumn="0"/>
             <w:tcW w:w="2340" w:type="dxa"/>
           </w:tcPr>
           <w:p>
+            <w:proofErr w:type="spellStart"/>
             <w:r>
               <w:rPr>
                 <w:rFonts w:ascii="Consolas" w:eastAsia="Consolas" w:hAnsi="Consolas" w:cs="Consolas"/>
@@ -1135,6 +2084,7 @@
               </w:rPr>
               <w:t>linkToTicket</w:t>
             </w:r>
+            <w:proofErr w:type="spellEnd"/>
           </w:p>
         </w:tc>
         <w:tc>
@@ -1144,6 +2094,7 @@
           <w:p>
             <w:pPr>
               <w:jc w:val="center"/>
+              <w:cnfStyle w:val="000000000000" w:firstRow="0" w:lastRow="0" w:firstColumn="0" w:lastColumn="0" w:oddVBand="0" w:evenVBand="0" w:oddHBand="0" w:evenHBand="0" w:firstRowFirstColumn="0" w:firstRowLastColumn="0" w:lastRowFirstColumn="0" w:lastRowLastColumn="0"/>
             </w:pPr>
             <w:r>
               <w:t>I</w:t>
@@ -1155,13 +2106,50 @@
             <w:tcW w:w="2340" w:type="dxa"/>
           </w:tcPr>
           <w:p>
-            <w:r>
-              <w:rPr>
-                <w:rFonts w:ascii="Consolas" w:eastAsia="Consolas" w:hAnsi="Consolas" w:cs="Consolas"/>
-                <w:sz w:val="18"/>
-              </w:rPr>
-              <w:t>fromTicketId, toTicketId, linkType</w:t>
-            </w:r>
+            <w:pPr>
+              <w:cnfStyle w:val="000000000000" w:firstRow="0" w:lastRow="0" w:firstColumn="0" w:lastColumn="0" w:oddVBand="0" w:evenVBand="0" w:oddHBand="0" w:evenHBand="0" w:firstRowFirstColumn="0" w:firstRowLastColumn="0" w:lastRowFirstColumn="0" w:lastRowLastColumn="0"/>
+            </w:pPr>
+            <w:proofErr w:type="spellStart"/>
+            <w:r>
+              <w:rPr>
+                <w:rFonts w:ascii="Consolas" w:eastAsia="Consolas" w:hAnsi="Consolas" w:cs="Consolas"/>
+                <w:sz w:val="18"/>
+              </w:rPr>
+              <w:t>fromTicketId</w:t>
+            </w:r>
+            <w:proofErr w:type="spellEnd"/>
+            <w:r>
+              <w:rPr>
+                <w:rFonts w:ascii="Consolas" w:eastAsia="Consolas" w:hAnsi="Consolas" w:cs="Consolas"/>
+                <w:sz w:val="18"/>
+              </w:rPr>
+              <w:t xml:space="preserve">, </w:t>
+            </w:r>
+            <w:proofErr w:type="spellStart"/>
+            <w:r>
+              <w:rPr>
+                <w:rFonts w:ascii="Consolas" w:eastAsia="Consolas" w:hAnsi="Consolas" w:cs="Consolas"/>
+                <w:sz w:val="18"/>
+              </w:rPr>
+              <w:t>toTicketId</w:t>
+            </w:r>
+            <w:proofErr w:type="spellEnd"/>
+            <w:r>
+              <w:rPr>
+                <w:rFonts w:ascii="Consolas" w:eastAsia="Consolas" w:hAnsi="Consolas" w:cs="Consolas"/>
+                <w:sz w:val="18"/>
+              </w:rPr>
+              <w:t xml:space="preserve">, </w:t>
+            </w:r>
+            <w:proofErr w:type="spellStart"/>
+            <w:r>
+              <w:rPr>
+                <w:rFonts w:ascii="Consolas" w:eastAsia="Consolas" w:hAnsi="Consolas" w:cs="Consolas"/>
+                <w:sz w:val="18"/>
+              </w:rPr>
+              <w:t>linkType</w:t>
+            </w:r>
+            <w:proofErr w:type="spellEnd"/>
           </w:p>
         </w:tc>
         <w:tc>
@@ -1169,22 +2157,46 @@
             <w:tcW w:w="2340" w:type="dxa"/>
           </w:tcPr>
           <w:p>
-            <w:r>
-              <w:rPr>
-                <w:rFonts w:ascii="Consolas" w:eastAsia="Consolas" w:hAnsi="Consolas" w:cs="Consolas"/>
-                <w:sz w:val="18"/>
-              </w:rPr>
-              <w:t>create link; returns {ticketLink} DTO</w:t>
+            <w:pPr>
+              <w:cnfStyle w:val="000000000000" w:firstRow="0" w:lastRow="0" w:firstColumn="0" w:lastColumn="0" w:oddVBand="0" w:evenVBand="0" w:oddHBand="0" w:evenHBand="0" w:firstRowFirstColumn="0" w:firstRowLastColumn="0" w:lastRowFirstColumn="0" w:lastRowLastColumn="0"/>
+            </w:pPr>
+            <w:r>
+              <w:rPr>
+                <w:rFonts w:ascii="Consolas" w:eastAsia="Consolas" w:hAnsi="Consolas" w:cs="Consolas"/>
+                <w:sz w:val="18"/>
+              </w:rPr>
+              <w:t>create link; returns {</w:t>
+            </w:r>
+            <w:proofErr w:type="spellStart"/>
+            <w:r>
+              <w:rPr>
+                <w:rFonts w:ascii="Consolas" w:eastAsia="Consolas" w:hAnsi="Consolas" w:cs="Consolas"/>
+                <w:sz w:val="18"/>
+              </w:rPr>
+              <w:t>ticketLink</w:t>
+            </w:r>
+            <w:proofErr w:type="spellEnd"/>
+            <w:r>
+              <w:rPr>
+                <w:rFonts w:ascii="Consolas" w:eastAsia="Consolas" w:hAnsi="Consolas" w:cs="Consolas"/>
+                <w:sz w:val="18"/>
+              </w:rPr>
+              <w:t>} DTO</w:t>
             </w:r>
           </w:p>
         </w:tc>
       </w:tr>
       <w:tr>
-        <w:tc>
-          <w:tcPr>
+        <w:trPr>
+          <w:cnfStyle w:val="000000100000" w:firstRow="0" w:lastRow="0" w:firstColumn="0" w:lastColumn="0" w:oddVBand="0" w:evenVBand="0" w:oddHBand="1" w:evenHBand="0" w:firstRowFirstColumn="0" w:firstRowLastColumn="0" w:lastRowFirstColumn="0" w:lastRowLastColumn="0"/>
+        </w:trPr>
+        <w:tc>
+          <w:tcPr>
+            <w:cnfStyle w:val="001000000000" w:firstRow="0" w:lastRow="0" w:firstColumn="1" w:lastColumn="0" w:oddVBand="0" w:evenVBand="0" w:oddHBand="0" w:evenHBand="0" w:firstRowFirstColumn="0" w:firstRowLastColumn="0" w:lastRowFirstColumn="0" w:lastRowLastColumn="0"/>
             <w:tcW w:w="2340" w:type="dxa"/>
           </w:tcPr>
           <w:p>
+            <w:proofErr w:type="spellStart"/>
             <w:r>
               <w:rPr>
                 <w:rFonts w:ascii="Consolas" w:eastAsia="Consolas" w:hAnsi="Consolas" w:cs="Consolas"/>
@@ -1192,6 +2204,7 @@
               </w:rPr>
               <w:t>createTicketLink</w:t>
             </w:r>
+            <w:proofErr w:type="spellEnd"/>
           </w:p>
         </w:tc>
         <w:tc>
@@ -1201,6 +2214,7 @@
           <w:p>
             <w:pPr>
               <w:jc w:val="center"/>
+              <w:cnfStyle w:val="000000100000" w:firstRow="0" w:lastRow="0" w:firstColumn="0" w:lastColumn="0" w:oddVBand="0" w:evenVBand="0" w:oddHBand="1" w:evenHBand="0" w:firstRowFirstColumn="0" w:firstRowLastColumn="0" w:lastRowFirstColumn="0" w:lastRowLastColumn="0"/>
             </w:pPr>
             <w:r>
               <w:t>I</w:t>
@@ -1212,13 +2226,50 @@
             <w:tcW w:w="2340" w:type="dxa"/>
           </w:tcPr>
           <w:p>
-            <w:r>
-              <w:rPr>
-                <w:rFonts w:ascii="Consolas" w:eastAsia="Consolas" w:hAnsi="Consolas" w:cs="Consolas"/>
-                <w:sz w:val="18"/>
-              </w:rPr>
-              <w:t>fromTicketId, toTicketId, linkType</w:t>
-            </w:r>
+            <w:pPr>
+              <w:cnfStyle w:val="000000100000" w:firstRow="0" w:lastRow="0" w:firstColumn="0" w:lastColumn="0" w:oddVBand="0" w:evenVBand="0" w:oddHBand="1" w:evenHBand="0" w:firstRowFirstColumn="0" w:firstRowLastColumn="0" w:lastRowFirstColumn="0" w:lastRowLastColumn="0"/>
+            </w:pPr>
+            <w:proofErr w:type="spellStart"/>
+            <w:r>
+              <w:rPr>
+                <w:rFonts w:ascii="Consolas" w:eastAsia="Consolas" w:hAnsi="Consolas" w:cs="Consolas"/>
+                <w:sz w:val="18"/>
+              </w:rPr>
+              <w:t>fromTicketId</w:t>
+            </w:r>
+            <w:proofErr w:type="spellEnd"/>
+            <w:r>
+              <w:rPr>
+                <w:rFonts w:ascii="Consolas" w:eastAsia="Consolas" w:hAnsi="Consolas" w:cs="Consolas"/>
+                <w:sz w:val="18"/>
+              </w:rPr>
+              <w:t xml:space="preserve">, </w:t>
+            </w:r>
+            <w:proofErr w:type="spellStart"/>
+            <w:r>
+              <w:rPr>
+                <w:rFonts w:ascii="Consolas" w:eastAsia="Consolas" w:hAnsi="Consolas" w:cs="Consolas"/>
+                <w:sz w:val="18"/>
+              </w:rPr>
+              <w:t>toTicketId</w:t>
+            </w:r>
+            <w:proofErr w:type="spellEnd"/>
+            <w:r>
+              <w:rPr>
+                <w:rFonts w:ascii="Consolas" w:eastAsia="Consolas" w:hAnsi="Consolas" w:cs="Consolas"/>
+                <w:sz w:val="18"/>
+              </w:rPr>
+              <w:t xml:space="preserve">, </w:t>
+            </w:r>
+            <w:proofErr w:type="spellStart"/>
+            <w:r>
+              <w:rPr>
+                <w:rFonts w:ascii="Consolas" w:eastAsia="Consolas" w:hAnsi="Consolas" w:cs="Consolas"/>
+                <w:sz w:val="18"/>
+              </w:rPr>
+              <w:t>linkType</w:t>
+            </w:r>
+            <w:proofErr w:type="spellEnd"/>
           </w:p>
         </w:tc>
         <w:tc>
@@ -1226,6 +2277,9 @@
             <w:tcW w:w="2340" w:type="dxa"/>
           </w:tcPr>
           <w:p>
+            <w:pPr>
+              <w:cnfStyle w:val="000000100000" w:firstRow="0" w:lastRow="0" w:firstColumn="0" w:lastColumn="0" w:oddVBand="0" w:evenVBand="0" w:oddHBand="1" w:evenHBand="0" w:firstRowFirstColumn="0" w:firstRowLastColumn="0" w:lastRowFirstColumn="0" w:lastRowLastColumn="0"/>
+            </w:pPr>
             <w:r>
               <w:rPr>
                 <w:rFonts w:ascii="Consolas" w:eastAsia="Consolas" w:hAnsi="Consolas" w:cs="Consolas"/>
@@ -1247,12 +2301,8 @@
     </w:p>
     <w:tbl>
       <w:tblPr>
+        <w:tblStyle w:val="PlainTable1"/>
         <w:tblW w:w="9360" w:type="dxa"/>
-        <w:tblBorders>
-          <w:top w:val="single" w:sz="4" w:space="0" w:color="D0D7DE"/>
-          <w:bottom w:val="single" w:sz="4" w:space="0" w:color="D0D7DE"/>
-          <w:insideH w:val="single" w:sz="4" w:space="0" w:color="D0D7DE"/>
-        </w:tblBorders>
         <w:tblLook w:val="04A0" w:firstRow="1" w:lastRow="0" w:firstColumn="1" w:lastColumn="0" w:noHBand="0" w:noVBand="1"/>
       </w:tblPr>
       <w:tblGrid>
@@ -1262,15 +2312,16 @@
         <w:gridCol w:w="2340"/>
       </w:tblGrid>
       <w:tr>
-        <w:tc>
-          <w:tcPr>
+        <w:trPr>
+          <w:cnfStyle w:val="100000000000" w:firstRow="1" w:lastRow="0" w:firstColumn="0" w:lastColumn="0" w:oddVBand="0" w:evenVBand="0" w:oddHBand="0" w:evenHBand="0" w:firstRowFirstColumn="0" w:firstRowLastColumn="0" w:lastRowFirstColumn="0" w:lastRowLastColumn="0"/>
+        </w:trPr>
+        <w:tc>
+          <w:tcPr>
+            <w:cnfStyle w:val="001000000000" w:firstRow="0" w:lastRow="0" w:firstColumn="1" w:lastColumn="0" w:oddVBand="0" w:evenVBand="0" w:oddHBand="0" w:evenHBand="0" w:firstRowFirstColumn="0" w:firstRowLastColumn="0" w:lastRowFirstColumn="0" w:lastRowLastColumn="0"/>
             <w:tcW w:w="2340" w:type="dxa"/>
           </w:tcPr>
           <w:p>
             <w:r>
-              <w:rPr>
-                <w:b/>
-              </w:rPr>
               <w:t>Method</w:t>
             </w:r>
           </w:p>
@@ -1282,11 +2333,9 @@
           <w:p>
             <w:pPr>
               <w:jc w:val="center"/>
-            </w:pPr>
-            <w:r>
-              <w:rPr>
-                <w:b/>
-              </w:rPr>
+              <w:cnfStyle w:val="100000000000" w:firstRow="1" w:lastRow="0" w:firstColumn="0" w:lastColumn="0" w:oddVBand="0" w:evenVBand="0" w:oddHBand="0" w:evenHBand="0" w:firstRowFirstColumn="0" w:firstRowLastColumn="0" w:lastRowFirstColumn="0" w:lastRowLastColumn="0"/>
+            </w:pPr>
+            <w:r>
               <w:t>Kind</w:t>
             </w:r>
           </w:p>
@@ -1296,10 +2345,10 @@
             <w:tcW w:w="2340" w:type="dxa"/>
           </w:tcPr>
           <w:p>
-            <w:r>
-              <w:rPr>
-                <w:b/>
-              </w:rPr>
+            <w:pPr>
+              <w:cnfStyle w:val="100000000000" w:firstRow="1" w:lastRow="0" w:firstColumn="0" w:lastColumn="0" w:oddVBand="0" w:evenVBand="0" w:oddHBand="0" w:evenHBand="0" w:firstRowFirstColumn="0" w:firstRowLastColumn="0" w:lastRowFirstColumn="0" w:lastRowLastColumn="0"/>
+            </w:pPr>
+            <w:r>
               <w:t>Params</w:t>
             </w:r>
           </w:p>
@@ -1309,21 +2358,26 @@
             <w:tcW w:w="2340" w:type="dxa"/>
           </w:tcPr>
           <w:p>
-            <w:r>
-              <w:rPr>
-                <w:b/>
-              </w:rPr>
+            <w:pPr>
+              <w:cnfStyle w:val="100000000000" w:firstRow="1" w:lastRow="0" w:firstColumn="0" w:lastColumn="0" w:oddVBand="0" w:evenVBand="0" w:oddHBand="0" w:evenHBand="0" w:firstRowFirstColumn="0" w:firstRowLastColumn="0" w:lastRowFirstColumn="0" w:lastRowLastColumn="0"/>
+            </w:pPr>
+            <w:r>
               <w:t>Effect</w:t>
             </w:r>
           </w:p>
         </w:tc>
       </w:tr>
       <w:tr>
-        <w:tc>
-          <w:tcPr>
+        <w:trPr>
+          <w:cnfStyle w:val="000000100000" w:firstRow="0" w:lastRow="0" w:firstColumn="0" w:lastColumn="0" w:oddVBand="0" w:evenVBand="0" w:oddHBand="1" w:evenHBand="0" w:firstRowFirstColumn="0" w:firstRowLastColumn="0" w:lastRowFirstColumn="0" w:lastRowLastColumn="0"/>
+        </w:trPr>
+        <w:tc>
+          <w:tcPr>
+            <w:cnfStyle w:val="001000000000" w:firstRow="0" w:lastRow="0" w:firstColumn="1" w:lastColumn="0" w:oddVBand="0" w:evenVBand="0" w:oddHBand="0" w:evenHBand="0" w:firstRowFirstColumn="0" w:firstRowLastColumn="0" w:lastRowFirstColumn="0" w:lastRowLastColumn="0"/>
             <w:tcW w:w="2340" w:type="dxa"/>
           </w:tcPr>
           <w:p>
+            <w:proofErr w:type="spellStart"/>
             <w:r>
               <w:rPr>
                 <w:rFonts w:ascii="Consolas" w:eastAsia="Consolas" w:hAnsi="Consolas" w:cs="Consolas"/>
@@ -1331,6 +2385,7 @@
               </w:rPr>
               <w:t>loadSubtasks</w:t>
             </w:r>
+            <w:proofErr w:type="spellEnd"/>
           </w:p>
         </w:tc>
         <w:tc>
@@ -1340,6 +2395,7 @@
           <w:p>
             <w:pPr>
               <w:jc w:val="center"/>
+              <w:cnfStyle w:val="000000100000" w:firstRow="0" w:lastRow="0" w:firstColumn="0" w:lastColumn="0" w:oddVBand="0" w:evenVBand="0" w:oddHBand="1" w:evenHBand="0" w:firstRowFirstColumn="0" w:firstRowLastColumn="0" w:lastRowFirstColumn="0" w:lastRowLastColumn="0"/>
             </w:pPr>
             <w:r>
               <w:t>C</w:t>
@@ -1351,6 +2407,10 @@
             <w:tcW w:w="2340" w:type="dxa"/>
           </w:tcPr>
           <w:p>
+            <w:pPr>
+              <w:cnfStyle w:val="000000100000" w:firstRow="0" w:lastRow="0" w:firstColumn="0" w:lastColumn="0" w:oddVBand="0" w:evenVBand="0" w:oddHBand="1" w:evenHBand="0" w:firstRowFirstColumn="0" w:firstRowLastColumn="0" w:lastRowFirstColumn="0" w:lastRowLastColumn="0"/>
+            </w:pPr>
+            <w:proofErr w:type="spellStart"/>
             <w:r>
               <w:rPr>
                 <w:rFonts w:ascii="Consolas" w:eastAsia="Consolas" w:hAnsi="Consolas" w:cs="Consolas"/>
@@ -1358,6 +2418,7 @@
               </w:rPr>
               <w:t>ticketId</w:t>
             </w:r>
+            <w:proofErr w:type="spellEnd"/>
           </w:p>
         </w:tc>
         <w:tc>
@@ -1365,12 +2426,40 @@
             <w:tcW w:w="2340" w:type="dxa"/>
           </w:tcPr>
           <w:p>
-            <w:r>
-              <w:rPr>
-                <w:rFonts w:ascii="Consolas" w:eastAsia="Consolas" w:hAnsi="Consolas" w:cs="Consolas"/>
-                <w:sz w:val="18"/>
-              </w:rPr>
-              <w:t>Subtask__c[] for the ticket</w:t>
+            <w:pPr>
+              <w:cnfStyle w:val="000000100000" w:firstRow="0" w:lastRow="0" w:firstColumn="0" w:lastColumn="0" w:oddVBand="0" w:evenVBand="0" w:oddHBand="1" w:evenHBand="0" w:firstRowFirstColumn="0" w:firstRowLastColumn="0" w:lastRowFirstColumn="0" w:lastRowLastColumn="0"/>
+            </w:pPr>
+            <w:proofErr w:type="spellStart"/>
+            <w:r>
+              <w:rPr>
+                <w:rFonts w:ascii="Consolas" w:eastAsia="Consolas" w:hAnsi="Consolas" w:cs="Consolas"/>
+                <w:sz w:val="18"/>
+              </w:rPr>
+              <w:t>Subtask__</w:t>
+            </w:r>
+            <w:proofErr w:type="gramStart"/>
+            <w:r>
+              <w:rPr>
+                <w:rFonts w:ascii="Consolas" w:eastAsia="Consolas" w:hAnsi="Consolas" w:cs="Consolas"/>
+                <w:sz w:val="18"/>
+              </w:rPr>
+              <w:t>c</w:t>
+            </w:r>
+            <w:proofErr w:type="spellEnd"/>
+            <w:r>
+              <w:rPr>
+                <w:rFonts w:ascii="Consolas" w:eastAsia="Consolas" w:hAnsi="Consolas" w:cs="Consolas"/>
+                <w:sz w:val="18"/>
+              </w:rPr>
+              <w:t>[</w:t>
+            </w:r>
+            <w:proofErr w:type="gramEnd"/>
+            <w:r>
+              <w:rPr>
+                <w:rFonts w:ascii="Consolas" w:eastAsia="Consolas" w:hAnsi="Consolas" w:cs="Consolas"/>
+                <w:sz w:val="18"/>
+              </w:rPr>
+              <w:t>] for the ticket</w:t>
             </w:r>
           </w:p>
         </w:tc>
@@ -1378,9 +2467,11 @@
       <w:tr>
         <w:tc>
           <w:tcPr>
+            <w:cnfStyle w:val="001000000000" w:firstRow="0" w:lastRow="0" w:firstColumn="1" w:lastColumn="0" w:oddVBand="0" w:evenVBand="0" w:oddHBand="0" w:evenHBand="0" w:firstRowFirstColumn="0" w:firstRowLastColumn="0" w:lastRowFirstColumn="0" w:lastRowLastColumn="0"/>
             <w:tcW w:w="2340" w:type="dxa"/>
           </w:tcPr>
           <w:p>
+            <w:proofErr w:type="spellStart"/>
             <w:r>
               <w:rPr>
                 <w:rFonts w:ascii="Consolas" w:eastAsia="Consolas" w:hAnsi="Consolas" w:cs="Consolas"/>
@@ -1388,6 +2479,7 @@
               </w:rPr>
               <w:t>createSubtask</w:t>
             </w:r>
+            <w:proofErr w:type="spellEnd"/>
           </w:p>
         </w:tc>
         <w:tc>
@@ -1397,6 +2489,7 @@
           <w:p>
             <w:pPr>
               <w:jc w:val="center"/>
+              <w:cnfStyle w:val="000000000000" w:firstRow="0" w:lastRow="0" w:firstColumn="0" w:lastColumn="0" w:oddVBand="0" w:evenVBand="0" w:oddHBand="0" w:evenHBand="0" w:firstRowFirstColumn="0" w:firstRowLastColumn="0" w:lastRowFirstColumn="0" w:lastRowLastColumn="0"/>
             </w:pPr>
             <w:r>
               <w:t>I</w:t>
@@ -1408,13 +2501,89 @@
             <w:tcW w:w="2340" w:type="dxa"/>
           </w:tcPr>
           <w:p>
-            <w:r>
-              <w:rPr>
-                <w:rFonts w:ascii="Consolas" w:eastAsia="Consolas" w:hAnsi="Consolas" w:cs="Consolas"/>
-                <w:sz w:val="18"/>
-              </w:rPr>
-              <w:t>summary, ticketId, description, assigneeId, currentStateId, storyPoint, startDate</w:t>
-            </w:r>
+            <w:pPr>
+              <w:cnfStyle w:val="000000000000" w:firstRow="0" w:lastRow="0" w:firstColumn="0" w:lastColumn="0" w:oddVBand="0" w:evenVBand="0" w:oddHBand="0" w:evenHBand="0" w:firstRowFirstColumn="0" w:firstRowLastColumn="0" w:lastRowFirstColumn="0" w:lastRowLastColumn="0"/>
+            </w:pPr>
+            <w:r>
+              <w:rPr>
+                <w:rFonts w:ascii="Consolas" w:eastAsia="Consolas" w:hAnsi="Consolas" w:cs="Consolas"/>
+                <w:sz w:val="18"/>
+              </w:rPr>
+              <w:t xml:space="preserve">summary, </w:t>
+            </w:r>
+            <w:proofErr w:type="spellStart"/>
+            <w:r>
+              <w:rPr>
+                <w:rFonts w:ascii="Consolas" w:eastAsia="Consolas" w:hAnsi="Consolas" w:cs="Consolas"/>
+                <w:sz w:val="18"/>
+              </w:rPr>
+              <w:t>ticketId</w:t>
+            </w:r>
+            <w:proofErr w:type="spellEnd"/>
+            <w:r>
+              <w:rPr>
+                <w:rFonts w:ascii="Consolas" w:eastAsia="Consolas" w:hAnsi="Consolas" w:cs="Consolas"/>
+                <w:sz w:val="18"/>
+              </w:rPr>
+              <w:t xml:space="preserve">, description, </w:t>
+            </w:r>
+            <w:proofErr w:type="spellStart"/>
+            <w:r>
+              <w:rPr>
+                <w:rFonts w:ascii="Consolas" w:eastAsia="Consolas" w:hAnsi="Consolas" w:cs="Consolas"/>
+                <w:sz w:val="18"/>
+              </w:rPr>
+              <w:t>assigneeId</w:t>
+            </w:r>
+            <w:proofErr w:type="spellEnd"/>
+            <w:r>
+              <w:rPr>
+                <w:rFonts w:ascii="Consolas" w:eastAsia="Consolas" w:hAnsi="Consolas" w:cs="Consolas"/>
+                <w:sz w:val="18"/>
+              </w:rPr>
+              <w:t xml:space="preserve">, </w:t>
+            </w:r>
+            <w:proofErr w:type="spellStart"/>
+            <w:r>
+              <w:rPr>
+                <w:rFonts w:ascii="Consolas" w:eastAsia="Consolas" w:hAnsi="Consolas" w:cs="Consolas"/>
+                <w:sz w:val="18"/>
+              </w:rPr>
+              <w:t>currentStateId</w:t>
+            </w:r>
+            <w:proofErr w:type="spellEnd"/>
+            <w:r>
+              <w:rPr>
+                <w:rFonts w:ascii="Consolas" w:eastAsia="Consolas" w:hAnsi="Consolas" w:cs="Consolas"/>
+                <w:sz w:val="18"/>
+              </w:rPr>
+              <w:t xml:space="preserve">, </w:t>
+            </w:r>
+            <w:proofErr w:type="spellStart"/>
+            <w:r>
+              <w:rPr>
+                <w:rFonts w:ascii="Consolas" w:eastAsia="Consolas" w:hAnsi="Consolas" w:cs="Consolas"/>
+                <w:sz w:val="18"/>
+              </w:rPr>
+              <w:t>storyPoint</w:t>
+            </w:r>
+            <w:proofErr w:type="spellEnd"/>
+            <w:r>
+              <w:rPr>
+                <w:rFonts w:ascii="Consolas" w:eastAsia="Consolas" w:hAnsi="Consolas" w:cs="Consolas"/>
+                <w:sz w:val="18"/>
+              </w:rPr>
+              <w:t xml:space="preserve">, </w:t>
+            </w:r>
+            <w:proofErr w:type="spellStart"/>
+            <w:r>
+              <w:rPr>
+                <w:rFonts w:ascii="Consolas" w:eastAsia="Consolas" w:hAnsi="Consolas" w:cs="Consolas"/>
+                <w:sz w:val="18"/>
+              </w:rPr>
+              <w:t>startDate</w:t>
+            </w:r>
+            <w:proofErr w:type="spellEnd"/>
           </w:p>
         </w:tc>
         <w:tc>
@@ -1422,13 +2591,25 @@
             <w:tcW w:w="2340" w:type="dxa"/>
           </w:tcPr>
           <w:p>
-            <w:r>
-              <w:rPr>
-                <w:rFonts w:ascii="Consolas" w:eastAsia="Consolas" w:hAnsi="Consolas" w:cs="Consolas"/>
-                <w:sz w:val="18"/>
-              </w:rPr>
-              <w:t>create sub-task (summary required; rest optional); returns Subtask__c</w:t>
-            </w:r>
+            <w:pPr>
+              <w:cnfStyle w:val="000000000000" w:firstRow="0" w:lastRow="0" w:firstColumn="0" w:lastColumn="0" w:oddVBand="0" w:evenVBand="0" w:oddHBand="0" w:evenHBand="0" w:firstRowFirstColumn="0" w:firstRowLastColumn="0" w:lastRowFirstColumn="0" w:lastRowLastColumn="0"/>
+            </w:pPr>
+            <w:r>
+              <w:rPr>
+                <w:rFonts w:ascii="Consolas" w:eastAsia="Consolas" w:hAnsi="Consolas" w:cs="Consolas"/>
+                <w:sz w:val="18"/>
+              </w:rPr>
+              <w:t xml:space="preserve">create sub-task (summary required; rest optional); returns </w:t>
+            </w:r>
+            <w:proofErr w:type="spellStart"/>
+            <w:r>
+              <w:rPr>
+                <w:rFonts w:ascii="Consolas" w:eastAsia="Consolas" w:hAnsi="Consolas" w:cs="Consolas"/>
+                <w:sz w:val="18"/>
+              </w:rPr>
+              <w:t>Subtask__c</w:t>
+            </w:r>
+            <w:proofErr w:type="spellEnd"/>
           </w:p>
         </w:tc>
       </w:tr>
@@ -1444,12 +2625,8 @@
     </w:p>
     <w:tbl>
       <w:tblPr>
+        <w:tblStyle w:val="PlainTable1"/>
         <w:tblW w:w="9360" w:type="dxa"/>
-        <w:tblBorders>
-          <w:top w:val="single" w:sz="4" w:space="0" w:color="D0D7DE"/>
-          <w:bottom w:val="single" w:sz="4" w:space="0" w:color="D0D7DE"/>
-          <w:insideH w:val="single" w:sz="4" w:space="0" w:color="D0D7DE"/>
-        </w:tblBorders>
         <w:tblLook w:val="04A0" w:firstRow="1" w:lastRow="0" w:firstColumn="1" w:lastColumn="0" w:noHBand="0" w:noVBand="1"/>
       </w:tblPr>
       <w:tblGrid>
@@ -1459,15 +2636,16 @@
         <w:gridCol w:w="2340"/>
       </w:tblGrid>
       <w:tr>
-        <w:tc>
-          <w:tcPr>
+        <w:trPr>
+          <w:cnfStyle w:val="100000000000" w:firstRow="1" w:lastRow="0" w:firstColumn="0" w:lastColumn="0" w:oddVBand="0" w:evenVBand="0" w:oddHBand="0" w:evenHBand="0" w:firstRowFirstColumn="0" w:firstRowLastColumn="0" w:lastRowFirstColumn="0" w:lastRowLastColumn="0"/>
+        </w:trPr>
+        <w:tc>
+          <w:tcPr>
+            <w:cnfStyle w:val="001000000000" w:firstRow="0" w:lastRow="0" w:firstColumn="1" w:lastColumn="0" w:oddVBand="0" w:evenVBand="0" w:oddHBand="0" w:evenHBand="0" w:firstRowFirstColumn="0" w:firstRowLastColumn="0" w:lastRowFirstColumn="0" w:lastRowLastColumn="0"/>
             <w:tcW w:w="2340" w:type="dxa"/>
           </w:tcPr>
           <w:p>
             <w:r>
-              <w:rPr>
-                <w:b/>
-              </w:rPr>
               <w:t>Method</w:t>
             </w:r>
           </w:p>
@@ -1479,11 +2657,9 @@
           <w:p>
             <w:pPr>
               <w:jc w:val="center"/>
-            </w:pPr>
-            <w:r>
-              <w:rPr>
-                <w:b/>
-              </w:rPr>
+              <w:cnfStyle w:val="100000000000" w:firstRow="1" w:lastRow="0" w:firstColumn="0" w:lastColumn="0" w:oddVBand="0" w:evenVBand="0" w:oddHBand="0" w:evenHBand="0" w:firstRowFirstColumn="0" w:firstRowLastColumn="0" w:lastRowFirstColumn="0" w:lastRowLastColumn="0"/>
+            </w:pPr>
+            <w:r>
               <w:t>Kind</w:t>
             </w:r>
           </w:p>
@@ -1493,10 +2669,10 @@
             <w:tcW w:w="2340" w:type="dxa"/>
           </w:tcPr>
           <w:p>
-            <w:r>
-              <w:rPr>
-                <w:b/>
-              </w:rPr>
+            <w:pPr>
+              <w:cnfStyle w:val="100000000000" w:firstRow="1" w:lastRow="0" w:firstColumn="0" w:lastColumn="0" w:oddVBand="0" w:evenVBand="0" w:oddHBand="0" w:evenHBand="0" w:firstRowFirstColumn="0" w:firstRowLastColumn="0" w:lastRowFirstColumn="0" w:lastRowLastColumn="0"/>
+            </w:pPr>
+            <w:r>
               <w:t>Params</w:t>
             </w:r>
           </w:p>
@@ -1506,21 +2682,26 @@
             <w:tcW w:w="2340" w:type="dxa"/>
           </w:tcPr>
           <w:p>
-            <w:r>
-              <w:rPr>
-                <w:b/>
-              </w:rPr>
+            <w:pPr>
+              <w:cnfStyle w:val="100000000000" w:firstRow="1" w:lastRow="0" w:firstColumn="0" w:lastColumn="0" w:oddVBand="0" w:evenVBand="0" w:oddHBand="0" w:evenHBand="0" w:firstRowFirstColumn="0" w:firstRowLastColumn="0" w:lastRowFirstColumn="0" w:lastRowLastColumn="0"/>
+            </w:pPr>
+            <w:r>
               <w:t>Effect</w:t>
             </w:r>
           </w:p>
         </w:tc>
       </w:tr>
       <w:tr>
-        <w:tc>
-          <w:tcPr>
+        <w:trPr>
+          <w:cnfStyle w:val="000000100000" w:firstRow="0" w:lastRow="0" w:firstColumn="0" w:lastColumn="0" w:oddVBand="0" w:evenVBand="0" w:oddHBand="1" w:evenHBand="0" w:firstRowFirstColumn="0" w:firstRowLastColumn="0" w:lastRowFirstColumn="0" w:lastRowLastColumn="0"/>
+        </w:trPr>
+        <w:tc>
+          <w:tcPr>
+            <w:cnfStyle w:val="001000000000" w:firstRow="0" w:lastRow="0" w:firstColumn="1" w:lastColumn="0" w:oddVBand="0" w:evenVBand="0" w:oddHBand="0" w:evenHBand="0" w:firstRowFirstColumn="0" w:firstRowLastColumn="0" w:lastRowFirstColumn="0" w:lastRowLastColumn="0"/>
             <w:tcW w:w="2340" w:type="dxa"/>
           </w:tcPr>
           <w:p>
+            <w:proofErr w:type="spellStart"/>
             <w:r>
               <w:rPr>
                 <w:rFonts w:ascii="Consolas" w:eastAsia="Consolas" w:hAnsi="Consolas" w:cs="Consolas"/>
@@ -1528,6 +2709,7 @@
               </w:rPr>
               <w:t>loadTicketHistory</w:t>
             </w:r>
+            <w:proofErr w:type="spellEnd"/>
           </w:p>
         </w:tc>
         <w:tc>
@@ -1537,6 +2719,7 @@
           <w:p>
             <w:pPr>
               <w:jc w:val="center"/>
+              <w:cnfStyle w:val="000000100000" w:firstRow="0" w:lastRow="0" w:firstColumn="0" w:lastColumn="0" w:oddVBand="0" w:evenVBand="0" w:oddHBand="1" w:evenHBand="0" w:firstRowFirstColumn="0" w:firstRowLastColumn="0" w:lastRowFirstColumn="0" w:lastRowLastColumn="0"/>
             </w:pPr>
             <w:r>
               <w:t>C</w:t>
@@ -1548,6 +2731,10 @@
             <w:tcW w:w="2340" w:type="dxa"/>
           </w:tcPr>
           <w:p>
+            <w:pPr>
+              <w:cnfStyle w:val="000000100000" w:firstRow="0" w:lastRow="0" w:firstColumn="0" w:lastColumn="0" w:oddVBand="0" w:evenVBand="0" w:oddHBand="1" w:evenHBand="0" w:firstRowFirstColumn="0" w:firstRowLastColumn="0" w:lastRowFirstColumn="0" w:lastRowLastColumn="0"/>
+            </w:pPr>
+            <w:proofErr w:type="spellStart"/>
             <w:r>
               <w:rPr>
                 <w:rFonts w:ascii="Consolas" w:eastAsia="Consolas" w:hAnsi="Consolas" w:cs="Consolas"/>
@@ -1555,6 +2742,7 @@
               </w:rPr>
               <w:t>ticketId</w:t>
             </w:r>
+            <w:proofErr w:type="spellEnd"/>
           </w:p>
         </w:tc>
         <w:tc>
@@ -1562,12 +2750,33 @@
             <w:tcW w:w="2340" w:type="dxa"/>
           </w:tcPr>
           <w:p>
-            <w:r>
-              <w:rPr>
-                <w:rFonts w:ascii="Consolas" w:eastAsia="Consolas" w:hAnsi="Consolas" w:cs="Consolas"/>
-                <w:sz w:val="18"/>
-              </w:rPr>
-              <w:t>TicketHistoryDto[] (activity feed)</w:t>
+            <w:pPr>
+              <w:cnfStyle w:val="000000100000" w:firstRow="0" w:lastRow="0" w:firstColumn="0" w:lastColumn="0" w:oddVBand="0" w:evenVBand="0" w:oddHBand="1" w:evenHBand="0" w:firstRowFirstColumn="0" w:firstRowLastColumn="0" w:lastRowFirstColumn="0" w:lastRowLastColumn="0"/>
+            </w:pPr>
+            <w:proofErr w:type="spellStart"/>
+            <w:proofErr w:type="gramStart"/>
+            <w:r>
+              <w:rPr>
+                <w:rFonts w:ascii="Consolas" w:eastAsia="Consolas" w:hAnsi="Consolas" w:cs="Consolas"/>
+                <w:sz w:val="18"/>
+              </w:rPr>
+              <w:t>TicketHistoryDto</w:t>
+            </w:r>
+            <w:proofErr w:type="spellEnd"/>
+            <w:r>
+              <w:rPr>
+                <w:rFonts w:ascii="Consolas" w:eastAsia="Consolas" w:hAnsi="Consolas" w:cs="Consolas"/>
+                <w:sz w:val="18"/>
+              </w:rPr>
+              <w:t>[</w:t>
+            </w:r>
+            <w:proofErr w:type="gramEnd"/>
+            <w:r>
+              <w:rPr>
+                <w:rFonts w:ascii="Consolas" w:eastAsia="Consolas" w:hAnsi="Consolas" w:cs="Consolas"/>
+                <w:sz w:val="18"/>
+              </w:rPr>
+              <w:t>] (activity feed)</w:t>
             </w:r>
           </w:p>
         </w:tc>
@@ -1575,9 +2784,11 @@
       <w:tr>
         <w:tc>
           <w:tcPr>
+            <w:cnfStyle w:val="001000000000" w:firstRow="0" w:lastRow="0" w:firstColumn="1" w:lastColumn="0" w:oddVBand="0" w:evenVBand="0" w:oddHBand="0" w:evenHBand="0" w:firstRowFirstColumn="0" w:firstRowLastColumn="0" w:lastRowFirstColumn="0" w:lastRowLastColumn="0"/>
             <w:tcW w:w="2340" w:type="dxa"/>
           </w:tcPr>
           <w:p>
+            <w:proofErr w:type="spellStart"/>
             <w:r>
               <w:rPr>
                 <w:rFonts w:ascii="Consolas" w:eastAsia="Consolas" w:hAnsi="Consolas" w:cs="Consolas"/>
@@ -1585,6 +2796,7 @@
               </w:rPr>
               <w:t>loadTicketComments</w:t>
             </w:r>
+            <w:proofErr w:type="spellEnd"/>
           </w:p>
         </w:tc>
         <w:tc>
@@ -1594,6 +2806,7 @@
           <w:p>
             <w:pPr>
               <w:jc w:val="center"/>
+              <w:cnfStyle w:val="000000000000" w:firstRow="0" w:lastRow="0" w:firstColumn="0" w:lastColumn="0" w:oddVBand="0" w:evenVBand="0" w:oddHBand="0" w:evenHBand="0" w:firstRowFirstColumn="0" w:firstRowLastColumn="0" w:lastRowFirstColumn="0" w:lastRowLastColumn="0"/>
             </w:pPr>
             <w:r>
               <w:t>C</w:t>
@@ -1605,6 +2818,10 @@
             <w:tcW w:w="2340" w:type="dxa"/>
           </w:tcPr>
           <w:p>
+            <w:pPr>
+              <w:cnfStyle w:val="000000000000" w:firstRow="0" w:lastRow="0" w:firstColumn="0" w:lastColumn="0" w:oddVBand="0" w:evenVBand="0" w:oddHBand="0" w:evenHBand="0" w:firstRowFirstColumn="0" w:firstRowLastColumn="0" w:lastRowFirstColumn="0" w:lastRowLastColumn="0"/>
+            </w:pPr>
+            <w:proofErr w:type="spellStart"/>
             <w:r>
               <w:rPr>
                 <w:rFonts w:ascii="Consolas" w:eastAsia="Consolas" w:hAnsi="Consolas" w:cs="Consolas"/>
@@ -1612,6 +2829,7 @@
               </w:rPr>
               <w:t>ticketId</w:t>
             </w:r>
+            <w:proofErr w:type="spellEnd"/>
           </w:p>
         </w:tc>
         <w:tc>
@@ -1619,22 +2837,48 @@
             <w:tcW w:w="2340" w:type="dxa"/>
           </w:tcPr>
           <w:p>
-            <w:r>
-              <w:rPr>
-                <w:rFonts w:ascii="Consolas" w:eastAsia="Consolas" w:hAnsi="Consolas" w:cs="Consolas"/>
-                <w:sz w:val="18"/>
-              </w:rPr>
-              <w:t>TicketCommentDto[] (newest first)</w:t>
+            <w:pPr>
+              <w:cnfStyle w:val="000000000000" w:firstRow="0" w:lastRow="0" w:firstColumn="0" w:lastColumn="0" w:oddVBand="0" w:evenVBand="0" w:oddHBand="0" w:evenHBand="0" w:firstRowFirstColumn="0" w:firstRowLastColumn="0" w:lastRowFirstColumn="0" w:lastRowLastColumn="0"/>
+            </w:pPr>
+            <w:proofErr w:type="spellStart"/>
+            <w:proofErr w:type="gramStart"/>
+            <w:r>
+              <w:rPr>
+                <w:rFonts w:ascii="Consolas" w:eastAsia="Consolas" w:hAnsi="Consolas" w:cs="Consolas"/>
+                <w:sz w:val="18"/>
+              </w:rPr>
+              <w:t>TicketCommentDto</w:t>
+            </w:r>
+            <w:proofErr w:type="spellEnd"/>
+            <w:r>
+              <w:rPr>
+                <w:rFonts w:ascii="Consolas" w:eastAsia="Consolas" w:hAnsi="Consolas" w:cs="Consolas"/>
+                <w:sz w:val="18"/>
+              </w:rPr>
+              <w:t>[</w:t>
+            </w:r>
+            <w:proofErr w:type="gramEnd"/>
+            <w:r>
+              <w:rPr>
+                <w:rFonts w:ascii="Consolas" w:eastAsia="Consolas" w:hAnsi="Consolas" w:cs="Consolas"/>
+                <w:sz w:val="18"/>
+              </w:rPr>
+              <w:t>] (newest first)</w:t>
             </w:r>
           </w:p>
         </w:tc>
       </w:tr>
       <w:tr>
-        <w:tc>
-          <w:tcPr>
+        <w:trPr>
+          <w:cnfStyle w:val="000000100000" w:firstRow="0" w:lastRow="0" w:firstColumn="0" w:lastColumn="0" w:oddVBand="0" w:evenVBand="0" w:oddHBand="1" w:evenHBand="0" w:firstRowFirstColumn="0" w:firstRowLastColumn="0" w:lastRowFirstColumn="0" w:lastRowLastColumn="0"/>
+        </w:trPr>
+        <w:tc>
+          <w:tcPr>
+            <w:cnfStyle w:val="001000000000" w:firstRow="0" w:lastRow="0" w:firstColumn="1" w:lastColumn="0" w:oddVBand="0" w:evenVBand="0" w:oddHBand="0" w:evenHBand="0" w:firstRowFirstColumn="0" w:firstRowLastColumn="0" w:lastRowFirstColumn="0" w:lastRowLastColumn="0"/>
             <w:tcW w:w="2340" w:type="dxa"/>
           </w:tcPr>
           <w:p>
+            <w:proofErr w:type="spellStart"/>
             <w:r>
               <w:rPr>
                 <w:rFonts w:ascii="Consolas" w:eastAsia="Consolas" w:hAnsi="Consolas" w:cs="Consolas"/>
@@ -1642,6 +2886,7 @@
               </w:rPr>
               <w:t>createTicketComment</w:t>
             </w:r>
+            <w:proofErr w:type="spellEnd"/>
           </w:p>
         </w:tc>
         <w:tc>
@@ -1651,6 +2896,7 @@
           <w:p>
             <w:pPr>
               <w:jc w:val="center"/>
+              <w:cnfStyle w:val="000000100000" w:firstRow="0" w:lastRow="0" w:firstColumn="0" w:lastColumn="0" w:oddVBand="0" w:evenVBand="0" w:oddHBand="1" w:evenHBand="0" w:firstRowFirstColumn="0" w:firstRowLastColumn="0" w:lastRowFirstColumn="0" w:lastRowLastColumn="0"/>
             </w:pPr>
             <w:r>
               <w:t>I</w:t>
@@ -1662,12 +2908,24 @@
             <w:tcW w:w="2340" w:type="dxa"/>
           </w:tcPr>
           <w:p>
-            <w:r>
-              <w:rPr>
-                <w:rFonts w:ascii="Consolas" w:eastAsia="Consolas" w:hAnsi="Consolas" w:cs="Consolas"/>
-                <w:sz w:val="18"/>
-              </w:rPr>
-              <w:t>ticketId, message</w:t>
+            <w:pPr>
+              <w:cnfStyle w:val="000000100000" w:firstRow="0" w:lastRow="0" w:firstColumn="0" w:lastColumn="0" w:oddVBand="0" w:evenVBand="0" w:oddHBand="1" w:evenHBand="0" w:firstRowFirstColumn="0" w:firstRowLastColumn="0" w:lastRowFirstColumn="0" w:lastRowLastColumn="0"/>
+            </w:pPr>
+            <w:proofErr w:type="spellStart"/>
+            <w:r>
+              <w:rPr>
+                <w:rFonts w:ascii="Consolas" w:eastAsia="Consolas" w:hAnsi="Consolas" w:cs="Consolas"/>
+                <w:sz w:val="18"/>
+              </w:rPr>
+              <w:t>ticketId</w:t>
+            </w:r>
+            <w:proofErr w:type="spellEnd"/>
+            <w:r>
+              <w:rPr>
+                <w:rFonts w:ascii="Consolas" w:eastAsia="Consolas" w:hAnsi="Consolas" w:cs="Consolas"/>
+                <w:sz w:val="18"/>
+              </w:rPr>
+              <w:t>, message</w:t>
             </w:r>
           </w:p>
         </w:tc>
@@ -1676,13 +2934,25 @@
             <w:tcW w:w="2340" w:type="dxa"/>
           </w:tcPr>
           <w:p>
-            <w:r>
-              <w:rPr>
-                <w:rFonts w:ascii="Consolas" w:eastAsia="Consolas" w:hAnsi="Consolas" w:cs="Consolas"/>
-                <w:sz w:val="18"/>
-              </w:rPr>
-              <w:t>add comment; returns TicketCommentDto</w:t>
-            </w:r>
+            <w:pPr>
+              <w:cnfStyle w:val="000000100000" w:firstRow="0" w:lastRow="0" w:firstColumn="0" w:lastColumn="0" w:oddVBand="0" w:evenVBand="0" w:oddHBand="1" w:evenHBand="0" w:firstRowFirstColumn="0" w:firstRowLastColumn="0" w:lastRowFirstColumn="0" w:lastRowLastColumn="0"/>
+            </w:pPr>
+            <w:r>
+              <w:rPr>
+                <w:rFonts w:ascii="Consolas" w:eastAsia="Consolas" w:hAnsi="Consolas" w:cs="Consolas"/>
+                <w:sz w:val="18"/>
+              </w:rPr>
+              <w:t xml:space="preserve">add comment; returns </w:t>
+            </w:r>
+            <w:proofErr w:type="spellStart"/>
+            <w:r>
+              <w:rPr>
+                <w:rFonts w:ascii="Consolas" w:eastAsia="Consolas" w:hAnsi="Consolas" w:cs="Consolas"/>
+                <w:sz w:val="18"/>
+              </w:rPr>
+              <w:t>TicketCommentDto</w:t>
+            </w:r>
+            <w:proofErr w:type="spellEnd"/>
           </w:p>
         </w:tc>
       </w:tr>
@@ -1697,37 +2967,344 @@
     </w:p>
     <w:p>
       <w:r>
-        <w:t>•  @wire(loadTicketLinkTypes, { projectId: '$_projectId' }) → _ticketLinkTypes</w:t>
-      </w:r>
-    </w:p>
-    <w:p>
-      <w:r>
-        <w:t>•  @wire(loadTicketLinkedTo, { ticketId: '$_linkedToTargetTicketId' }) → patches the linkedTo slice</w:t>
-      </w:r>
-    </w:p>
-    <w:p>
-      <w:r>
-        <w:t>•  @wire(loadTicketBySearchTerm, { projectId: '$_projectId', searchTerm: '$_searchTerm' }) → _ticketSearchResults</w:t>
-      </w:r>
-    </w:p>
-    <w:p>
-      <w:r>
-        <w:t>•  @wire(loadSubtasks, { ticketId: '$_subtasksTargetTicketId' }) → patches the subtasks slice</w:t>
-      </w:r>
-    </w:p>
-    <w:p>
-      <w:r>
-        <w:t>•  @wire(loadTicketHistory, { ticketId: '$_historyTargetTicketId' }) → patches the history slice</w:t>
-      </w:r>
-    </w:p>
-    <w:p>
-      <w:r>
-        <w:t>•  @wire(loadTicketComments, { ticketId: '$_commentsTargetTicketId' }) → patches the comments slice; the result is kept so re-expanding the same ticket re-fetches via refreshApex</w:t>
-      </w:r>
-    </w:p>
-    <w:p>
-      <w:r>
-        <w:t>All writes (changeTicketState, updateTicketSummary, updateTicketDescription, linkToTicket, createSubtask, createTicketComment) and the initial page load are imperative Apex calls inside handlers (then/catch/finally), toasting via _showSuccess / _showError.</w:t>
+        <w:t>•  @</w:t>
+      </w:r>
+      <w:proofErr w:type="gramStart"/>
+      <w:r>
+        <w:t>wire(</w:t>
+      </w:r>
+      <w:proofErr w:type="gramEnd"/>
+      <w:r>
+        <w:t xml:space="preserve">loadTicketLinkTypes, </w:t>
+      </w:r>
+      <w:proofErr w:type="gramStart"/>
+      <w:r>
+        <w:t xml:space="preserve">{ </w:t>
+      </w:r>
+      <w:proofErr w:type="spellStart"/>
+      <w:r>
+        <w:t>projectId</w:t>
+      </w:r>
+      <w:proofErr w:type="spellEnd"/>
+      <w:proofErr w:type="gramEnd"/>
+      <w:r>
+        <w:t>: '$_</w:t>
+      </w:r>
+      <w:proofErr w:type="spellStart"/>
+      <w:r>
+        <w:t>projectId</w:t>
+      </w:r>
+      <w:proofErr w:type="spellEnd"/>
+      <w:proofErr w:type="gramStart"/>
+      <w:r>
+        <w:t>' }</w:t>
+      </w:r>
+      <w:proofErr w:type="gramEnd"/>
+      <w:r>
+        <w:t>) → _</w:t>
+      </w:r>
+      <w:proofErr w:type="spellStart"/>
+      <w:r>
+        <w:t>ticketLinkTypes</w:t>
+      </w:r>
+      <w:proofErr w:type="spellEnd"/>
+    </w:p>
+    <w:p>
+      <w:r>
+        <w:t>•  @</w:t>
+      </w:r>
+      <w:proofErr w:type="gramStart"/>
+      <w:r>
+        <w:t>wire(</w:t>
+      </w:r>
+      <w:proofErr w:type="gramEnd"/>
+      <w:r>
+        <w:t xml:space="preserve">loadTicketLinkedTo, </w:t>
+      </w:r>
+      <w:proofErr w:type="gramStart"/>
+      <w:r>
+        <w:t xml:space="preserve">{ </w:t>
+      </w:r>
+      <w:proofErr w:type="spellStart"/>
+      <w:r>
+        <w:t>ticketId</w:t>
+      </w:r>
+      <w:proofErr w:type="spellEnd"/>
+      <w:proofErr w:type="gramEnd"/>
+      <w:r>
+        <w:t>: '$_</w:t>
+      </w:r>
+      <w:proofErr w:type="spellStart"/>
+      <w:r>
+        <w:t>linkedToTargetTicketId</w:t>
+      </w:r>
+      <w:proofErr w:type="spellEnd"/>
+      <w:proofErr w:type="gramStart"/>
+      <w:r>
+        <w:t>' }</w:t>
+      </w:r>
+      <w:proofErr w:type="gramEnd"/>
+      <w:r>
+        <w:t xml:space="preserve">) → patches the </w:t>
+      </w:r>
+      <w:proofErr w:type="spellStart"/>
+      <w:r>
+        <w:t>linkedTo</w:t>
+      </w:r>
+      <w:proofErr w:type="spellEnd"/>
+      <w:r>
+        <w:t xml:space="preserve"> slice</w:t>
+      </w:r>
+    </w:p>
+    <w:p>
+      <w:r>
+        <w:t>•  @</w:t>
+      </w:r>
+      <w:proofErr w:type="gramStart"/>
+      <w:r>
+        <w:t>wire(</w:t>
+      </w:r>
+      <w:proofErr w:type="gramEnd"/>
+      <w:r>
+        <w:t xml:space="preserve">loadTicketBySearchTerm, </w:t>
+      </w:r>
+      <w:proofErr w:type="gramStart"/>
+      <w:r>
+        <w:t xml:space="preserve">{ </w:t>
+      </w:r>
+      <w:proofErr w:type="spellStart"/>
+      <w:r>
+        <w:t>projectId</w:t>
+      </w:r>
+      <w:proofErr w:type="spellEnd"/>
+      <w:proofErr w:type="gramEnd"/>
+      <w:r>
+        <w:t>: '$_</w:t>
+      </w:r>
+      <w:proofErr w:type="spellStart"/>
+      <w:r>
+        <w:t>projectId</w:t>
+      </w:r>
+      <w:proofErr w:type="spellEnd"/>
+      <w:r>
+        <w:t xml:space="preserve">', </w:t>
+      </w:r>
+      <w:proofErr w:type="spellStart"/>
+      <w:r>
+        <w:t>searchTerm</w:t>
+      </w:r>
+      <w:proofErr w:type="spellEnd"/>
+      <w:r>
+        <w:t>: '$_</w:t>
+      </w:r>
+      <w:proofErr w:type="spellStart"/>
+      <w:r>
+        <w:t>searchTerm</w:t>
+      </w:r>
+      <w:proofErr w:type="spellEnd"/>
+      <w:proofErr w:type="gramStart"/>
+      <w:r>
+        <w:t>' }</w:t>
+      </w:r>
+      <w:proofErr w:type="gramEnd"/>
+      <w:r>
+        <w:t>) → _</w:t>
+      </w:r>
+      <w:proofErr w:type="spellStart"/>
+      <w:r>
+        <w:t>ticketSearchResults</w:t>
+      </w:r>
+      <w:proofErr w:type="spellEnd"/>
+    </w:p>
+    <w:p>
+      <w:r>
+        <w:t>•  @</w:t>
+      </w:r>
+      <w:proofErr w:type="gramStart"/>
+      <w:r>
+        <w:t>wire(</w:t>
+      </w:r>
+      <w:proofErr w:type="gramEnd"/>
+      <w:r>
+        <w:t xml:space="preserve">loadSubtasks, </w:t>
+      </w:r>
+      <w:proofErr w:type="gramStart"/>
+      <w:r>
+        <w:t xml:space="preserve">{ </w:t>
+      </w:r>
+      <w:proofErr w:type="spellStart"/>
+      <w:r>
+        <w:t>ticketId</w:t>
+      </w:r>
+      <w:proofErr w:type="spellEnd"/>
+      <w:proofErr w:type="gramEnd"/>
+      <w:r>
+        <w:t>: '$_</w:t>
+      </w:r>
+      <w:proofErr w:type="spellStart"/>
+      <w:r>
+        <w:t>subtasksTargetTicketId</w:t>
+      </w:r>
+      <w:proofErr w:type="spellEnd"/>
+      <w:proofErr w:type="gramStart"/>
+      <w:r>
+        <w:t>' }</w:t>
+      </w:r>
+      <w:proofErr w:type="gramEnd"/>
+      <w:r>
+        <w:t>) → patches the subtasks slice</w:t>
+      </w:r>
+    </w:p>
+    <w:p>
+      <w:r>
+        <w:t>•  @</w:t>
+      </w:r>
+      <w:proofErr w:type="gramStart"/>
+      <w:r>
+        <w:t>wire(</w:t>
+      </w:r>
+      <w:proofErr w:type="gramEnd"/>
+      <w:r>
+        <w:t xml:space="preserve">loadTicketHistory, </w:t>
+      </w:r>
+      <w:proofErr w:type="gramStart"/>
+      <w:r>
+        <w:t xml:space="preserve">{ </w:t>
+      </w:r>
+      <w:proofErr w:type="spellStart"/>
+      <w:r>
+        <w:t>ticketId</w:t>
+      </w:r>
+      <w:proofErr w:type="spellEnd"/>
+      <w:proofErr w:type="gramEnd"/>
+      <w:r>
+        <w:t>: '$_</w:t>
+      </w:r>
+      <w:proofErr w:type="spellStart"/>
+      <w:r>
+        <w:t>historyTargetTicketId</w:t>
+      </w:r>
+      <w:proofErr w:type="spellEnd"/>
+      <w:proofErr w:type="gramStart"/>
+      <w:r>
+        <w:t>' }</w:t>
+      </w:r>
+      <w:proofErr w:type="gramEnd"/>
+      <w:r>
+        <w:t>) → patches the history slice</w:t>
+      </w:r>
+    </w:p>
+    <w:p>
+      <w:r>
+        <w:t>•  @</w:t>
+      </w:r>
+      <w:proofErr w:type="gramStart"/>
+      <w:r>
+        <w:t>wire(</w:t>
+      </w:r>
+      <w:proofErr w:type="gramEnd"/>
+      <w:r>
+        <w:t xml:space="preserve">loadTicketComments, </w:t>
+      </w:r>
+      <w:proofErr w:type="gramStart"/>
+      <w:r>
+        <w:t xml:space="preserve">{ </w:t>
+      </w:r>
+      <w:proofErr w:type="spellStart"/>
+      <w:r>
+        <w:t>ticketId</w:t>
+      </w:r>
+      <w:proofErr w:type="spellEnd"/>
+      <w:proofErr w:type="gramEnd"/>
+      <w:r>
+        <w:t>: '$_</w:t>
+      </w:r>
+      <w:proofErr w:type="spellStart"/>
+      <w:r>
+        <w:t>commentsTargetTicketId</w:t>
+      </w:r>
+      <w:proofErr w:type="spellEnd"/>
+      <w:proofErr w:type="gramStart"/>
+      <w:r>
+        <w:t>' }</w:t>
+      </w:r>
+      <w:proofErr w:type="gramEnd"/>
+      <w:r>
+        <w:t xml:space="preserve">) → patches the comments slice; the result is kept so re-expanding the same ticket re-fetches via </w:t>
+      </w:r>
+      <w:proofErr w:type="spellStart"/>
+      <w:r>
+        <w:t>refreshApex</w:t>
+      </w:r>
+      <w:proofErr w:type="spellEnd"/>
+    </w:p>
+    <w:p>
+      <w:r>
+        <w:t>All writes (</w:t>
+      </w:r>
+      <w:proofErr w:type="spellStart"/>
+      <w:r>
+        <w:t>changeTicketState</w:t>
+      </w:r>
+      <w:proofErr w:type="spellEnd"/>
+      <w:r>
+        <w:t xml:space="preserve">, </w:t>
+      </w:r>
+      <w:proofErr w:type="spellStart"/>
+      <w:r>
+        <w:t>updateTicketSummary</w:t>
+      </w:r>
+      <w:proofErr w:type="spellEnd"/>
+      <w:r>
+        <w:t xml:space="preserve">, </w:t>
+      </w:r>
+      <w:proofErr w:type="spellStart"/>
+      <w:r>
+        <w:t>updateTicketDescription</w:t>
+      </w:r>
+      <w:proofErr w:type="spellEnd"/>
+      <w:r>
+        <w:t xml:space="preserve">, </w:t>
+      </w:r>
+      <w:proofErr w:type="spellStart"/>
+      <w:r>
+        <w:t>linkToTicket</w:t>
+      </w:r>
+      <w:proofErr w:type="spellEnd"/>
+      <w:r>
+        <w:t xml:space="preserve">, </w:t>
+      </w:r>
+      <w:proofErr w:type="spellStart"/>
+      <w:r>
+        <w:t>createSubtask</w:t>
+      </w:r>
+      <w:proofErr w:type="spellEnd"/>
+      <w:r>
+        <w:t xml:space="preserve">, </w:t>
+      </w:r>
+      <w:proofErr w:type="spellStart"/>
+      <w:r>
+        <w:t>createTicketComment</w:t>
+      </w:r>
+      <w:proofErr w:type="spellEnd"/>
+      <w:r>
+        <w:t>) and the initial page load are imperative Apex calls inside handlers (then/catch/finally), toasting via _</w:t>
+      </w:r>
+      <w:proofErr w:type="spellStart"/>
+      <w:r>
+        <w:t>showSuccess</w:t>
+      </w:r>
+      <w:proofErr w:type="spellEnd"/>
+      <w:r>
+        <w:t xml:space="preserve"> / _</w:t>
+      </w:r>
+      <w:proofErr w:type="spellStart"/>
+      <w:r>
+        <w:t>showError</w:t>
+      </w:r>
+      <w:proofErr w:type="spellEnd"/>
+      <w:r>
+        <w:t>.</w:t>
       </w:r>
     </w:p>
     <w:p>
@@ -1735,426 +3312,7 @@
         <w:pStyle w:val="Heading2"/>
       </w:pPr>
       <w:r>
-        <w:t>3. Sequence Flows (key interactions)</w:t>
-      </w:r>
-    </w:p>
-    <w:p>
-      <w:r>
-        <w:rPr>
-          <w:b/>
-        </w:rPr>
-        <w:t>3.1 Page load</w:t>
-      </w:r>
-    </w:p>
-    <w:p>
-      <w:pPr>
-        <w:spacing w:after="160"/>
-      </w:pPr>
-      <w:r>
-        <w:rPr>
-          <w:rFonts w:ascii="Consolas" w:eastAsia="Consolas" w:hAnsi="Consolas" w:cs="Consolas"/>
-          <w:sz w:val="18"/>
-        </w:rPr>
-        <w:t>connectedCallback → loadStyle(aoTheme) → read localStorage.projectId</w:t>
-      </w:r>
-      <w:r>
-        <w:br/>
-      </w:r>
-      <w:r>
-        <w:rPr>
-          <w:rFonts w:ascii="Consolas" w:eastAsia="Consolas" w:hAnsi="Consolas" w:cs="Consolas"/>
-          <w:sz w:val="18"/>
-        </w:rPr>
-        <w:t xml:space="preserve"> ├─ none    → render &lt;c-choose-project&gt;; on projectchosen → _projectId → _loadData()</w:t>
-      </w:r>
-      <w:r>
-        <w:br/>
-      </w:r>
-      <w:r>
-        <w:rPr>
-          <w:rFonts w:ascii="Consolas" w:eastAsia="Consolas" w:hAnsi="Consolas" w:cs="Consolas"/>
-          <w:sz w:val="18"/>
-        </w:rPr>
-        <w:t xml:space="preserve"> └─ present → _loadData() → loadManageTicketTrackingPage(projectId)</w:t>
-      </w:r>
-      <w:r>
-        <w:br/>
-      </w:r>
-      <w:r>
-        <w:rPr>
-          <w:rFonts w:ascii="Consolas" w:eastAsia="Consolas" w:hAnsi="Consolas" w:cs="Consolas"/>
-          <w:sz w:val="18"/>
-        </w:rPr>
-        <w:t xml:space="preserve">      success  → set _statuses, statusOptions, memberOptions, epics, priorityOptions</w:t>
-      </w:r>
-      <w:r>
-        <w:br/>
-      </w:r>
-      <w:r>
-        <w:rPr>
-          <w:rFonts w:ascii="Consolas" w:eastAsia="Consolas" w:hAnsi="Consolas" w:cs="Consolas"/>
-          <w:sz w:val="18"/>
-        </w:rPr>
-        <w:t xml:space="preserve">               → _setSprintFromResponse → buildSprintTickets (nest type + transitions,</w:t>
-      </w:r>
-      <w:r>
-        <w:br/>
-      </w:r>
-      <w:r>
-        <w:rPr>
-          <w:rFonts w:ascii="Consolas" w:eastAsia="Consolas" w:hAnsi="Consolas" w:cs="Consolas"/>
-          <w:sz w:val="18"/>
-        </w:rPr>
-        <w:t xml:space="preserve">                 derive isEndStatus) → _sprint → columns getter renders the board</w:t>
-      </w:r>
-      <w:r>
-        <w:br/>
-      </w:r>
-      <w:r>
-        <w:rPr>
-          <w:rFonts w:ascii="Consolas" w:eastAsia="Consolas" w:hAnsi="Consolas" w:cs="Consolas"/>
-          <w:sz w:val="18"/>
-        </w:rPr>
-        <w:t xml:space="preserve">      no sprint→ _sprint = null → "No active sprint" banner (columns hidden)</w:t>
-      </w:r>
-      <w:r>
-        <w:br/>
-      </w:r>
-      <w:r>
-        <w:rPr>
-          <w:rFonts w:ascii="Consolas" w:eastAsia="Consolas" w:hAnsi="Consolas" w:cs="Consolas"/>
-          <w:sz w:val="18"/>
-        </w:rPr>
-        <w:t xml:space="preserve">      fail/throw→ errorMessage set → error toast, content hidden</w:t>
-      </w:r>
-    </w:p>
-    <w:p>
-      <w:r>
-        <w:rPr>
-          <w:b/>
-        </w:rPr>
-        <w:t>3.2 Drag-and-drop status change</w:t>
-      </w:r>
-    </w:p>
-    <w:p>
-      <w:pPr>
-        <w:spacing w:after="160"/>
-      </w:pPr>
-      <w:r>
-        <w:rPr>
-          <w:rFonts w:ascii="Consolas" w:eastAsia="Consolas" w:hAnsi="Consolas" w:cs="Consolas"/>
-          <w:sz w:val="18"/>
-        </w:rPr>
-        <w:t>card dragstart (c-ticket-board-column) → ticketdragstart{ ticketId, fromStatusId, ticketTypeId }</w:t>
-      </w:r>
-      <w:r>
-        <w:br/>
-      </w:r>
-      <w:r>
-        <w:rPr>
-          <w:rFonts w:ascii="Consolas" w:eastAsia="Consolas" w:hAnsi="Consolas" w:cs="Consolas"/>
-          <w:sz w:val="18"/>
-        </w:rPr>
-        <w:t xml:space="preserve">  parent: set _dragTicketId / _dragFromStatusId / _dragTicketType</w:t>
-      </w:r>
-      <w:r>
-        <w:br/>
-      </w:r>
-      <w:r>
-        <w:rPr>
-          <w:rFonts w:ascii="Consolas" w:eastAsia="Consolas" w:hAnsi="Consolas" w:cs="Consolas"/>
-          <w:sz w:val="18"/>
-        </w:rPr>
-        <w:t xml:space="preserve">        → getValidTargetStatusIds(type, fromStatus)  → _validTargetStatusIds</w:t>
-      </w:r>
-      <w:r>
-        <w:br/>
-      </w:r>
-      <w:r>
-        <w:rPr>
-          <w:rFonts w:ascii="Consolas" w:eastAsia="Consolas" w:hAnsi="Consolas" w:cs="Consolas"/>
-          <w:sz w:val="18"/>
-        </w:rPr>
-        <w:t xml:space="preserve">        → columns getter flags isValidTarget → only those columns show "Drop here"</w:t>
-      </w:r>
-      <w:r>
-        <w:br/>
-      </w:r>
-      <w:r>
-        <w:rPr>
-          <w:rFonts w:ascii="Consolas" w:eastAsia="Consolas" w:hAnsi="Consolas" w:cs="Consolas"/>
-          <w:sz w:val="18"/>
-        </w:rPr>
-        <w:t>drop on a column (accepted only when isValidTarget) → ticketdrop{ toStatusId }</w:t>
-      </w:r>
-      <w:r>
-        <w:br/>
-      </w:r>
-      <w:r>
-        <w:rPr>
-          <w:rFonts w:ascii="Consolas" w:eastAsia="Consolas" w:hAnsi="Consolas" w:cs="Consolas"/>
-          <w:sz w:val="18"/>
-        </w:rPr>
-        <w:t xml:space="preserve">  parent handleTicketDrop:</w:t>
-      </w:r>
-      <w:r>
-        <w:br/>
-      </w:r>
-      <w:r>
-        <w:rPr>
-          <w:rFonts w:ascii="Consolas" w:eastAsia="Consolas" w:hAnsi="Consolas" w:cs="Consolas"/>
-          <w:sz w:val="18"/>
-        </w:rPr>
-        <w:t xml:space="preserve">    toStatus == fromStatus                 → ignored</w:t>
-      </w:r>
-      <w:r>
-        <w:br/>
-      </w:r>
-      <w:r>
-        <w:rPr>
-          <w:rFonts w:ascii="Consolas" w:eastAsia="Consolas" w:hAnsi="Consolas" w:cs="Consolas"/>
-          <w:sz w:val="18"/>
-        </w:rPr>
-        <w:t xml:space="preserve">    validateChangeTicketState(id, to)      → client required-field guard</w:t>
-      </w:r>
-      <w:r>
-        <w:br/>
-      </w:r>
-      <w:r>
-        <w:rPr>
-          <w:rFonts w:ascii="Consolas" w:eastAsia="Consolas" w:hAnsi="Consolas" w:cs="Consolas"/>
-          <w:sz w:val="18"/>
-        </w:rPr>
-        <w:t xml:space="preserve">    findTransitionId(type, from, to)==null → "This transition is not allowed by the workflow."</w:t>
-      </w:r>
-      <w:r>
-        <w:br/>
-      </w:r>
-      <w:r>
-        <w:rPr>
-          <w:rFonts w:ascii="Consolas" w:eastAsia="Consolas" w:hAnsi="Consolas" w:cs="Consolas"/>
-          <w:sz w:val="18"/>
-        </w:rPr>
-        <w:t xml:space="preserve">    else → changeTicketState(ticketId, fromStatusId, toStatusId)</w:t>
-      </w:r>
-      <w:r>
-        <w:br/>
-      </w:r>
-      <w:r>
-        <w:rPr>
-          <w:rFonts w:ascii="Consolas" w:eastAsia="Consolas" w:hAnsi="Consolas" w:cs="Consolas"/>
-          <w:sz w:val="18"/>
-        </w:rPr>
-        <w:t xml:space="preserve">            success → _applyTicketStateChange: move card + re-key; if isEndStatus,</w:t>
-      </w:r>
-      <w:r>
-        <w:br/>
-      </w:r>
-      <w:r>
-        <w:rPr>
-          <w:rFonts w:ascii="Consolas" w:eastAsia="Consolas" w:hAnsi="Consolas" w:cs="Consolas"/>
-          <w:sz w:val="18"/>
-        </w:rPr>
-        <w:lastRenderedPageBreak/>
-        <w:t xml:space="preserve">                      fold updatedSprint.TotalEndedStoryPoint__c onto _sprint (SP line)</w:t>
-      </w:r>
-      <w:r>
-        <w:br/>
-      </w:r>
-      <w:r>
-        <w:rPr>
-          <w:rFonts w:ascii="Consolas" w:eastAsia="Consolas" w:hAnsi="Consolas" w:cs="Consolas"/>
-          <w:sz w:val="18"/>
-        </w:rPr>
-        <w:t>dragend → _clearDragState</w:t>
-      </w:r>
-    </w:p>
-    <w:p>
-      <w:r>
-        <w:rPr>
-          <w:b/>
-        </w:rPr>
-        <w:t>3.3 Open ticket view &amp; inline edits</w:t>
-      </w:r>
-    </w:p>
-    <w:p>
-      <w:pPr>
-        <w:spacing w:after="160"/>
-      </w:pPr>
-      <w:r>
-        <w:rPr>
-          <w:rFonts w:ascii="Consolas" w:eastAsia="Consolas" w:hAnsi="Consolas" w:cs="Consolas"/>
-          <w:sz w:val="18"/>
-        </w:rPr>
-        <w:t>card click → ticketviewopen → handleOpenTicketView sets _activeTicketViewId</w:t>
-      </w:r>
-      <w:r>
-        <w:br/>
-      </w:r>
-      <w:r>
-        <w:rPr>
-          <w:rFonts w:ascii="Consolas" w:eastAsia="Consolas" w:hAnsi="Consolas" w:cs="Consolas"/>
-          <w:sz w:val="18"/>
-        </w:rPr>
-        <w:t xml:space="preserve">  isTicketViewOpen → true ; activeTicketViewModel = _findTicketById(id)</w:t>
-      </w:r>
-      <w:r>
-        <w:br/>
-      </w:r>
-      <w:r>
-        <w:rPr>
-          <w:rFonts w:ascii="Consolas" w:eastAsia="Consolas" w:hAnsi="Consolas" w:cs="Consolas"/>
-          <w:sz w:val="18"/>
-        </w:rPr>
-        <w:t xml:space="preserve">  render centered modal &lt;c-ticket-view ticket={activeTicketViewModel}&gt;</w:t>
-      </w:r>
-      <w:r>
-        <w:br/>
-      </w:r>
-      <w:r>
-        <w:rPr>
-          <w:rFonts w:ascii="Consolas" w:eastAsia="Consolas" w:hAnsi="Consolas" w:cs="Consolas"/>
-          <w:sz w:val="18"/>
-        </w:rPr>
-        <w:t xml:space="preserve">   ├─ ticketsummaryupdate     → updateTicketSummary     → _setTicketSummary</w:t>
-      </w:r>
-      <w:r>
-        <w:br/>
-      </w:r>
-      <w:r>
-        <w:rPr>
-          <w:rFonts w:ascii="Consolas" w:eastAsia="Consolas" w:hAnsi="Consolas" w:cs="Consolas"/>
-          <w:sz w:val="18"/>
-        </w:rPr>
-        <w:t xml:space="preserve">   ├─ ticketstatuschange      → changeTicketState       → _applyTicketStateChange</w:t>
-      </w:r>
-      <w:r>
-        <w:br/>
-      </w:r>
-      <w:r>
-        <w:rPr>
-          <w:rFonts w:ascii="Consolas" w:eastAsia="Consolas" w:hAnsi="Consolas" w:cs="Consolas"/>
-          <w:sz w:val="18"/>
-        </w:rPr>
-        <w:t xml:space="preserve">   ├─ ticketdescriptionupdate → updateTicketDescription → _setTicketDescription</w:t>
-      </w:r>
-      <w:r>
-        <w:br/>
-      </w:r>
-      <w:r>
-        <w:rPr>
-          <w:rFonts w:ascii="Consolas" w:eastAsia="Consolas" w:hAnsi="Consolas" w:cs="Consolas"/>
-          <w:sz w:val="18"/>
-        </w:rPr>
-        <w:t xml:space="preserve">   └─ closeticketview / backdrop click → clear _activeTicketViewId (+ wire targets)</w:t>
-      </w:r>
-    </w:p>
-    <w:p>
-      <w:r>
-        <w:rPr>
-          <w:b/>
-        </w:rPr>
-        <w:t>3.4 Lazy-load detail sections (expand → cacheable wire → patch slice)</w:t>
-      </w:r>
-    </w:p>
-    <w:p>
-      <w:pPr>
-        <w:spacing w:after="160"/>
-      </w:pPr>
-      <w:r>
-        <w:rPr>
-          <w:rFonts w:ascii="Consolas" w:eastAsia="Consolas" w:hAnsi="Consolas" w:cs="Consolas"/>
-          <w:sz w:val="18"/>
-        </w:rPr>
-        <w:t>ticketlinkedtoexpand → _linkedToTargetTicketId → loadTicketLinkedTo → _setTicketLinkedTo</w:t>
-      </w:r>
-      <w:r>
-        <w:br/>
-      </w:r>
-      <w:r>
-        <w:rPr>
-          <w:rFonts w:ascii="Consolas" w:eastAsia="Consolas" w:hAnsi="Consolas" w:cs="Consolas"/>
-          <w:sz w:val="18"/>
-        </w:rPr>
-        <w:t>subtasksexpand       → _subtasksTargetTicketId → loadSubtasks       → _setTicketSubtasks</w:t>
-      </w:r>
-      <w:r>
-        <w:br/>
-      </w:r>
-      <w:r>
-        <w:rPr>
-          <w:rFonts w:ascii="Consolas" w:eastAsia="Consolas" w:hAnsi="Consolas" w:cs="Consolas"/>
-          <w:sz w:val="18"/>
-        </w:rPr>
-        <w:t>tickethistoryexpand  → _historyTargetTicketId  → loadTicketHistory  → _setTicketHistory</w:t>
-      </w:r>
-      <w:r>
-        <w:br/>
-      </w:r>
-      <w:r>
-        <w:rPr>
-          <w:rFonts w:ascii="Consolas" w:eastAsia="Consolas" w:hAnsi="Consolas" w:cs="Consolas"/>
-          <w:sz w:val="18"/>
-        </w:rPr>
-        <w:t>ticketcommentsexpand → _commentsTargetTicketId → loadTicketComments → _setTicketComments</w:t>
-      </w:r>
-      <w:r>
-        <w:br/>
-      </w:r>
-      <w:r>
-        <w:rPr>
-          <w:rFonts w:ascii="Consolas" w:eastAsia="Consolas" w:hAnsi="Consolas" w:cs="Consolas"/>
-          <w:sz w:val="18"/>
-        </w:rPr>
-        <w:t xml:space="preserve">  re-expand same comments id → refreshApex(_commentsWireResult)</w:t>
-      </w:r>
-      <w:r>
-        <w:br/>
-      </w:r>
-      <w:r>
-        <w:rPr>
-          <w:rFonts w:ascii="Consolas" w:eastAsia="Consolas" w:hAnsi="Consolas" w:cs="Consolas"/>
-          <w:sz w:val="18"/>
-        </w:rPr>
-        <w:t>ticketsearch     → _searchTerm → loadTicketBySearchTerm → _ticketSearchResults (combobox)</w:t>
-      </w:r>
-      <w:r>
-        <w:br/>
-      </w:r>
-      <w:r>
-        <w:rPr>
-          <w:rFonts w:ascii="Consolas" w:eastAsia="Consolas" w:hAnsi="Consolas" w:cs="Consolas"/>
-          <w:sz w:val="18"/>
-        </w:rPr>
-        <w:t>ticketlinkcreate → linkToTicket   → _addTicketLink (append)</w:t>
-      </w:r>
-      <w:r>
-        <w:br/>
-      </w:r>
-      <w:r>
-        <w:rPr>
-          <w:rFonts w:ascii="Consolas" w:eastAsia="Consolas" w:hAnsi="Consolas" w:cs="Consolas"/>
-          <w:sz w:val="18"/>
-        </w:rPr>
-        <w:t>subtaskcreate    → createSubtask  → _addTicketSubtask (append)</w:t>
-      </w:r>
-      <w:r>
-        <w:br/>
-      </w:r>
-      <w:r>
-        <w:rPr>
-          <w:rFonts w:ascii="Consolas" w:eastAsia="Consolas" w:hAnsi="Consolas" w:cs="Consolas"/>
-          <w:sz w:val="18"/>
-        </w:rPr>
-        <w:t>ticketcommentcreate → createTicketComment → _addTicketComment (prepend, newest first)</w:t>
-      </w:r>
-    </w:p>
-    <w:p>
-      <w:pPr>
-        <w:pStyle w:val="Heading2"/>
-      </w:pPr>
-      <w:r>
-        <w:t>4. UI / UX Specification</w:t>
+        <w:t>3. UI / UX Specification</w:t>
       </w:r>
     </w:p>
     <w:p>
@@ -2162,12 +3320,36 @@
         <w:pStyle w:val="Heading3"/>
       </w:pPr>
       <w:r>
-        <w:t>4.1 Page load — sprint header, story-point line, status columns</w:t>
-      </w:r>
-    </w:p>
-    <w:p>
-      <w:r>
-        <w:t>On load the page shows the active sprint header (name and start → end date range, where the end is derived from start + Duration__c, plus the goal) and the Story Points line (ended / total SP and percent with a progress bar). Beneath it the board renders one column per project status (in order); each column header shows the status name and its ticket count, and holds 0..many ticket cards. If there is no in_progress sprint a “No active sprint” banner replaces the board.</w:t>
+        <w:t>3.1 Page load — sprint header, story-point line, status columns</w:t>
+      </w:r>
+    </w:p>
+    <w:p>
+      <w:r>
+        <w:t xml:space="preserve">On load the page shows the active sprint header (name and start → end date range, where the end is derived from start + </w:t>
+      </w:r>
+      <w:proofErr w:type="spellStart"/>
+      <w:r>
+        <w:t>Duration__c</w:t>
+      </w:r>
+      <w:proofErr w:type="spellEnd"/>
+      <w:r>
+        <w:t xml:space="preserve">, plus the goal) and the Story Points line (ended / total SP and percent with a progress bar). Beneath it the board renders one column per project status (in order); each column header shows the status name and its ticket count, and holds </w:t>
+      </w:r>
+      <w:proofErr w:type="gramStart"/>
+      <w:r>
+        <w:t>0..</w:t>
+      </w:r>
+      <w:proofErr w:type="gramEnd"/>
+      <w:r>
+        <w:t xml:space="preserve">many ticket cards. If there is no </w:t>
+      </w:r>
+      <w:proofErr w:type="spellStart"/>
+      <w:r>
+        <w:t>in_progress</w:t>
+      </w:r>
+      <w:proofErr w:type="spellEnd"/>
+      <w:r>
+        <w:t xml:space="preserve"> sprint a “No active sprint” banner replaces the board.</w:t>
       </w:r>
     </w:p>
     <w:p>
@@ -2196,17 +3378,7 @@
           <w:sz w:val="20"/>
           <w:szCs w:val="20"/>
         </w:rPr>
-        <w:t>Manage-ticket-tracking-default</w:t>
-      </w:r>
-      <w:r>
-        <w:rPr>
-          <w:b/>
-          <w:bCs/>
-          <w:color w:val="0F4761"/>
-          <w:sz w:val="20"/>
-          <w:szCs w:val="20"/>
-        </w:rPr>
-        <w:t>.png</w:t>
+        <w:t>Manage-ticket-tracking-default.png</w:t>
       </w:r>
     </w:p>
     <w:p>
@@ -2231,6 +3403,7 @@
         <w:rPr>
           <w:noProof/>
         </w:rPr>
+        <w:lastRenderedPageBreak/>
         <w:drawing>
           <wp:inline distT="0" distB="0" distL="0" distR="0" wp14:anchorId="11EA6E91" wp14:editId="69A07BD4">
             <wp:extent cx="5760720" cy="2252880"/>
@@ -2273,16 +3446,44 @@
         <w:pStyle w:val="Heading3"/>
       </w:pPr>
       <w:r>
-        <w:t>4.2 Ticket card (tracking-card) &amp; the Done (green) border</w:t>
-      </w:r>
-    </w:p>
-    <w:p>
-      <w:r>
-        <w:t xml:space="preserve">Each card (c-ao-ticket-item, variant="tracking-card") shows the ticket name, ticket type, summary, story points, and the assigned member name. A card whose current status is an </w:t>
-      </w:r>
-      <w:r>
-        <w:lastRenderedPageBreak/>
-        <w:t>end status (isEndStatus, from statuses with isEnd__c = true) carries data-end-status="true", which the column CSS renders as a 3px green left border (#00875A) to signal the ticket has finished. Clicking a card dispatches ticketviewopen and opens the ticket-view pop-up.</w:t>
+        <w:t>3.2 Ticket card (tracking-card) &amp; the Done (green) border</w:t>
+      </w:r>
+    </w:p>
+    <w:p>
+      <w:r>
+        <w:t>Each card (c-</w:t>
+      </w:r>
+      <w:proofErr w:type="spellStart"/>
+      <w:r>
+        <w:t>ao</w:t>
+      </w:r>
+      <w:proofErr w:type="spellEnd"/>
+      <w:r>
+        <w:t>-ticket-item, variant="tracking-card") shows the ticket name, ticket type, summary, story points, and the assigned member name. A card whose current status is an end status (</w:t>
+      </w:r>
+      <w:proofErr w:type="spellStart"/>
+      <w:r>
+        <w:t>isEndStatus</w:t>
+      </w:r>
+      <w:proofErr w:type="spellEnd"/>
+      <w:r>
+        <w:t xml:space="preserve">, from statuses with </w:t>
+      </w:r>
+      <w:proofErr w:type="spellStart"/>
+      <w:r>
+        <w:t>isEnd</w:t>
+      </w:r>
+      <w:proofErr w:type="spellEnd"/>
+      <w:r>
+        <w:t xml:space="preserve">__c = true) carries data-end-status="true", which the column CSS renders as a 3px green left border (#00875A) to signal the ticket has finished. Clicking a card dispatches </w:t>
+      </w:r>
+      <w:proofErr w:type="spellStart"/>
+      <w:r>
+        <w:t>ticketviewopen</w:t>
+      </w:r>
+      <w:proofErr w:type="spellEnd"/>
+      <w:r>
+        <w:t xml:space="preserve"> and opens the ticket-view pop-up.</w:t>
       </w:r>
     </w:p>
     <w:p>
@@ -2290,12 +3491,28 @@
         <w:pStyle w:val="Heading3"/>
       </w:pPr>
       <w:r>
-        <w:t>4.3 Drag-and-drop — type-aware drop targets</w:t>
-      </w:r>
-    </w:p>
-    <w:p>
-      <w:r>
-        <w:t>On drag start the system highlights only the columns reachable from the card’s current status for that ticket type (getValidTargetStatusIds reads the type’s own workflowTransitions); valid columns gain the valid-target style and a “Drop here” hint, and only they accept a drop. Because each ticket type points at its own workflow, a Story and a Task expose different reachable columns from the same status.</w:t>
+        <w:t>3.3 Drag-and-drop — type-aware drop targets</w:t>
+      </w:r>
+    </w:p>
+    <w:p>
+      <w:r>
+        <w:t>On drag start the system highlights only the columns reachable from the card’s current status for that ticket type (</w:t>
+      </w:r>
+      <w:proofErr w:type="spellStart"/>
+      <w:r>
+        <w:t>getValidTargetStatusIds</w:t>
+      </w:r>
+      <w:proofErr w:type="spellEnd"/>
+      <w:r>
+        <w:t xml:space="preserve"> reads the type’s own </w:t>
+      </w:r>
+      <w:proofErr w:type="spellStart"/>
+      <w:r>
+        <w:t>workflowTransitions</w:t>
+      </w:r>
+      <w:proofErr w:type="spellEnd"/>
+      <w:r>
+        <w:t>); valid columns gain the valid-target style and a “Drop here” hint, and only they accept a drop. Because each ticket type points at its own workflow, a Story and a Task expose different reachable columns from the same status.</w:t>
       </w:r>
     </w:p>
     <w:p>
@@ -2324,17 +3541,7 @@
           <w:sz w:val="20"/>
           <w:szCs w:val="20"/>
         </w:rPr>
-        <w:t>Ticket-type-story-move</w:t>
-      </w:r>
-      <w:r>
-        <w:rPr>
-          <w:b/>
-          <w:bCs/>
-          <w:color w:val="0F4761"/>
-          <w:sz w:val="20"/>
-          <w:szCs w:val="20"/>
-        </w:rPr>
-        <w:t>.png</w:t>
+        <w:t>Ticket-type-story-move.png</w:t>
       </w:r>
     </w:p>
     <w:p>
@@ -2359,6 +3566,7 @@
         <w:rPr>
           <w:noProof/>
         </w:rPr>
+        <w:lastRenderedPageBreak/>
         <w:drawing>
           <wp:inline distT="0" distB="0" distL="0" distR="0" wp14:anchorId="4CBB54F9" wp14:editId="49B7AFF2">
             <wp:extent cx="5760720" cy="2952581"/>
@@ -2422,27 +3630,7 @@
           <w:sz w:val="20"/>
           <w:szCs w:val="20"/>
         </w:rPr>
-        <w:t>Ticket-type-</w:t>
-      </w:r>
-      <w:r>
-        <w:rPr>
-          <w:b/>
-          <w:bCs/>
-          <w:color w:val="0F4761"/>
-          <w:sz w:val="20"/>
-          <w:szCs w:val="20"/>
-        </w:rPr>
-        <w:t>task</w:t>
-      </w:r>
-      <w:r>
-        <w:rPr>
-          <w:b/>
-          <w:bCs/>
-          <w:color w:val="0F4761"/>
-          <w:sz w:val="20"/>
-          <w:szCs w:val="20"/>
-        </w:rPr>
-        <w:t>-move.png</w:t>
+        <w:t>Ticket-type-task-move.png</w:t>
       </w:r>
     </w:p>
     <w:p>
@@ -2510,8 +3698,7 @@
         <w:pStyle w:val="Heading3"/>
       </w:pPr>
       <w:r>
-        <w:lastRenderedPageBreak/>
-        <w:t>4.4 Ticket view pop-up (c-ticket-view)</w:t>
+        <w:t>3.4 Ticket view pop-up (c-ticket-view)</w:t>
       </w:r>
     </w:p>
     <w:p>
@@ -2545,67 +3732,7 @@
           <w:sz w:val="20"/>
           <w:szCs w:val="20"/>
         </w:rPr>
-        <w:t>Ticket-</w:t>
-      </w:r>
-      <w:r>
-        <w:rPr>
-          <w:b/>
-          <w:bCs/>
-          <w:color w:val="0F4761"/>
-          <w:sz w:val="20"/>
-          <w:szCs w:val="20"/>
-        </w:rPr>
-        <w:t>view</w:t>
-      </w:r>
-      <w:r>
-        <w:rPr>
-          <w:b/>
-          <w:bCs/>
-          <w:color w:val="0F4761"/>
-          <w:sz w:val="20"/>
-          <w:szCs w:val="20"/>
-        </w:rPr>
-        <w:t>-</w:t>
-      </w:r>
-      <w:r>
-        <w:rPr>
-          <w:b/>
-          <w:bCs/>
-          <w:color w:val="0F4761"/>
-          <w:sz w:val="20"/>
-          <w:szCs w:val="20"/>
-        </w:rPr>
-        <w:t>pop</w:t>
-      </w:r>
-      <w:r>
-        <w:rPr>
-          <w:b/>
-          <w:bCs/>
-          <w:color w:val="0F4761"/>
-          <w:sz w:val="20"/>
-          <w:szCs w:val="20"/>
-        </w:rPr>
-        <w:t>-</w:t>
-      </w:r>
-      <w:r>
-        <w:rPr>
-          <w:b/>
-          <w:bCs/>
-          <w:color w:val="0F4761"/>
-          <w:sz w:val="20"/>
-          <w:szCs w:val="20"/>
-        </w:rPr>
-        <w:t>up</w:t>
-      </w:r>
-      <w:r>
-        <w:rPr>
-          <w:b/>
-          <w:bCs/>
-          <w:color w:val="0F4761"/>
-          <w:sz w:val="20"/>
-          <w:szCs w:val="20"/>
-        </w:rPr>
-        <w:t>.png</w:t>
+        <w:t>Ticket-view-pop-up.png</w:t>
       </w:r>
     </w:p>
     <w:p>
@@ -2630,10 +3757,11 @@
         <w:rPr>
           <w:noProof/>
         </w:rPr>
+        <w:lastRenderedPageBreak/>
         <w:drawing>
-          <wp:inline distT="0" distB="0" distL="0" distR="0" wp14:anchorId="4821E78C" wp14:editId="57BCB0DD">
-            <wp:extent cx="5760720" cy="2795910"/>
-            <wp:effectExtent l="0" t="0" r="0" b="0"/>
+          <wp:inline distT="0" distB="0" distL="0" distR="0" wp14:anchorId="4821E78C" wp14:editId="5E53F851">
+            <wp:extent cx="1828165" cy="1889116"/>
+            <wp:effectExtent l="0" t="0" r="635" b="0"/>
             <wp:docPr id="5" name="Picture 5"/>
             <wp:cNvGraphicFramePr>
               <a:graphicFrameLocks xmlns:a="http://schemas.openxmlformats.org/drawingml/2006/main" noChangeAspect="1"/>
@@ -2645,20 +3773,29 @@
                     <pic:cNvPr id="0" name="ticket-view-pop-up.png"/>
                     <pic:cNvPicPr/>
                   </pic:nvPicPr>
-                  <pic:blipFill>
+                  <pic:blipFill rotWithShape="1">
                     <a:blip r:embed="rId9"/>
+                    <a:srcRect l="33995" t="13362" r="34254" b="19036"/>
                     <a:stretch>
                       <a:fillRect/>
                     </a:stretch>
                   </pic:blipFill>
-                  <pic:spPr>
+                  <pic:spPr bwMode="auto">
                     <a:xfrm>
                       <a:off x="0" y="0"/>
-                      <a:ext cx="5760720" cy="2795910"/>
+                      <a:ext cx="1829104" cy="1890086"/>
                     </a:xfrm>
                     <a:prstGeom prst="rect">
                       <a:avLst/>
                     </a:prstGeom>
+                    <a:ln>
+                      <a:noFill/>
+                    </a:ln>
+                    <a:extLst>
+                      <a:ext uri="{53640926-AAD7-44D8-BBD7-CCE9431645EC}">
+                        <a14:shadowObscured xmlns:a14="http://schemas.microsoft.com/office/drawing/2010/main"/>
+                      </a:ext>
+                    </a:extLst>
                   </pic:spPr>
                 </pic:pic>
               </a:graphicData>
@@ -2672,12 +3809,28 @@
         <w:pStyle w:val="Heading3"/>
       </w:pPr>
       <w:r>
-        <w:t>4.5 Edit description (rich text)</w:t>
-      </w:r>
-    </w:p>
-    <w:p>
-      <w:r>
-        <w:t>Clicking the description opens a rich-text editor with Save / Cancel; Save dispatches ticketdescriptionupdate → updateTicketDescription and patches the principal ticket from the response.</w:t>
+        <w:t>3.5 Edit description (rich text)</w:t>
+      </w:r>
+    </w:p>
+    <w:p>
+      <w:r>
+        <w:t xml:space="preserve">Clicking the description opens a rich-text editor with Save / Cancel; Save dispatches </w:t>
+      </w:r>
+      <w:proofErr w:type="spellStart"/>
+      <w:r>
+        <w:t>ticketdescriptionupdate</w:t>
+      </w:r>
+      <w:proofErr w:type="spellEnd"/>
+      <w:r>
+        <w:t xml:space="preserve"> → </w:t>
+      </w:r>
+      <w:proofErr w:type="spellStart"/>
+      <w:r>
+        <w:t>updateTicketDescription</w:t>
+      </w:r>
+      <w:proofErr w:type="spellEnd"/>
+      <w:r>
+        <w:t xml:space="preserve"> and patches the principal ticket from the response.</w:t>
       </w:r>
     </w:p>
     <w:p>
@@ -2706,47 +3859,7 @@
           <w:sz w:val="20"/>
           <w:szCs w:val="20"/>
         </w:rPr>
-        <w:t>Ticket-view-</w:t>
-      </w:r>
-      <w:r>
-        <w:rPr>
-          <w:b/>
-          <w:bCs/>
-          <w:color w:val="0F4761"/>
-          <w:sz w:val="20"/>
-          <w:szCs w:val="20"/>
-        </w:rPr>
-        <w:t>click</w:t>
-      </w:r>
-      <w:r>
-        <w:rPr>
-          <w:b/>
-          <w:bCs/>
-          <w:color w:val="0F4761"/>
-          <w:sz w:val="20"/>
-          <w:szCs w:val="20"/>
-        </w:rPr>
-        <w:t>-</w:t>
-      </w:r>
-      <w:r>
-        <w:rPr>
-          <w:b/>
-          <w:bCs/>
-          <w:color w:val="0F4761"/>
-          <w:sz w:val="20"/>
-          <w:szCs w:val="20"/>
-        </w:rPr>
-        <w:t>on-description</w:t>
-      </w:r>
-      <w:r>
-        <w:rPr>
-          <w:b/>
-          <w:bCs/>
-          <w:color w:val="0F4761"/>
-          <w:sz w:val="20"/>
-          <w:szCs w:val="20"/>
-        </w:rPr>
-        <w:t>.png</w:t>
+        <w:t>Ticket-view-click-on-description.png</w:t>
       </w:r>
     </w:p>
     <w:p>
@@ -2813,13 +3926,36 @@
         <w:pStyle w:val="Heading3"/>
       </w:pPr>
       <w:r>
-        <w:lastRenderedPageBreak/>
-        <w:t>4.6 Linked work items</w:t>
-      </w:r>
-    </w:p>
-    <w:p>
-      <w:r>
-        <w:t>Expanding Linked work items fires loadTicketLinkedTo and lists the ticket’s links; an empty list shows “No linked items.” Clicking + reveals the add-link row: choose a Link type and search a target ticket (loadTicketBySearchTerm, min 2 characters), then Link (linkToTicket appends the returned link).</w:t>
+        <w:t>3.6 Linked work items</w:t>
+      </w:r>
+    </w:p>
+    <w:p>
+      <w:r>
+        <w:t xml:space="preserve">Expanding Linked work items fires </w:t>
+      </w:r>
+      <w:proofErr w:type="spellStart"/>
+      <w:r>
+        <w:t>loadTicketLinkedTo</w:t>
+      </w:r>
+      <w:proofErr w:type="spellEnd"/>
+      <w:r>
+        <w:t xml:space="preserve"> and lists the ticket’s links; an empty list shows “No linked items.” Clicking + reveals the add-link row: choose a Link type and search a target ticket (</w:t>
+      </w:r>
+      <w:proofErr w:type="spellStart"/>
+      <w:r>
+        <w:t>loadTicketBySearchTerm</w:t>
+      </w:r>
+      <w:proofErr w:type="spellEnd"/>
+      <w:r>
+        <w:t>, min 2 characters), then Link (</w:t>
+      </w:r>
+      <w:proofErr w:type="spellStart"/>
+      <w:r>
+        <w:t>linkToTicket</w:t>
+      </w:r>
+      <w:proofErr w:type="spellEnd"/>
+      <w:r>
+        <w:t xml:space="preserve"> appends the returned link).</w:t>
       </w:r>
     </w:p>
     <w:p>
@@ -2848,67 +3984,7 @@
           <w:sz w:val="20"/>
           <w:szCs w:val="20"/>
         </w:rPr>
-        <w:t>Ticket-view-</w:t>
-      </w:r>
-      <w:r>
-        <w:rPr>
-          <w:b/>
-          <w:bCs/>
-          <w:color w:val="0F4761"/>
-          <w:sz w:val="20"/>
-          <w:szCs w:val="20"/>
-        </w:rPr>
-        <w:t>expand</w:t>
-      </w:r>
-      <w:r>
-        <w:rPr>
-          <w:b/>
-          <w:bCs/>
-          <w:color w:val="0F4761"/>
-          <w:sz w:val="20"/>
-          <w:szCs w:val="20"/>
-        </w:rPr>
-        <w:t>-</w:t>
-      </w:r>
-      <w:r>
-        <w:rPr>
-          <w:b/>
-          <w:bCs/>
-          <w:color w:val="0F4761"/>
-          <w:sz w:val="20"/>
-          <w:szCs w:val="20"/>
-        </w:rPr>
-        <w:t>ticket</w:t>
-      </w:r>
-      <w:r>
-        <w:rPr>
-          <w:b/>
-          <w:bCs/>
-          <w:color w:val="0F4761"/>
-          <w:sz w:val="20"/>
-          <w:szCs w:val="20"/>
-        </w:rPr>
-        <w:t>-</w:t>
-      </w:r>
-      <w:r>
-        <w:rPr>
-          <w:b/>
-          <w:bCs/>
-          <w:color w:val="0F4761"/>
-          <w:sz w:val="20"/>
-          <w:szCs w:val="20"/>
-        </w:rPr>
-        <w:t>view</w:t>
-      </w:r>
-      <w:r>
-        <w:rPr>
-          <w:b/>
-          <w:bCs/>
-          <w:color w:val="0F4761"/>
-          <w:sz w:val="20"/>
-          <w:szCs w:val="20"/>
-        </w:rPr>
-        <w:t>.png</w:t>
+        <w:t>Ticket-view-expand-ticket-view.png</w:t>
       </w:r>
     </w:p>
     <w:p>
@@ -2933,6 +4009,7 @@
         <w:rPr>
           <w:noProof/>
         </w:rPr>
+        <w:lastRenderedPageBreak/>
         <w:drawing>
           <wp:inline distT="0" distB="0" distL="0" distR="0" wp14:anchorId="5A23CA06" wp14:editId="2A0A21A5">
             <wp:extent cx="5760720" cy="2420344"/>
@@ -2996,47 +4073,7 @@
           <w:sz w:val="20"/>
           <w:szCs w:val="20"/>
         </w:rPr>
-        <w:t>Ticket-view-</w:t>
-      </w:r>
-      <w:r>
-        <w:rPr>
-          <w:b/>
-          <w:bCs/>
-          <w:color w:val="0F4761"/>
-          <w:sz w:val="20"/>
-          <w:szCs w:val="20"/>
-        </w:rPr>
-        <w:t>click</w:t>
-      </w:r>
-      <w:r>
-        <w:rPr>
-          <w:b/>
-          <w:bCs/>
-          <w:color w:val="0F4761"/>
-          <w:sz w:val="20"/>
-          <w:szCs w:val="20"/>
-        </w:rPr>
-        <w:t>-</w:t>
-      </w:r>
-      <w:r>
-        <w:rPr>
-          <w:b/>
-          <w:bCs/>
-          <w:color w:val="0F4761"/>
-          <w:sz w:val="20"/>
-          <w:szCs w:val="20"/>
-        </w:rPr>
-        <w:t>plus</w:t>
-      </w:r>
-      <w:r>
-        <w:rPr>
-          <w:b/>
-          <w:bCs/>
-          <w:color w:val="0F4761"/>
-          <w:sz w:val="20"/>
-          <w:szCs w:val="20"/>
-        </w:rPr>
-        <w:t>.png</w:t>
+        <w:t>Ticket-view-click-plus.png</w:t>
       </w:r>
     </w:p>
     <w:p>
@@ -3103,12 +4140,28 @@
         <w:pStyle w:val="Heading3"/>
       </w:pPr>
       <w:r>
-        <w:t>4.7 Sub-tasks</w:t>
-      </w:r>
-    </w:p>
-    <w:p>
-      <w:r>
-        <w:t>Expanding Sub-tasks fires loadSubtasks and lists them; empty shows “No subtasks.” Clicking + opens the create-sub-task form: Summary (required) plus optional Assignee, Current State, Start Date, Story Point, and a rich-text Description; Create calls createSubtask and appends the result.</w:t>
+        <w:t>3.7 Sub-tasks</w:t>
+      </w:r>
+    </w:p>
+    <w:p>
+      <w:r>
+        <w:t xml:space="preserve">Expanding Sub-tasks fires </w:t>
+      </w:r>
+      <w:proofErr w:type="spellStart"/>
+      <w:r>
+        <w:t>loadSubtasks</w:t>
+      </w:r>
+      <w:proofErr w:type="spellEnd"/>
+      <w:r>
+        <w:t xml:space="preserve"> and lists them; empty shows “No subtasks.” Clicking + opens the create-sub-task form: Summary (required) plus optional Assignee, Current State, Start Date, Story Point, and a rich-text Description; Create calls </w:t>
+      </w:r>
+      <w:proofErr w:type="spellStart"/>
+      <w:r>
+        <w:t>createSubtask</w:t>
+      </w:r>
+      <w:proofErr w:type="spellEnd"/>
+      <w:r>
+        <w:t xml:space="preserve"> and appends the result.</w:t>
       </w:r>
     </w:p>
     <w:p/>
@@ -3134,7 +4187,6 @@
           <w:sz w:val="16"/>
           <w:szCs w:val="16"/>
         </w:rPr>
-        <w:lastRenderedPageBreak/>
         <w:t>###########################</w:t>
       </w:r>
     </w:p>
@@ -3150,47 +4202,7 @@
           <w:sz w:val="20"/>
           <w:szCs w:val="20"/>
         </w:rPr>
-        <w:t>Ticket-view-</w:t>
-      </w:r>
-      <w:r>
-        <w:rPr>
-          <w:b/>
-          <w:bCs/>
-          <w:color w:val="0F4761"/>
-          <w:sz w:val="20"/>
-          <w:szCs w:val="20"/>
-        </w:rPr>
-        <w:t>expand</w:t>
-      </w:r>
-      <w:r>
-        <w:rPr>
-          <w:b/>
-          <w:bCs/>
-          <w:color w:val="0F4761"/>
-          <w:sz w:val="20"/>
-          <w:szCs w:val="20"/>
-        </w:rPr>
-        <w:t>-</w:t>
-      </w:r>
-      <w:r>
-        <w:rPr>
-          <w:b/>
-          <w:bCs/>
-          <w:color w:val="0F4761"/>
-          <w:sz w:val="20"/>
-          <w:szCs w:val="20"/>
-        </w:rPr>
-        <w:t>subtask</w:t>
-      </w:r>
-      <w:r>
-        <w:rPr>
-          <w:b/>
-          <w:bCs/>
-          <w:color w:val="0F4761"/>
-          <w:sz w:val="20"/>
-          <w:szCs w:val="20"/>
-        </w:rPr>
-        <w:t>.png</w:t>
+        <w:t>Ticket-view-expand-subtask.png</w:t>
       </w:r>
     </w:p>
     <w:p>
@@ -3215,6 +4227,7 @@
         <w:rPr>
           <w:noProof/>
         </w:rPr>
+        <w:lastRenderedPageBreak/>
         <w:drawing>
           <wp:inline distT="0" distB="0" distL="0" distR="0" wp14:anchorId="48953CAF" wp14:editId="2045E2F0">
             <wp:extent cx="5760720" cy="2260142"/>
@@ -3278,47 +4291,7 @@
           <w:sz w:val="20"/>
           <w:szCs w:val="20"/>
         </w:rPr>
-        <w:t>Ticket-view-</w:t>
-      </w:r>
-      <w:r>
-        <w:rPr>
-          <w:b/>
-          <w:bCs/>
-          <w:color w:val="0F4761"/>
-          <w:sz w:val="20"/>
-          <w:szCs w:val="20"/>
-        </w:rPr>
-        <w:t>click</w:t>
-      </w:r>
-      <w:r>
-        <w:rPr>
-          <w:b/>
-          <w:bCs/>
-          <w:color w:val="0F4761"/>
-          <w:sz w:val="20"/>
-          <w:szCs w:val="20"/>
-        </w:rPr>
-        <w:t>-</w:t>
-      </w:r>
-      <w:r>
-        <w:rPr>
-          <w:b/>
-          <w:bCs/>
-          <w:color w:val="0F4761"/>
-          <w:sz w:val="20"/>
-          <w:szCs w:val="20"/>
-        </w:rPr>
-        <w:t>plus-subtask</w:t>
-      </w:r>
-      <w:r>
-        <w:rPr>
-          <w:b/>
-          <w:bCs/>
-          <w:color w:val="0F4761"/>
-          <w:sz w:val="20"/>
-          <w:szCs w:val="20"/>
-        </w:rPr>
-        <w:t>.png</w:t>
+        <w:t>Ticket-view-click-plus-subtask.png</w:t>
       </w:r>
     </w:p>
     <w:p>
@@ -3385,12 +4358,20 @@
         <w:pStyle w:val="Heading3"/>
       </w:pPr>
       <w:r>
-        <w:t>4.8 History</w:t>
-      </w:r>
-    </w:p>
-    <w:p>
-      <w:r>
-        <w:t>Expanding History fires loadTicketHistory and shows the ticket’s activity feed (e.g. “Ticket created”), each entry with its author and timestamp.</w:t>
+        <w:t>3.8 History</w:t>
+      </w:r>
+    </w:p>
+    <w:p>
+      <w:r>
+        <w:t xml:space="preserve">Expanding History fires </w:t>
+      </w:r>
+      <w:proofErr w:type="spellStart"/>
+      <w:r>
+        <w:t>loadTicketHistory</w:t>
+      </w:r>
+      <w:proofErr w:type="spellEnd"/>
+      <w:r>
+        <w:t xml:space="preserve"> and shows the ticket’s activity feed (e.g. “Ticket created”), each entry with its author and timestamp.</w:t>
       </w:r>
     </w:p>
     <w:p>
@@ -3419,47 +4400,7 @@
           <w:sz w:val="20"/>
           <w:szCs w:val="20"/>
         </w:rPr>
-        <w:t>Ticket-view-</w:t>
-      </w:r>
-      <w:r>
-        <w:rPr>
-          <w:b/>
-          <w:bCs/>
-          <w:color w:val="0F4761"/>
-          <w:sz w:val="20"/>
-          <w:szCs w:val="20"/>
-        </w:rPr>
-        <w:t>expand</w:t>
-      </w:r>
-      <w:r>
-        <w:rPr>
-          <w:b/>
-          <w:bCs/>
-          <w:color w:val="0F4761"/>
-          <w:sz w:val="20"/>
-          <w:szCs w:val="20"/>
-        </w:rPr>
-        <w:t>-</w:t>
-      </w:r>
-      <w:r>
-        <w:rPr>
-          <w:b/>
-          <w:bCs/>
-          <w:color w:val="0F4761"/>
-          <w:sz w:val="20"/>
-          <w:szCs w:val="20"/>
-        </w:rPr>
-        <w:t>history</w:t>
-      </w:r>
-      <w:r>
-        <w:rPr>
-          <w:b/>
-          <w:bCs/>
-          <w:color w:val="0F4761"/>
-          <w:sz w:val="20"/>
-          <w:szCs w:val="20"/>
-        </w:rPr>
-        <w:t>.png</w:t>
+        <w:t>Ticket-view-expand-history.png</w:t>
       </w:r>
     </w:p>
     <w:p>
@@ -3527,12 +4468,36 @@
       </w:pPr>
       <w:r>
         <w:lastRenderedPageBreak/>
-        <w:t>4.9 Comments</w:t>
-      </w:r>
-    </w:p>
-    <w:p>
-      <w:r>
-        <w:t>Expanding Comments fires loadTicketComments and shows the add-comment box and the existing comments (newest first), each with author and timestamp; posting calls createTicketComment and prepends it. Re-expanding the same ticket refreshes via refreshApex.</w:t>
+        <w:t>3.9 Comments</w:t>
+      </w:r>
+    </w:p>
+    <w:p>
+      <w:r>
+        <w:t xml:space="preserve">Expanding Comments fires </w:t>
+      </w:r>
+      <w:proofErr w:type="spellStart"/>
+      <w:r>
+        <w:t>loadTicketComments</w:t>
+      </w:r>
+      <w:proofErr w:type="spellEnd"/>
+      <w:r>
+        <w:t xml:space="preserve"> and shows the add-comment box and the existing comments (newest first), each with author and timestamp; posting calls </w:t>
+      </w:r>
+      <w:proofErr w:type="spellStart"/>
+      <w:r>
+        <w:t>createTicketComment</w:t>
+      </w:r>
+      <w:proofErr w:type="spellEnd"/>
+      <w:r>
+        <w:t xml:space="preserve"> and prepends it. Re-expanding the same ticket refreshes via </w:t>
+      </w:r>
+      <w:proofErr w:type="spellStart"/>
+      <w:r>
+        <w:t>refreshApex</w:t>
+      </w:r>
+      <w:proofErr w:type="spellEnd"/>
+      <w:r>
+        <w:t>.</w:t>
       </w:r>
     </w:p>
     <w:p>
@@ -3561,27 +4526,7 @@
           <w:sz w:val="20"/>
           <w:szCs w:val="20"/>
         </w:rPr>
-        <w:t>Ticket-view-expand-</w:t>
-      </w:r>
-      <w:r>
-        <w:rPr>
-          <w:b/>
-          <w:bCs/>
-          <w:color w:val="0F4761"/>
-          <w:sz w:val="20"/>
-          <w:szCs w:val="20"/>
-        </w:rPr>
-        <w:t>comment</w:t>
-      </w:r>
-      <w:r>
-        <w:rPr>
-          <w:b/>
-          <w:bCs/>
-          <w:color w:val="0F4761"/>
-          <w:sz w:val="20"/>
-          <w:szCs w:val="20"/>
-        </w:rPr>
-        <w:t>.png</w:t>
+        <w:t>Ticket-view-expand-comment.png</w:t>
       </w:r>
     </w:p>
     <w:p>
@@ -3648,84 +4593,13 @@
         <w:pStyle w:val="Heading2"/>
       </w:pPr>
       <w:r>
-        <w:t>5. State, Drag-and-Drop &amp; Derived View Design</w:t>
-      </w:r>
-    </w:p>
-    <w:p>
-      <w:r>
-        <w:t>•  Principal state. One de-normalized _sprint = { ...sprint, tickets[] } (plus _statuses for the lanes). Every displayed value is a getter derived on read — columns, activeTicketViewModel, sprintDateRange, storyPointsPercent, isTicketViewOpen, ticketViewSearchOptions — never a parallel tracked field.</w:t>
-      </w:r>
-    </w:p>
-    <w:p>
-      <w:r>
-        <w:t>•  De-normalized ticket shape. buildSprintTickets nests each ticket’s ticketType and that type’s workflowTransitions onto the ticket and precomputes ticketTypeName, assigneeName, and isEndStatus. The data is duplicated across tickets on purpose: the page only reads types/workflows, so there is no shared state to keep in sync.</w:t>
-      </w:r>
-    </w:p>
-    <w:p>
-      <w:r>
-        <w:t>•  Derived columns. buildColumns(_statuses, tickets, _validTargetStatusIds) builds the lanes, fills each with the tickets whose CurrentState__c equals the status, and flags isValidTarget for the highlighted drop targets.</w:t>
-      </w:r>
-    </w:p>
-    <w:p>
-      <w:r>
-        <w:t>•  Mutators only (R5). Writes go through named immutable mutators — _writeSprint / _patchTicket and the _set…/_add… family — with no inline spreads elsewhere; each ticket field update re-keys the card (newTicketKey) so LWC re-renders exactly that one card.</w:t>
-      </w:r>
-    </w:p>
-    <w:p>
-      <w:r>
-        <w:t>•  Drag-and-drop. Valid targets are computed in the browser (getValidTargetStatusIds); the column only preventDefaults dragover / accepts drop when isValidTarget. handleTicketDrop ignores same-column drops, applies the client guards (validateChangeTicketState, findTransitionId), then calls changeTicketState; dragend always clears the drag state.</w:t>
-      </w:r>
-    </w:p>
-    <w:p>
-      <w:r>
-        <w:lastRenderedPageBreak/>
-        <w:t>•  No paging. Unlike the backlog, the board loads the single active sprint’s active tickets in one shot (ordered by Score__c) and distributes them across columns — there is no per-list paging.</w:t>
-      </w:r>
-    </w:p>
-    <w:p>
-      <w:pPr>
-        <w:pStyle w:val="Heading2"/>
-      </w:pPr>
-      <w:r>
-        <w:t>6. Error Handling &amp; Loading</w:t>
-      </w:r>
-    </w:p>
-    <w:p>
-      <w:r>
-        <w:t>•  isLoading gates the board (a c-ao-spinner shows while _loadData runs); shouldShowContent hides the board while loading or when an error is set.</w:t>
-      </w:r>
-    </w:p>
-    <w:p>
-      <w:r>
-        <w:t>•  Every imperative call checks res.success — on false it calls _showError(res.message) and aborts the patch; thrown Apex errors are caught and surfaced via _errMsg (err.body?.message || fallback).</w:t>
-      </w:r>
-    </w:p>
-    <w:p>
-      <w:r>
-        <w:t>•  Page-level load failure sets errorMessage and toasts, so the board is not shown with partial data.</w:t>
-      </w:r>
-    </w:p>
-    <w:p>
-      <w:r>
-        <w:t>•  Server guards mirror the client: each @AuraEnabled method blank-checks required params and returns APIResponse(false, "&lt;field&gt; is required"), then DomainCorrectness.require* verifies referenced records before any DML; loadTicketBySearchTerm escapes SOSL/SOQL special characters.</w:t>
-      </w:r>
-    </w:p>
-    <w:p>
-      <w:pPr>
-        <w:pStyle w:val="Heading2"/>
-      </w:pPr>
-      <w:r>
-        <w:t>7. Traceability (SRS → API)</w:t>
+        <w:t>4. Traceability (SRS → API)</w:t>
       </w:r>
     </w:p>
     <w:tbl>
       <w:tblPr>
+        <w:tblStyle w:val="PlainTable1"/>
         <w:tblW w:w="9360" w:type="dxa"/>
-        <w:tblBorders>
-          <w:top w:val="single" w:sz="4" w:space="0" w:color="D0D7DE"/>
-          <w:bottom w:val="single" w:sz="4" w:space="0" w:color="D0D7DE"/>
-          <w:insideH w:val="single" w:sz="4" w:space="0" w:color="D0D7DE"/>
-        </w:tblBorders>
         <w:tblLook w:val="04A0" w:firstRow="1" w:lastRow="0" w:firstColumn="1" w:lastColumn="0" w:noHBand="0" w:noVBand="1"/>
       </w:tblPr>
       <w:tblGrid>
@@ -3733,15 +4607,16 @@
         <w:gridCol w:w="4680"/>
       </w:tblGrid>
       <w:tr>
-        <w:tc>
-          <w:tcPr>
+        <w:trPr>
+          <w:cnfStyle w:val="100000000000" w:firstRow="1" w:lastRow="0" w:firstColumn="0" w:lastColumn="0" w:oddVBand="0" w:evenVBand="0" w:oddHBand="0" w:evenHBand="0" w:firstRowFirstColumn="0" w:firstRowLastColumn="0" w:lastRowFirstColumn="0" w:lastRowLastColumn="0"/>
+        </w:trPr>
+        <w:tc>
+          <w:tcPr>
+            <w:cnfStyle w:val="001000000000" w:firstRow="0" w:lastRow="0" w:firstColumn="1" w:lastColumn="0" w:oddVBand="0" w:evenVBand="0" w:oddHBand="0" w:evenHBand="0" w:firstRowFirstColumn="0" w:firstRowLastColumn="0" w:lastRowFirstColumn="0" w:lastRowLastColumn="0"/>
             <w:tcW w:w="4680" w:type="dxa"/>
           </w:tcPr>
           <w:p>
             <w:r>
-              <w:rPr>
-                <w:b/>
-              </w:rPr>
               <w:t>SRS</w:t>
             </w:r>
           </w:p>
@@ -3751,23 +4626,35 @@
             <w:tcW w:w="4680" w:type="dxa"/>
           </w:tcPr>
           <w:p>
-            <w:r>
-              <w:rPr>
-                <w:b/>
-              </w:rPr>
+            <w:pPr>
+              <w:cnfStyle w:val="100000000000" w:firstRow="1" w:lastRow="0" w:firstColumn="0" w:lastColumn="0" w:oddVBand="0" w:evenVBand="0" w:oddHBand="0" w:evenHBand="0" w:firstRowFirstColumn="0" w:firstRowLastColumn="0" w:lastRowFirstColumn="0" w:lastRowLastColumn="0"/>
+            </w:pPr>
+            <w:r>
               <w:t>API call(s) / mechanism</w:t>
             </w:r>
           </w:p>
         </w:tc>
       </w:tr>
       <w:tr>
-        <w:tc>
-          <w:tcPr>
+        <w:trPr>
+          <w:cnfStyle w:val="000000100000" w:firstRow="0" w:lastRow="0" w:firstColumn="0" w:lastColumn="0" w:oddVBand="0" w:evenVBand="0" w:oddHBand="1" w:evenHBand="0" w:firstRowFirstColumn="0" w:firstRowLastColumn="0" w:lastRowFirstColumn="0" w:lastRowLastColumn="0"/>
+        </w:trPr>
+        <w:tc>
+          <w:tcPr>
+            <w:cnfStyle w:val="001000000000" w:firstRow="0" w:lastRow="0" w:firstColumn="1" w:lastColumn="0" w:oddVBand="0" w:evenVBand="0" w:oddHBand="0" w:evenHBand="0" w:firstRowFirstColumn="0" w:firstRowLastColumn="0" w:lastRowFirstColumn="0" w:lastRowLastColumn="0"/>
             <w:tcW w:w="4680" w:type="dxa"/>
           </w:tcPr>
           <w:p>
             <w:r>
-              <w:t>FR-1..FR-3 load &amp; active sprint</w:t>
+              <w:t>FR-</w:t>
+            </w:r>
+            <w:proofErr w:type="gramStart"/>
+            <w:r>
+              <w:t>1..</w:t>
+            </w:r>
+            <w:proofErr w:type="gramEnd"/>
+            <w:r>
+              <w:t>FR-3 load &amp; active sprint</w:t>
             </w:r>
           </w:p>
         </w:tc>
@@ -3776,12 +4663,40 @@
             <w:tcW w:w="4680" w:type="dxa"/>
           </w:tcPr>
           <w:p>
-            <w:r>
-              <w:rPr>
-                <w:rFonts w:ascii="Consolas" w:eastAsia="Consolas" w:hAnsi="Consolas" w:cs="Consolas"/>
-                <w:sz w:val="18"/>
-              </w:rPr>
-              <w:t>loadManageTicketTrackingPage (SprintService.loadActiveSprint)</w:t>
+            <w:pPr>
+              <w:cnfStyle w:val="000000100000" w:firstRow="0" w:lastRow="0" w:firstColumn="0" w:lastColumn="0" w:oddVBand="0" w:evenVBand="0" w:oddHBand="1" w:evenHBand="0" w:firstRowFirstColumn="0" w:firstRowLastColumn="0" w:lastRowFirstColumn="0" w:lastRowLastColumn="0"/>
+            </w:pPr>
+            <w:proofErr w:type="spellStart"/>
+            <w:r>
+              <w:rPr>
+                <w:rFonts w:ascii="Consolas" w:eastAsia="Consolas" w:hAnsi="Consolas" w:cs="Consolas"/>
+                <w:sz w:val="18"/>
+              </w:rPr>
+              <w:t>loadManageTicketTrackingPage</w:t>
+            </w:r>
+            <w:proofErr w:type="spellEnd"/>
+            <w:r>
+              <w:rPr>
+                <w:rFonts w:ascii="Consolas" w:eastAsia="Consolas" w:hAnsi="Consolas" w:cs="Consolas"/>
+                <w:sz w:val="18"/>
+              </w:rPr>
+              <w:t xml:space="preserve"> (</w:t>
+            </w:r>
+            <w:proofErr w:type="spellStart"/>
+            <w:r>
+              <w:rPr>
+                <w:rFonts w:ascii="Consolas" w:eastAsia="Consolas" w:hAnsi="Consolas" w:cs="Consolas"/>
+                <w:sz w:val="18"/>
+              </w:rPr>
+              <w:t>SprintService.loadActiveSprint</w:t>
+            </w:r>
+            <w:proofErr w:type="spellEnd"/>
+            <w:r>
+              <w:rPr>
+                <w:rFonts w:ascii="Consolas" w:eastAsia="Consolas" w:hAnsi="Consolas" w:cs="Consolas"/>
+                <w:sz w:val="18"/>
+              </w:rPr>
+              <w:t>)</w:t>
             </w:r>
           </w:p>
         </w:tc>
@@ -3789,6 +4704,7 @@
       <w:tr>
         <w:tc>
           <w:tcPr>
+            <w:cnfStyle w:val="001000000000" w:firstRow="0" w:lastRow="0" w:firstColumn="1" w:lastColumn="0" w:oddVBand="0" w:evenVBand="0" w:oddHBand="0" w:evenHBand="0" w:firstRowFirstColumn="0" w:firstRowLastColumn="0" w:lastRowFirstColumn="0" w:lastRowLastColumn="0"/>
             <w:tcW w:w="4680" w:type="dxa"/>
           </w:tcPr>
           <w:p>
@@ -3802,24 +4718,73 @@
             <w:tcW w:w="4680" w:type="dxa"/>
           </w:tcPr>
           <w:p>
-            <w:r>
-              <w:rPr>
-                <w:rFonts w:ascii="Consolas" w:eastAsia="Consolas" w:hAnsi="Consolas" w:cs="Consolas"/>
-                <w:sz w:val="18"/>
-              </w:rPr>
-              <w:t>loadManageTicketTrackingPage → sprintDateRange, storyPointsPercent</w:t>
-            </w:r>
+            <w:pPr>
+              <w:cnfStyle w:val="000000000000" w:firstRow="0" w:lastRow="0" w:firstColumn="0" w:lastColumn="0" w:oddVBand="0" w:evenVBand="0" w:oddHBand="0" w:evenHBand="0" w:firstRowFirstColumn="0" w:firstRowLastColumn="0" w:lastRowFirstColumn="0" w:lastRowLastColumn="0"/>
+            </w:pPr>
+            <w:proofErr w:type="spellStart"/>
+            <w:r>
+              <w:rPr>
+                <w:rFonts w:ascii="Consolas" w:eastAsia="Consolas" w:hAnsi="Consolas" w:cs="Consolas"/>
+                <w:sz w:val="18"/>
+              </w:rPr>
+              <w:t>loadManageTicketTrackingPage</w:t>
+            </w:r>
+            <w:proofErr w:type="spellEnd"/>
+            <w:r>
+              <w:rPr>
+                <w:rFonts w:ascii="Consolas" w:eastAsia="Consolas" w:hAnsi="Consolas" w:cs="Consolas"/>
+                <w:sz w:val="18"/>
+              </w:rPr>
+              <w:t xml:space="preserve"> → </w:t>
+            </w:r>
+            <w:proofErr w:type="spellStart"/>
+            <w:r>
+              <w:rPr>
+                <w:rFonts w:ascii="Consolas" w:eastAsia="Consolas" w:hAnsi="Consolas" w:cs="Consolas"/>
+                <w:sz w:val="18"/>
+              </w:rPr>
+              <w:t>sprintDateRange</w:t>
+            </w:r>
+            <w:proofErr w:type="spellEnd"/>
+            <w:r>
+              <w:rPr>
+                <w:rFonts w:ascii="Consolas" w:eastAsia="Consolas" w:hAnsi="Consolas" w:cs="Consolas"/>
+                <w:sz w:val="18"/>
+              </w:rPr>
+              <w:t xml:space="preserve">, </w:t>
+            </w:r>
+            <w:proofErr w:type="spellStart"/>
+            <w:r>
+              <w:rPr>
+                <w:rFonts w:ascii="Consolas" w:eastAsia="Consolas" w:hAnsi="Consolas" w:cs="Consolas"/>
+                <w:sz w:val="18"/>
+              </w:rPr>
+              <w:t>storyPointsPercent</w:t>
+            </w:r>
+            <w:proofErr w:type="spellEnd"/>
           </w:p>
         </w:tc>
       </w:tr>
       <w:tr>
-        <w:tc>
-          <w:tcPr>
+        <w:trPr>
+          <w:cnfStyle w:val="000000100000" w:firstRow="0" w:lastRow="0" w:firstColumn="0" w:lastColumn="0" w:oddVBand="0" w:evenVBand="0" w:oddHBand="1" w:evenHBand="0" w:firstRowFirstColumn="0" w:firstRowLastColumn="0" w:lastRowFirstColumn="0" w:lastRowLastColumn="0"/>
+        </w:trPr>
+        <w:tc>
+          <w:tcPr>
+            <w:cnfStyle w:val="001000000000" w:firstRow="0" w:lastRow="0" w:firstColumn="1" w:lastColumn="0" w:oddVBand="0" w:evenVBand="0" w:oddHBand="0" w:evenHBand="0" w:firstRowFirstColumn="0" w:firstRowLastColumn="0" w:lastRowFirstColumn="0" w:lastRowLastColumn="0"/>
             <w:tcW w:w="4680" w:type="dxa"/>
           </w:tcPr>
           <w:p>
             <w:r>
-              <w:t>FR-6..FR-8 columns &amp; cards</w:t>
+              <w:t>FR-</w:t>
+            </w:r>
+            <w:proofErr w:type="gramStart"/>
+            <w:r>
+              <w:t>6..</w:t>
+            </w:r>
+            <w:proofErr w:type="gramEnd"/>
+            <w:r>
+              <w:t>FR-8 columns &amp; cards</w:t>
             </w:r>
           </w:p>
         </w:tc>
@@ -3828,12 +4793,40 @@
             <w:tcW w:w="4680" w:type="dxa"/>
           </w:tcPr>
           <w:p>
-            <w:r>
-              <w:rPr>
-                <w:rFonts w:ascii="Consolas" w:eastAsia="Consolas" w:hAnsi="Consolas" w:cs="Consolas"/>
-                <w:sz w:val="18"/>
-              </w:rPr>
-              <w:t>buildColumns / buildSprintTickets (derived from the page load)</w:t>
+            <w:pPr>
+              <w:cnfStyle w:val="000000100000" w:firstRow="0" w:lastRow="0" w:firstColumn="0" w:lastColumn="0" w:oddVBand="0" w:evenVBand="0" w:oddHBand="1" w:evenHBand="0" w:firstRowFirstColumn="0" w:firstRowLastColumn="0" w:lastRowFirstColumn="0" w:lastRowLastColumn="0"/>
+            </w:pPr>
+            <w:proofErr w:type="spellStart"/>
+            <w:r>
+              <w:rPr>
+                <w:rFonts w:ascii="Consolas" w:eastAsia="Consolas" w:hAnsi="Consolas" w:cs="Consolas"/>
+                <w:sz w:val="18"/>
+              </w:rPr>
+              <w:t>buildColumns</w:t>
+            </w:r>
+            <w:proofErr w:type="spellEnd"/>
+            <w:r>
+              <w:rPr>
+                <w:rFonts w:ascii="Consolas" w:eastAsia="Consolas" w:hAnsi="Consolas" w:cs="Consolas"/>
+                <w:sz w:val="18"/>
+              </w:rPr>
+              <w:t xml:space="preserve"> / </w:t>
+            </w:r>
+            <w:proofErr w:type="spellStart"/>
+            <w:r>
+              <w:rPr>
+                <w:rFonts w:ascii="Consolas" w:eastAsia="Consolas" w:hAnsi="Consolas" w:cs="Consolas"/>
+                <w:sz w:val="18"/>
+              </w:rPr>
+              <w:t>buildSprintTickets</w:t>
+            </w:r>
+            <w:proofErr w:type="spellEnd"/>
+            <w:r>
+              <w:rPr>
+                <w:rFonts w:ascii="Consolas" w:eastAsia="Consolas" w:hAnsi="Consolas" w:cs="Consolas"/>
+                <w:sz w:val="18"/>
+              </w:rPr>
+              <w:t xml:space="preserve"> (derived from the page load)</w:t>
             </w:r>
           </w:p>
         </w:tc>
@@ -3841,6 +4834,7 @@
       <w:tr>
         <w:tc>
           <w:tcPr>
+            <w:cnfStyle w:val="001000000000" w:firstRow="0" w:lastRow="0" w:firstColumn="1" w:lastColumn="0" w:oddVBand="0" w:evenVBand="0" w:oddHBand="0" w:evenHBand="0" w:firstRowFirstColumn="0" w:firstRowLastColumn="0" w:lastRowFirstColumn="0" w:lastRowLastColumn="0"/>
             <w:tcW w:w="4680" w:type="dxa"/>
           </w:tcPr>
           <w:p>
@@ -3854,24 +4848,73 @@
             <w:tcW w:w="4680" w:type="dxa"/>
           </w:tcPr>
           <w:p>
-            <w:r>
-              <w:rPr>
-                <w:rFonts w:ascii="Consolas" w:eastAsia="Consolas" w:hAnsi="Consolas" w:cs="Consolas"/>
-                <w:sz w:val="18"/>
-              </w:rPr>
-              <w:t>isEndStatus (statuses.isEnd__c) → data-end-status CSS</w:t>
+            <w:pPr>
+              <w:cnfStyle w:val="000000000000" w:firstRow="0" w:lastRow="0" w:firstColumn="0" w:lastColumn="0" w:oddVBand="0" w:evenVBand="0" w:oddHBand="0" w:evenHBand="0" w:firstRowFirstColumn="0" w:firstRowLastColumn="0" w:lastRowFirstColumn="0" w:lastRowLastColumn="0"/>
+            </w:pPr>
+            <w:proofErr w:type="spellStart"/>
+            <w:r>
+              <w:rPr>
+                <w:rFonts w:ascii="Consolas" w:eastAsia="Consolas" w:hAnsi="Consolas" w:cs="Consolas"/>
+                <w:sz w:val="18"/>
+              </w:rPr>
+              <w:t>isEndStatus</w:t>
+            </w:r>
+            <w:proofErr w:type="spellEnd"/>
+            <w:r>
+              <w:rPr>
+                <w:rFonts w:ascii="Consolas" w:eastAsia="Consolas" w:hAnsi="Consolas" w:cs="Consolas"/>
+                <w:sz w:val="18"/>
+              </w:rPr>
+              <w:t xml:space="preserve"> (</w:t>
+            </w:r>
+            <w:proofErr w:type="gramStart"/>
+            <w:r>
+              <w:rPr>
+                <w:rFonts w:ascii="Consolas" w:eastAsia="Consolas" w:hAnsi="Consolas" w:cs="Consolas"/>
+                <w:sz w:val="18"/>
+              </w:rPr>
+              <w:t>statuses.</w:t>
+            </w:r>
+            <w:proofErr w:type="spellStart"/>
+            <w:r>
+              <w:rPr>
+                <w:rFonts w:ascii="Consolas" w:eastAsia="Consolas" w:hAnsi="Consolas" w:cs="Consolas"/>
+                <w:sz w:val="18"/>
+              </w:rPr>
+              <w:t>isEnd</w:t>
+            </w:r>
+            <w:proofErr w:type="spellEnd"/>
+            <w:proofErr w:type="gramEnd"/>
+            <w:r>
+              <w:rPr>
+                <w:rFonts w:ascii="Consolas" w:eastAsia="Consolas" w:hAnsi="Consolas" w:cs="Consolas"/>
+                <w:sz w:val="18"/>
+              </w:rPr>
+              <w:t>__c) → data-end-status CSS</w:t>
             </w:r>
           </w:p>
         </w:tc>
       </w:tr>
       <w:tr>
-        <w:tc>
-          <w:tcPr>
+        <w:trPr>
+          <w:cnfStyle w:val="000000100000" w:firstRow="0" w:lastRow="0" w:firstColumn="0" w:lastColumn="0" w:oddVBand="0" w:evenVBand="0" w:oddHBand="1" w:evenHBand="0" w:firstRowFirstColumn="0" w:firstRowLastColumn="0" w:lastRowFirstColumn="0" w:lastRowLastColumn="0"/>
+        </w:trPr>
+        <w:tc>
+          <w:tcPr>
+            <w:cnfStyle w:val="001000000000" w:firstRow="0" w:lastRow="0" w:firstColumn="1" w:lastColumn="0" w:oddVBand="0" w:evenVBand="0" w:oddHBand="0" w:evenHBand="0" w:firstRowFirstColumn="0" w:firstRowLastColumn="0" w:lastRowFirstColumn="0" w:lastRowLastColumn="0"/>
             <w:tcW w:w="4680" w:type="dxa"/>
           </w:tcPr>
           <w:p>
             <w:r>
-              <w:t>FR-10..FR-14 move</w:t>
+              <w:t>FR-</w:t>
+            </w:r>
+            <w:proofErr w:type="gramStart"/>
+            <w:r>
+              <w:t>10..</w:t>
+            </w:r>
+            <w:proofErr w:type="gramEnd"/>
+            <w:r>
+              <w:t>FR-14 move</w:t>
             </w:r>
           </w:p>
         </w:tc>
@@ -3880,24 +4923,70 @@
             <w:tcW w:w="4680" w:type="dxa"/>
           </w:tcPr>
           <w:p>
-            <w:r>
-              <w:rPr>
-                <w:rFonts w:ascii="Consolas" w:eastAsia="Consolas" w:hAnsi="Consolas" w:cs="Consolas"/>
-                <w:sz w:val="18"/>
-              </w:rPr>
-              <w:t>getValidTargetStatusIds, findTransitionId (client) → changeTicketState</w:t>
-            </w:r>
+            <w:pPr>
+              <w:cnfStyle w:val="000000100000" w:firstRow="0" w:lastRow="0" w:firstColumn="0" w:lastColumn="0" w:oddVBand="0" w:evenVBand="0" w:oddHBand="1" w:evenHBand="0" w:firstRowFirstColumn="0" w:firstRowLastColumn="0" w:lastRowFirstColumn="0" w:lastRowLastColumn="0"/>
+            </w:pPr>
+            <w:proofErr w:type="spellStart"/>
+            <w:r>
+              <w:rPr>
+                <w:rFonts w:ascii="Consolas" w:eastAsia="Consolas" w:hAnsi="Consolas" w:cs="Consolas"/>
+                <w:sz w:val="18"/>
+              </w:rPr>
+              <w:t>getValidTargetStatusIds</w:t>
+            </w:r>
+            <w:proofErr w:type="spellEnd"/>
+            <w:r>
+              <w:rPr>
+                <w:rFonts w:ascii="Consolas" w:eastAsia="Consolas" w:hAnsi="Consolas" w:cs="Consolas"/>
+                <w:sz w:val="18"/>
+              </w:rPr>
+              <w:t xml:space="preserve">, </w:t>
+            </w:r>
+            <w:proofErr w:type="spellStart"/>
+            <w:r>
+              <w:rPr>
+                <w:rFonts w:ascii="Consolas" w:eastAsia="Consolas" w:hAnsi="Consolas" w:cs="Consolas"/>
+                <w:sz w:val="18"/>
+              </w:rPr>
+              <w:t>findTransitionId</w:t>
+            </w:r>
+            <w:proofErr w:type="spellEnd"/>
+            <w:r>
+              <w:rPr>
+                <w:rFonts w:ascii="Consolas" w:eastAsia="Consolas" w:hAnsi="Consolas" w:cs="Consolas"/>
+                <w:sz w:val="18"/>
+              </w:rPr>
+              <w:t xml:space="preserve"> (client) → </w:t>
+            </w:r>
+            <w:proofErr w:type="spellStart"/>
+            <w:r>
+              <w:rPr>
+                <w:rFonts w:ascii="Consolas" w:eastAsia="Consolas" w:hAnsi="Consolas" w:cs="Consolas"/>
+                <w:sz w:val="18"/>
+              </w:rPr>
+              <w:t>changeTicketState</w:t>
+            </w:r>
+            <w:proofErr w:type="spellEnd"/>
           </w:p>
         </w:tc>
       </w:tr>
       <w:tr>
         <w:tc>
           <w:tcPr>
+            <w:cnfStyle w:val="001000000000" w:firstRow="0" w:lastRow="0" w:firstColumn="1" w:lastColumn="0" w:oddVBand="0" w:evenVBand="0" w:oddHBand="0" w:evenHBand="0" w:firstRowFirstColumn="0" w:firstRowLastColumn="0" w:lastRowFirstColumn="0" w:lastRowLastColumn="0"/>
             <w:tcW w:w="4680" w:type="dxa"/>
           </w:tcPr>
           <w:p>
             <w:r>
-              <w:t>FR-15..FR-17 open/close/summary</w:t>
+              <w:t>FR-</w:t>
+            </w:r>
+            <w:proofErr w:type="gramStart"/>
+            <w:r>
+              <w:t>15..</w:t>
+            </w:r>
+            <w:proofErr w:type="gramEnd"/>
+            <w:r>
+              <w:t>FR-17 open/close/summary</w:t>
             </w:r>
           </w:p>
         </w:tc>
@@ -3906,19 +4995,60 @@
             <w:tcW w:w="4680" w:type="dxa"/>
           </w:tcPr>
           <w:p>
-            <w:r>
-              <w:rPr>
-                <w:rFonts w:ascii="Consolas" w:eastAsia="Consolas" w:hAnsi="Consolas" w:cs="Consolas"/>
-                <w:sz w:val="18"/>
-              </w:rPr>
-              <w:t>ticketviewopen, closeticketview, updateTicketSummary</w:t>
-            </w:r>
+            <w:pPr>
+              <w:cnfStyle w:val="000000000000" w:firstRow="0" w:lastRow="0" w:firstColumn="0" w:lastColumn="0" w:oddVBand="0" w:evenVBand="0" w:oddHBand="0" w:evenHBand="0" w:firstRowFirstColumn="0" w:firstRowLastColumn="0" w:lastRowFirstColumn="0" w:lastRowLastColumn="0"/>
+            </w:pPr>
+            <w:proofErr w:type="spellStart"/>
+            <w:r>
+              <w:rPr>
+                <w:rFonts w:ascii="Consolas" w:eastAsia="Consolas" w:hAnsi="Consolas" w:cs="Consolas"/>
+                <w:sz w:val="18"/>
+              </w:rPr>
+              <w:t>ticketviewopen</w:t>
+            </w:r>
+            <w:proofErr w:type="spellEnd"/>
+            <w:r>
+              <w:rPr>
+                <w:rFonts w:ascii="Consolas" w:eastAsia="Consolas" w:hAnsi="Consolas" w:cs="Consolas"/>
+                <w:sz w:val="18"/>
+              </w:rPr>
+              <w:t xml:space="preserve">, </w:t>
+            </w:r>
+            <w:proofErr w:type="spellStart"/>
+            <w:r>
+              <w:rPr>
+                <w:rFonts w:ascii="Consolas" w:eastAsia="Consolas" w:hAnsi="Consolas" w:cs="Consolas"/>
+                <w:sz w:val="18"/>
+              </w:rPr>
+              <w:t>closeticketview</w:t>
+            </w:r>
+            <w:proofErr w:type="spellEnd"/>
+            <w:r>
+              <w:rPr>
+                <w:rFonts w:ascii="Consolas" w:eastAsia="Consolas" w:hAnsi="Consolas" w:cs="Consolas"/>
+                <w:sz w:val="18"/>
+              </w:rPr>
+              <w:t xml:space="preserve">, </w:t>
+            </w:r>
+            <w:proofErr w:type="spellStart"/>
+            <w:r>
+              <w:rPr>
+                <w:rFonts w:ascii="Consolas" w:eastAsia="Consolas" w:hAnsi="Consolas" w:cs="Consolas"/>
+                <w:sz w:val="18"/>
+              </w:rPr>
+              <w:t>updateTicketSummary</w:t>
+            </w:r>
+            <w:proofErr w:type="spellEnd"/>
           </w:p>
         </w:tc>
       </w:tr>
       <w:tr>
-        <w:tc>
-          <w:tcPr>
+        <w:trPr>
+          <w:cnfStyle w:val="000000100000" w:firstRow="0" w:lastRow="0" w:firstColumn="0" w:lastColumn="0" w:oddVBand="0" w:evenVBand="0" w:oddHBand="1" w:evenHBand="0" w:firstRowFirstColumn="0" w:firstRowLastColumn="0" w:lastRowFirstColumn="0" w:lastRowLastColumn="0"/>
+        </w:trPr>
+        <w:tc>
+          <w:tcPr>
+            <w:cnfStyle w:val="001000000000" w:firstRow="0" w:lastRow="0" w:firstColumn="1" w:lastColumn="0" w:oddVBand="0" w:evenVBand="0" w:oddHBand="0" w:evenHBand="0" w:firstRowFirstColumn="0" w:firstRowLastColumn="0" w:lastRowFirstColumn="0" w:lastRowLastColumn="0"/>
             <w:tcW w:w="4680" w:type="dxa"/>
           </w:tcPr>
           <w:p>
@@ -3932,6 +5062,10 @@
             <w:tcW w:w="4680" w:type="dxa"/>
           </w:tcPr>
           <w:p>
+            <w:pPr>
+              <w:cnfStyle w:val="000000100000" w:firstRow="0" w:lastRow="0" w:firstColumn="0" w:lastColumn="0" w:oddVBand="0" w:evenVBand="0" w:oddHBand="1" w:evenHBand="0" w:firstRowFirstColumn="0" w:firstRowLastColumn="0" w:lastRowFirstColumn="0" w:lastRowLastColumn="0"/>
+            </w:pPr>
+            <w:proofErr w:type="spellStart"/>
             <w:r>
               <w:rPr>
                 <w:rFonts w:ascii="Consolas" w:eastAsia="Consolas" w:hAnsi="Consolas" w:cs="Consolas"/>
@@ -3939,12 +5073,14 @@
               </w:rPr>
               <w:t>changeTicketState</w:t>
             </w:r>
+            <w:proofErr w:type="spellEnd"/>
           </w:p>
         </w:tc>
       </w:tr>
       <w:tr>
         <w:tc>
           <w:tcPr>
+            <w:cnfStyle w:val="001000000000" w:firstRow="0" w:lastRow="0" w:firstColumn="1" w:lastColumn="0" w:oddVBand="0" w:evenVBand="0" w:oddHBand="0" w:evenHBand="0" w:firstRowFirstColumn="0" w:firstRowLastColumn="0" w:lastRowFirstColumn="0" w:lastRowLastColumn="0"/>
             <w:tcW w:w="4680" w:type="dxa"/>
           </w:tcPr>
           <w:p>
@@ -3958,6 +5094,10 @@
             <w:tcW w:w="4680" w:type="dxa"/>
           </w:tcPr>
           <w:p>
+            <w:pPr>
+              <w:cnfStyle w:val="000000000000" w:firstRow="0" w:lastRow="0" w:firstColumn="0" w:lastColumn="0" w:oddVBand="0" w:evenVBand="0" w:oddHBand="0" w:evenHBand="0" w:firstRowFirstColumn="0" w:firstRowLastColumn="0" w:lastRowFirstColumn="0" w:lastRowLastColumn="0"/>
+            </w:pPr>
+            <w:proofErr w:type="spellStart"/>
             <w:r>
               <w:rPr>
                 <w:rFonts w:ascii="Consolas" w:eastAsia="Consolas" w:hAnsi="Consolas" w:cs="Consolas"/>
@@ -3965,12 +5105,17 @@
               </w:rPr>
               <w:t>updateTicketDescription</w:t>
             </w:r>
+            <w:proofErr w:type="spellEnd"/>
           </w:p>
         </w:tc>
       </w:tr>
       <w:tr>
-        <w:tc>
-          <w:tcPr>
+        <w:trPr>
+          <w:cnfStyle w:val="000000100000" w:firstRow="0" w:lastRow="0" w:firstColumn="0" w:lastColumn="0" w:oddVBand="0" w:evenVBand="0" w:oddHBand="1" w:evenHBand="0" w:firstRowFirstColumn="0" w:firstRowLastColumn="0" w:lastRowFirstColumn="0" w:lastRowLastColumn="0"/>
+        </w:trPr>
+        <w:tc>
+          <w:tcPr>
+            <w:cnfStyle w:val="001000000000" w:firstRow="0" w:lastRow="0" w:firstColumn="1" w:lastColumn="0" w:oddVBand="0" w:evenVBand="0" w:oddHBand="0" w:evenHBand="0" w:firstRowFirstColumn="0" w:firstRowLastColumn="0" w:lastRowFirstColumn="0" w:lastRowLastColumn="0"/>
             <w:tcW w:w="4680" w:type="dxa"/>
           </w:tcPr>
           <w:p>
@@ -3984,19 +5129,73 @@
             <w:tcW w:w="4680" w:type="dxa"/>
           </w:tcPr>
           <w:p>
-            <w:r>
-              <w:rPr>
-                <w:rFonts w:ascii="Consolas" w:eastAsia="Consolas" w:hAnsi="Consolas" w:cs="Consolas"/>
-                <w:sz w:val="18"/>
-              </w:rPr>
-              <w:t>loadTicketLinkedTo, loadTicketLinkTypes, loadTicketBySearchTerm, linkToTicket</w:t>
-            </w:r>
+            <w:pPr>
+              <w:cnfStyle w:val="000000100000" w:firstRow="0" w:lastRow="0" w:firstColumn="0" w:lastColumn="0" w:oddVBand="0" w:evenVBand="0" w:oddHBand="1" w:evenHBand="0" w:firstRowFirstColumn="0" w:firstRowLastColumn="0" w:lastRowFirstColumn="0" w:lastRowLastColumn="0"/>
+            </w:pPr>
+            <w:proofErr w:type="spellStart"/>
+            <w:r>
+              <w:rPr>
+                <w:rFonts w:ascii="Consolas" w:eastAsia="Consolas" w:hAnsi="Consolas" w:cs="Consolas"/>
+                <w:sz w:val="18"/>
+              </w:rPr>
+              <w:t>loadTicketLinkedTo</w:t>
+            </w:r>
+            <w:proofErr w:type="spellEnd"/>
+            <w:r>
+              <w:rPr>
+                <w:rFonts w:ascii="Consolas" w:eastAsia="Consolas" w:hAnsi="Consolas" w:cs="Consolas"/>
+                <w:sz w:val="18"/>
+              </w:rPr>
+              <w:t xml:space="preserve">, </w:t>
+            </w:r>
+            <w:proofErr w:type="spellStart"/>
+            <w:r>
+              <w:rPr>
+                <w:rFonts w:ascii="Consolas" w:eastAsia="Consolas" w:hAnsi="Consolas" w:cs="Consolas"/>
+                <w:sz w:val="18"/>
+              </w:rPr>
+              <w:t>loadTicketLinkTypes</w:t>
+            </w:r>
+            <w:proofErr w:type="spellEnd"/>
+            <w:r>
+              <w:rPr>
+                <w:rFonts w:ascii="Consolas" w:eastAsia="Consolas" w:hAnsi="Consolas" w:cs="Consolas"/>
+                <w:sz w:val="18"/>
+              </w:rPr>
+              <w:t xml:space="preserve">, </w:t>
+            </w:r>
+            <w:proofErr w:type="spellStart"/>
+            <w:r>
+              <w:rPr>
+                <w:rFonts w:ascii="Consolas" w:eastAsia="Consolas" w:hAnsi="Consolas" w:cs="Consolas"/>
+                <w:sz w:val="18"/>
+              </w:rPr>
+              <w:t>loadTicketBySearchTerm</w:t>
+            </w:r>
+            <w:proofErr w:type="spellEnd"/>
+            <w:r>
+              <w:rPr>
+                <w:rFonts w:ascii="Consolas" w:eastAsia="Consolas" w:hAnsi="Consolas" w:cs="Consolas"/>
+                <w:sz w:val="18"/>
+              </w:rPr>
+              <w:t xml:space="preserve">, </w:t>
+            </w:r>
+            <w:proofErr w:type="spellStart"/>
+            <w:r>
+              <w:rPr>
+                <w:rFonts w:ascii="Consolas" w:eastAsia="Consolas" w:hAnsi="Consolas" w:cs="Consolas"/>
+                <w:sz w:val="18"/>
+              </w:rPr>
+              <w:t>linkToTicket</w:t>
+            </w:r>
+            <w:proofErr w:type="spellEnd"/>
           </w:p>
         </w:tc>
       </w:tr>
       <w:tr>
         <w:tc>
           <w:tcPr>
+            <w:cnfStyle w:val="001000000000" w:firstRow="0" w:lastRow="0" w:firstColumn="1" w:lastColumn="0" w:oddVBand="0" w:evenVBand="0" w:oddHBand="0" w:evenHBand="0" w:firstRowFirstColumn="0" w:firstRowLastColumn="0" w:lastRowFirstColumn="0" w:lastRowLastColumn="0"/>
             <w:tcW w:w="4680" w:type="dxa"/>
           </w:tcPr>
           <w:p>
@@ -4010,19 +5209,44 @@
             <w:tcW w:w="4680" w:type="dxa"/>
           </w:tcPr>
           <w:p>
-            <w:r>
-              <w:rPr>
-                <w:rFonts w:ascii="Consolas" w:eastAsia="Consolas" w:hAnsi="Consolas" w:cs="Consolas"/>
-                <w:sz w:val="18"/>
-              </w:rPr>
-              <w:t>loadSubtasks, createSubtask</w:t>
-            </w:r>
+            <w:pPr>
+              <w:cnfStyle w:val="000000000000" w:firstRow="0" w:lastRow="0" w:firstColumn="0" w:lastColumn="0" w:oddVBand="0" w:evenVBand="0" w:oddHBand="0" w:evenHBand="0" w:firstRowFirstColumn="0" w:firstRowLastColumn="0" w:lastRowFirstColumn="0" w:lastRowLastColumn="0"/>
+            </w:pPr>
+            <w:proofErr w:type="spellStart"/>
+            <w:r>
+              <w:rPr>
+                <w:rFonts w:ascii="Consolas" w:eastAsia="Consolas" w:hAnsi="Consolas" w:cs="Consolas"/>
+                <w:sz w:val="18"/>
+              </w:rPr>
+              <w:t>loadSubtasks</w:t>
+            </w:r>
+            <w:proofErr w:type="spellEnd"/>
+            <w:r>
+              <w:rPr>
+                <w:rFonts w:ascii="Consolas" w:eastAsia="Consolas" w:hAnsi="Consolas" w:cs="Consolas"/>
+                <w:sz w:val="18"/>
+              </w:rPr>
+              <w:t xml:space="preserve">, </w:t>
+            </w:r>
+            <w:proofErr w:type="spellStart"/>
+            <w:r>
+              <w:rPr>
+                <w:rFonts w:ascii="Consolas" w:eastAsia="Consolas" w:hAnsi="Consolas" w:cs="Consolas"/>
+                <w:sz w:val="18"/>
+              </w:rPr>
+              <w:t>createSubtask</w:t>
+            </w:r>
+            <w:proofErr w:type="spellEnd"/>
           </w:p>
         </w:tc>
       </w:tr>
       <w:tr>
-        <w:tc>
-          <w:tcPr>
+        <w:trPr>
+          <w:cnfStyle w:val="000000100000" w:firstRow="0" w:lastRow="0" w:firstColumn="0" w:lastColumn="0" w:oddVBand="0" w:evenVBand="0" w:oddHBand="1" w:evenHBand="0" w:firstRowFirstColumn="0" w:firstRowLastColumn="0" w:lastRowFirstColumn="0" w:lastRowLastColumn="0"/>
+        </w:trPr>
+        <w:tc>
+          <w:tcPr>
+            <w:cnfStyle w:val="001000000000" w:firstRow="0" w:lastRow="0" w:firstColumn="1" w:lastColumn="0" w:oddVBand="0" w:evenVBand="0" w:oddHBand="0" w:evenHBand="0" w:firstRowFirstColumn="0" w:firstRowLastColumn="0" w:lastRowFirstColumn="0" w:lastRowLastColumn="0"/>
             <w:tcW w:w="4680" w:type="dxa"/>
           </w:tcPr>
           <w:p>
@@ -4036,6 +5260,10 @@
             <w:tcW w:w="4680" w:type="dxa"/>
           </w:tcPr>
           <w:p>
+            <w:pPr>
+              <w:cnfStyle w:val="000000100000" w:firstRow="0" w:lastRow="0" w:firstColumn="0" w:lastColumn="0" w:oddVBand="0" w:evenVBand="0" w:oddHBand="1" w:evenHBand="0" w:firstRowFirstColumn="0" w:firstRowLastColumn="0" w:lastRowFirstColumn="0" w:lastRowLastColumn="0"/>
+            </w:pPr>
+            <w:proofErr w:type="spellStart"/>
             <w:r>
               <w:rPr>
                 <w:rFonts w:ascii="Consolas" w:eastAsia="Consolas" w:hAnsi="Consolas" w:cs="Consolas"/>
@@ -4043,12 +5271,14 @@
               </w:rPr>
               <w:t>loadTicketHistory</w:t>
             </w:r>
+            <w:proofErr w:type="spellEnd"/>
           </w:p>
         </w:tc>
       </w:tr>
       <w:tr>
         <w:tc>
           <w:tcPr>
+            <w:cnfStyle w:val="001000000000" w:firstRow="0" w:lastRow="0" w:firstColumn="1" w:lastColumn="0" w:oddVBand="0" w:evenVBand="0" w:oddHBand="0" w:evenHBand="0" w:firstRowFirstColumn="0" w:firstRowLastColumn="0" w:lastRowFirstColumn="0" w:lastRowLastColumn="0"/>
             <w:tcW w:w="4680" w:type="dxa"/>
           </w:tcPr>
           <w:p>
@@ -4062,13 +5292,34 @@
             <w:tcW w:w="4680" w:type="dxa"/>
           </w:tcPr>
           <w:p>
-            <w:r>
-              <w:rPr>
-                <w:rFonts w:ascii="Consolas" w:eastAsia="Consolas" w:hAnsi="Consolas" w:cs="Consolas"/>
-                <w:sz w:val="18"/>
-              </w:rPr>
-              <w:t>loadTicketComments, createTicketComment</w:t>
-            </w:r>
+            <w:pPr>
+              <w:cnfStyle w:val="000000000000" w:firstRow="0" w:lastRow="0" w:firstColumn="0" w:lastColumn="0" w:oddVBand="0" w:evenVBand="0" w:oddHBand="0" w:evenHBand="0" w:firstRowFirstColumn="0" w:firstRowLastColumn="0" w:lastRowFirstColumn="0" w:lastRowLastColumn="0"/>
+            </w:pPr>
+            <w:proofErr w:type="spellStart"/>
+            <w:r>
+              <w:rPr>
+                <w:rFonts w:ascii="Consolas" w:eastAsia="Consolas" w:hAnsi="Consolas" w:cs="Consolas"/>
+                <w:sz w:val="18"/>
+              </w:rPr>
+              <w:t>loadTicketComments</w:t>
+            </w:r>
+            <w:proofErr w:type="spellEnd"/>
+            <w:r>
+              <w:rPr>
+                <w:rFonts w:ascii="Consolas" w:eastAsia="Consolas" w:hAnsi="Consolas" w:cs="Consolas"/>
+                <w:sz w:val="18"/>
+              </w:rPr>
+              <w:t xml:space="preserve">, </w:t>
+            </w:r>
+            <w:proofErr w:type="spellStart"/>
+            <w:r>
+              <w:rPr>
+                <w:rFonts w:ascii="Consolas" w:eastAsia="Consolas" w:hAnsi="Consolas" w:cs="Consolas"/>
+                <w:sz w:val="18"/>
+              </w:rPr>
+              <w:t>createTicketComment</w:t>
+            </w:r>
+            <w:proofErr w:type="spellEnd"/>
           </w:p>
         </w:tc>
       </w:tr>
@@ -4914,6 +6165,66 @@
       <w:szCs w:val="20"/>
     </w:rPr>
   </w:style>
+  <w:style w:type="table" w:styleId="PlainTable1">
+    <w:name w:val="Plain Table 1"/>
+    <w:basedOn w:val="TableNormal"/>
+    <w:uiPriority w:val="41"/>
+    <w:rsid w:val="00B96AE1"/>
+    <w:tblPr>
+      <w:tblStyleRowBandSize w:val="1"/>
+      <w:tblStyleColBandSize w:val="1"/>
+      <w:tblBorders>
+        <w:top w:val="single" w:sz="4" w:space="0" w:color="BFBFBF" w:themeColor="background1" w:themeShade="BF"/>
+        <w:left w:val="single" w:sz="4" w:space="0" w:color="BFBFBF" w:themeColor="background1" w:themeShade="BF"/>
+        <w:bottom w:val="single" w:sz="4" w:space="0" w:color="BFBFBF" w:themeColor="background1" w:themeShade="BF"/>
+        <w:right w:val="single" w:sz="4" w:space="0" w:color="BFBFBF" w:themeColor="background1" w:themeShade="BF"/>
+        <w:insideH w:val="single" w:sz="4" w:space="0" w:color="BFBFBF" w:themeColor="background1" w:themeShade="BF"/>
+        <w:insideV w:val="single" w:sz="4" w:space="0" w:color="BFBFBF" w:themeColor="background1" w:themeShade="BF"/>
+      </w:tblBorders>
+    </w:tblPr>
+    <w:tblStylePr w:type="firstRow">
+      <w:rPr>
+        <w:b/>
+        <w:bCs/>
+      </w:rPr>
+    </w:tblStylePr>
+    <w:tblStylePr w:type="lastRow">
+      <w:rPr>
+        <w:b/>
+        <w:bCs/>
+      </w:rPr>
+      <w:tblPr/>
+      <w:tcPr>
+        <w:tcBorders>
+          <w:top w:val="double" w:sz="4" w:space="0" w:color="BFBFBF" w:themeColor="background1" w:themeShade="BF"/>
+        </w:tcBorders>
+      </w:tcPr>
+    </w:tblStylePr>
+    <w:tblStylePr w:type="firstCol">
+      <w:rPr>
+        <w:b/>
+        <w:bCs/>
+      </w:rPr>
+    </w:tblStylePr>
+    <w:tblStylePr w:type="lastCol">
+      <w:rPr>
+        <w:b/>
+        <w:bCs/>
+      </w:rPr>
+    </w:tblStylePr>
+    <w:tblStylePr w:type="band1Vert">
+      <w:tblPr/>
+      <w:tcPr>
+        <w:shd w:val="clear" w:color="auto" w:fill="F2F2F2" w:themeFill="background1" w:themeFillShade="F2"/>
+      </w:tcPr>
+    </w:tblStylePr>
+    <w:tblStylePr w:type="band1Horz">
+      <w:tblPr/>
+      <w:tcPr>
+        <w:shd w:val="clear" w:color="auto" w:fill="F2F2F2" w:themeFill="background1" w:themeFillShade="F2"/>
+      </w:tcPr>
+    </w:tblStylePr>
+  </w:style>
 </w:styles>
 </file>
 
